--- a/docs/[수업중 2-7]JWT토큰인증 Student-StudentDetail-Department.docx
+++ b/docs/[수업중 2-7]JWT토큰인증 Student-StudentDetail-Department.docx
@@ -3644,7 +3644,23 @@
           <w:rFonts w:ascii="D2Coding" w:eastAsia="D2Coding" w:hAnsi="Consolas" w:cs="Consolas"/>
           <w:sz w:val="17"/>
         </w:rPr>
-        <w:t>, password )</w:t>
+        <w:t xml:space="preserve">, </w:t>
+      </w:r>
+      <w:proofErr w:type="spellStart"/>
+      <w:r>
+        <w:rPr>
+          <w:rFonts w:ascii="D2Coding" w:eastAsia="D2Coding" w:hAnsi="Consolas" w:cs="Consolas"/>
+          <w:sz w:val="17"/>
+        </w:rPr>
+        <w:t>password</w:t>
+      </w:r>
+      <w:proofErr w:type="spellEnd"/>
+      <w:r>
+        <w:rPr>
+          <w:rFonts w:ascii="D2Coding" w:eastAsia="D2Coding" w:hAnsi="Consolas" w:cs="Consolas"/>
+          <w:sz w:val="17"/>
+        </w:rPr>
+        <w:t xml:space="preserve"> )</w:t>
       </w:r>
     </w:p>
     <w:p>
@@ -4704,6 +4720,7 @@
           <w:b/>
           <w:sz w:val="20"/>
         </w:rPr>
+        <w:lastRenderedPageBreak/>
         <w:t>기존 클래스에서 달라진 것</w:t>
       </w:r>
     </w:p>
@@ -4749,7 +4766,6 @@
                 <w:b/>
                 <w:sz w:val="18"/>
               </w:rPr>
-              <w:lastRenderedPageBreak/>
               <w:t>클래스</w:t>
             </w:r>
           </w:p>
@@ -5543,6 +5559,7 @@
           <w:rFonts w:ascii="D2Coding" w:eastAsia="D2Coding" w:hAnsi="Consolas" w:cs="Consolas"/>
           <w:sz w:val="17"/>
         </w:rPr>
+        <w:lastRenderedPageBreak/>
         <w:t>[클라이언트]  200 OK  { "accessToken":"eyJ...", "tokenType":"Bearer", "expiresIn":3600 }</w:t>
       </w:r>
     </w:p>
@@ -5555,7 +5572,6 @@
           <w:rFonts w:ascii="맑은 고딕" w:eastAsia="맑은 고딕" w:hAnsi="맑은 고딕" w:cs="맑은 고딕"/>
           <w:sz w:val="20"/>
         </w:rPr>
-        <w:lastRenderedPageBreak/>
         <w:t xml:space="preserve">로그인 API 의 핵심 코드다. 인증에 실패하면 authenticate() 가 예외를 던지므로 </w:t>
       </w:r>
       <w:r>
@@ -7030,9 +7046,6 @@
     <w:p>
       <w:pPr>
         <w:spacing w:before="40" w:after="40" w:line="264" w:lineRule="auto"/>
-        <w:rPr>
-          <w:rFonts w:hint="eastAsia"/>
-        </w:rPr>
       </w:pPr>
     </w:p>
     <w:p>
@@ -7055,6 +7068,7 @@
           <w:sz w:val="17"/>
           <w:lang w:val="en-US"/>
         </w:rPr>
+        <w:lastRenderedPageBreak/>
         <w:t>private</w:t>
       </w:r>
       <w:proofErr w:type="spellEnd"/>
@@ -7439,7 +7453,6 @@
           <w:sz w:val="17"/>
           <w:lang w:val="en-US"/>
         </w:rPr>
-        <w:lastRenderedPageBreak/>
         <w:t xml:space="preserve">        </w:t>
       </w:r>
       <w:proofErr w:type="spellStart"/>
@@ -8957,6 +8970,7 @@
           <w:sz w:val="17"/>
           <w:lang w:val="en-US"/>
         </w:rPr>
+        <w:lastRenderedPageBreak/>
         <w:t xml:space="preserve"> </w:t>
       </w:r>
     </w:p>
@@ -9217,12 +9231,14 @@
         <w:rPr>
           <w:rFonts w:ascii="D2Coding" w:hAnsi="Consolas" w:cs="Consolas"/>
           <w:sz w:val="17"/>
-        </w:rPr>
-      </w:pPr>
-      <w:r>
-        <w:rPr>
-          <w:rFonts w:ascii="D2Coding" w:eastAsia="D2Coding" w:hAnsi="Consolas" w:cs="Consolas"/>
-          <w:sz w:val="17"/>
+          <w:lang w:val="en-US"/>
+        </w:rPr>
+      </w:pPr>
+      <w:r>
+        <w:rPr>
+          <w:rFonts w:ascii="D2Coding" w:eastAsia="D2Coding" w:hAnsi="Consolas" w:cs="Consolas"/>
+          <w:sz w:val="17"/>
+          <w:lang w:val="en-US"/>
         </w:rPr>
         <w:t>&lt;/</w:t>
       </w:r>
@@ -9231,6 +9247,7 @@
         <w:rPr>
           <w:rFonts w:ascii="D2Coding" w:eastAsia="D2Coding" w:hAnsi="Consolas" w:cs="Consolas"/>
           <w:sz w:val="17"/>
+          <w:lang w:val="en-US"/>
         </w:rPr>
         <w:t>dependency</w:t>
       </w:r>
@@ -9239,6 +9256,7 @@
         <w:rPr>
           <w:rFonts w:ascii="D2Coding" w:eastAsia="D2Coding" w:hAnsi="Consolas" w:cs="Consolas"/>
           <w:sz w:val="17"/>
+          <w:lang w:val="en-US"/>
         </w:rPr>
         <w:t>&gt;</w:t>
       </w:r>
@@ -9456,7 +9474,6 @@
           <w:sz w:val="17"/>
           <w:lang w:val="en-US"/>
         </w:rPr>
-        <w:lastRenderedPageBreak/>
         <w:t>&lt;version&gt;0.12.7&lt;/version&gt;</w:t>
       </w:r>
     </w:p>
@@ -9779,15 +9796,57 @@
     <w:p>
       <w:pPr>
         <w:spacing w:before="260" w:after="80" w:line="264" w:lineRule="auto"/>
-      </w:pPr>
-      <w:r>
         <w:rPr>
           <w:rFonts w:ascii="맑은 고딕" w:eastAsia="맑은 고딕" w:hAnsi="맑은 고딕" w:cs="맑은 고딕"/>
           <w:b/>
           <w:color w:val="2E5496"/>
         </w:rPr>
-        <w:t>Step 2. 사용자 엔티티와 리포지토리 ( security/models )</w:t>
-      </w:r>
+      </w:pPr>
+      <w:r>
+        <w:rPr>
+          <w:rFonts w:ascii="맑은 고딕" w:eastAsia="맑은 고딕" w:hAnsi="맑은 고딕" w:cs="맑은 고딕"/>
+          <w:b/>
+          <w:color w:val="2E5496"/>
+        </w:rPr>
+        <w:t xml:space="preserve">Step 2. 사용자 엔티티와 리포지토리 </w:t>
+      </w:r>
+      <w:proofErr w:type="gramStart"/>
+      <w:r>
+        <w:rPr>
+          <w:rFonts w:ascii="맑은 고딕" w:eastAsia="맑은 고딕" w:hAnsi="맑은 고딕" w:cs="맑은 고딕"/>
+          <w:b/>
+          <w:color w:val="2E5496"/>
+        </w:rPr>
+        <w:t>( security</w:t>
+      </w:r>
+      <w:proofErr w:type="gramEnd"/>
+      <w:r>
+        <w:rPr>
+          <w:rFonts w:ascii="맑은 고딕" w:eastAsia="맑은 고딕" w:hAnsi="맑은 고딕" w:cs="맑은 고딕"/>
+          <w:b/>
+          <w:color w:val="2E5496"/>
+        </w:rPr>
+        <w:t>/models )</w:t>
+      </w:r>
+    </w:p>
+    <w:p>
+      <w:pPr>
+        <w:spacing w:before="260" w:after="80" w:line="264" w:lineRule="auto"/>
+        <w:rPr>
+          <w:sz w:val="16"/>
+          <w:szCs w:val="16"/>
+        </w:rPr>
+      </w:pPr>
+      <w:hyperlink r:id="rId8" w:history="1">
+        <w:r>
+          <w:rPr>
+            <w:rStyle w:val="a5"/>
+            <w:sz w:val="16"/>
+            <w:szCs w:val="16"/>
+          </w:rPr>
+          <w:t>https://github.com/vega2k8s/MySpringBootProject/blob/student1toN_Paging_JWT/src/main/java/com/basic/myspringboot/security/models/UserInfo.java</w:t>
+        </w:r>
+      </w:hyperlink>
     </w:p>
     <w:p>
       <w:pPr>
@@ -9804,8 +9863,17 @@
           <w:rFonts w:ascii="D2Coding" w:eastAsia="D2Coding" w:hAnsi="Consolas" w:cs="Consolas"/>
           <w:sz w:val="17"/>
         </w:rPr>
-        <w:t>@Entity</w:t>
-      </w:r>
+        <w:t>@</w:t>
+      </w:r>
+      <w:proofErr w:type="spellStart"/>
+      <w:r>
+        <w:rPr>
+          <w:rFonts w:ascii="D2Coding" w:eastAsia="D2Coding" w:hAnsi="Consolas" w:cs="Consolas"/>
+          <w:sz w:val="17"/>
+        </w:rPr>
+        <w:t>Entity</w:t>
+      </w:r>
+      <w:proofErr w:type="spellEnd"/>
     </w:p>
     <w:p>
       <w:pPr>
@@ -10575,20 +10643,73 @@
     <w:p>
       <w:pPr>
         <w:spacing w:before="260" w:after="80" w:line="264" w:lineRule="auto"/>
-      </w:pPr>
-      <w:r>
         <w:rPr>
           <w:rFonts w:ascii="맑은 고딕" w:eastAsia="맑은 고딕" w:hAnsi="맑은 고딕" w:cs="맑은 고딕"/>
           <w:b/>
           <w:color w:val="2E5496"/>
         </w:rPr>
-        <w:t>Step 3. UserDetails 와 UserDetailsService ( security/models, security/service )</w:t>
-      </w:r>
+      </w:pPr>
+      <w:r>
+        <w:rPr>
+          <w:rFonts w:ascii="맑은 고딕" w:eastAsia="맑은 고딕" w:hAnsi="맑은 고딕" w:cs="맑은 고딕"/>
+          <w:b/>
+          <w:color w:val="2E5496"/>
+        </w:rPr>
+        <w:t xml:space="preserve">Step 3. UserDetails 와 UserDetailsService </w:t>
+      </w:r>
+      <w:proofErr w:type="gramStart"/>
+      <w:r>
+        <w:rPr>
+          <w:rFonts w:ascii="맑은 고딕" w:eastAsia="맑은 고딕" w:hAnsi="맑은 고딕" w:cs="맑은 고딕"/>
+          <w:b/>
+          <w:color w:val="2E5496"/>
+        </w:rPr>
+        <w:t>( security</w:t>
+      </w:r>
+      <w:proofErr w:type="gramEnd"/>
+      <w:r>
+        <w:rPr>
+          <w:rFonts w:ascii="맑은 고딕" w:eastAsia="맑은 고딕" w:hAnsi="맑은 고딕" w:cs="맑은 고딕"/>
+          <w:b/>
+          <w:color w:val="2E5496"/>
+        </w:rPr>
+        <w:t>/models, security/service )</w:t>
+      </w:r>
+    </w:p>
+    <w:p>
+      <w:pPr>
+        <w:spacing w:before="260" w:after="80" w:line="264" w:lineRule="auto"/>
+        <w:rPr>
+          <w:sz w:val="16"/>
+          <w:szCs w:val="16"/>
+        </w:rPr>
+      </w:pPr>
+      <w:hyperlink r:id="rId9" w:history="1">
+        <w:r>
+          <w:rPr>
+            <w:rStyle w:val="a5"/>
+            <w:sz w:val="16"/>
+            <w:szCs w:val="16"/>
+          </w:rPr>
+          <w:t>https://github.com/vega2k8s/MySpringBootProject/blob/student1toN_Paging_JWT/src/main/java/com/basic/myspringboot/security/models/UserInfoUserDetails.java</w:t>
+        </w:r>
+      </w:hyperlink>
     </w:p>
     <w:p>
       <w:pPr>
         <w:spacing w:before="40" w:after="40" w:line="264" w:lineRule="auto"/>
-      </w:pPr>
+        <w:rPr>
+          <w:rFonts w:ascii="맑은 고딕" w:eastAsia="맑은 고딕" w:hAnsi="맑은 고딕" w:cs="맑은 고딕"/>
+          <w:sz w:val="20"/>
+        </w:rPr>
+      </w:pPr>
+    </w:p>
+    <w:p>
+      <w:pPr>
+        <w:spacing w:before="40" w:after="40" w:line="264" w:lineRule="auto"/>
+      </w:pPr>
+      <w:bookmarkStart w:id="0" w:name="_GoBack"/>
+      <w:bookmarkEnd w:id="0"/>
       <w:proofErr w:type="spellStart"/>
       <w:r>
         <w:rPr>
@@ -10875,6 +10996,7 @@
           <w:sz w:val="17"/>
           <w:lang w:val="en-US"/>
         </w:rPr>
+        <w:lastRenderedPageBreak/>
         <w:t xml:space="preserve">        </w:t>
       </w:r>
       <w:proofErr w:type="spellStart"/>
@@ -12341,7 +12463,6 @@
           <w:b/>
           <w:color w:val="2E5496"/>
         </w:rPr>
-        <w:lastRenderedPageBreak/>
         <w:t>Step 4. 최소 보안 설정 ( security/config/SecurityConfig )</w:t>
       </w:r>
     </w:p>
@@ -13501,6 +13622,7 @@
           <w:b/>
           <w:color w:val="2E5496"/>
         </w:rPr>
+        <w:lastRenderedPageBreak/>
         <w:t>Step 5. 실습용 계정 만들기 ( security/runner )</w:t>
       </w:r>
     </w:p>
@@ -13564,31 +13686,118 @@
         </w:pBdr>
         <w:shd w:val="clear" w:color="auto" w:fill="F7F7F7"/>
         <w:spacing w:line="240" w:lineRule="auto"/>
-      </w:pPr>
-      <w:r>
-        <w:rPr>
-          <w:rFonts w:ascii="D2Coding" w:eastAsia="D2Coding" w:hAnsi="Consolas" w:cs="Consolas"/>
-          <w:sz w:val="17"/>
-        </w:rPr>
-        <w:t>public class UserInfoInsertRunner implements ApplicationRunner {</w:t>
-      </w:r>
-    </w:p>
-    <w:p>
-      <w:pPr>
-        <w:pBdr>
-          <w:left w:val="single" w:sz="4" w:space="4" w:color="D9D9D9"/>
-          <w:right w:val="single" w:sz="4" w:space="4" w:color="D9D9D9"/>
-        </w:pBdr>
-        <w:shd w:val="clear" w:color="auto" w:fill="F7F7F7"/>
-        <w:spacing w:line="240" w:lineRule="auto"/>
-        <w:rPr>
-          <w:lang w:val="en-US"/>
-        </w:rPr>
-      </w:pPr>
-      <w:r>
-        <w:rPr>
-          <w:rFonts w:ascii="D2Coding" w:eastAsia="D2Coding" w:hAnsi="Consolas" w:cs="Consolas"/>
-          <w:sz w:val="17"/>
+        <w:rPr>
+          <w:lang w:val="en-US"/>
+        </w:rPr>
+      </w:pPr>
+      <w:proofErr w:type="spellStart"/>
+      <w:r>
+        <w:rPr>
+          <w:rFonts w:ascii="D2Coding" w:eastAsia="D2Coding" w:hAnsi="Consolas" w:cs="Consolas"/>
+          <w:sz w:val="17"/>
+          <w:lang w:val="en-US"/>
+        </w:rPr>
+        <w:t>public</w:t>
+      </w:r>
+      <w:proofErr w:type="spellEnd"/>
+      <w:r>
+        <w:rPr>
+          <w:rFonts w:ascii="D2Coding" w:eastAsia="D2Coding" w:hAnsi="Consolas" w:cs="Consolas"/>
+          <w:sz w:val="17"/>
+          <w:lang w:val="en-US"/>
+        </w:rPr>
+        <w:t xml:space="preserve"> </w:t>
+      </w:r>
+      <w:proofErr w:type="spellStart"/>
+      <w:r>
+        <w:rPr>
+          <w:rFonts w:ascii="D2Coding" w:eastAsia="D2Coding" w:hAnsi="Consolas" w:cs="Consolas"/>
+          <w:sz w:val="17"/>
+          <w:lang w:val="en-US"/>
+        </w:rPr>
+        <w:t>class</w:t>
+      </w:r>
+      <w:proofErr w:type="spellEnd"/>
+      <w:r>
+        <w:rPr>
+          <w:rFonts w:ascii="D2Coding" w:eastAsia="D2Coding" w:hAnsi="Consolas" w:cs="Consolas"/>
+          <w:sz w:val="17"/>
+          <w:lang w:val="en-US"/>
+        </w:rPr>
+        <w:t xml:space="preserve"> </w:t>
+      </w:r>
+      <w:proofErr w:type="spellStart"/>
+      <w:r>
+        <w:rPr>
+          <w:rFonts w:ascii="D2Coding" w:eastAsia="D2Coding" w:hAnsi="Consolas" w:cs="Consolas"/>
+          <w:sz w:val="17"/>
+          <w:lang w:val="en-US"/>
+        </w:rPr>
+        <w:t>UserInfoInsertRunner</w:t>
+      </w:r>
+      <w:proofErr w:type="spellEnd"/>
+      <w:r>
+        <w:rPr>
+          <w:rFonts w:ascii="D2Coding" w:eastAsia="D2Coding" w:hAnsi="Consolas" w:cs="Consolas"/>
+          <w:sz w:val="17"/>
+          <w:lang w:val="en-US"/>
+        </w:rPr>
+        <w:t xml:space="preserve"> </w:t>
+      </w:r>
+      <w:proofErr w:type="spellStart"/>
+      <w:r>
+        <w:rPr>
+          <w:rFonts w:ascii="D2Coding" w:eastAsia="D2Coding" w:hAnsi="Consolas" w:cs="Consolas"/>
+          <w:sz w:val="17"/>
+          <w:lang w:val="en-US"/>
+        </w:rPr>
+        <w:t>implements</w:t>
+      </w:r>
+      <w:proofErr w:type="spellEnd"/>
+      <w:r>
+        <w:rPr>
+          <w:rFonts w:ascii="D2Coding" w:eastAsia="D2Coding" w:hAnsi="Consolas" w:cs="Consolas"/>
+          <w:sz w:val="17"/>
+          <w:lang w:val="en-US"/>
+        </w:rPr>
+        <w:t xml:space="preserve"> </w:t>
+      </w:r>
+      <w:proofErr w:type="spellStart"/>
+      <w:r>
+        <w:rPr>
+          <w:rFonts w:ascii="D2Coding" w:eastAsia="D2Coding" w:hAnsi="Consolas" w:cs="Consolas"/>
+          <w:sz w:val="17"/>
+          <w:lang w:val="en-US"/>
+        </w:rPr>
+        <w:t>ApplicationRunner</w:t>
+      </w:r>
+      <w:proofErr w:type="spellEnd"/>
+      <w:r>
+        <w:rPr>
+          <w:rFonts w:ascii="D2Coding" w:eastAsia="D2Coding" w:hAnsi="Consolas" w:cs="Consolas"/>
+          <w:sz w:val="17"/>
+          <w:lang w:val="en-US"/>
+        </w:rPr>
+        <w:t xml:space="preserve"> {</w:t>
+      </w:r>
+    </w:p>
+    <w:p>
+      <w:pPr>
+        <w:pBdr>
+          <w:left w:val="single" w:sz="4" w:space="4" w:color="D9D9D9"/>
+          <w:right w:val="single" w:sz="4" w:space="4" w:color="D9D9D9"/>
+        </w:pBdr>
+        <w:shd w:val="clear" w:color="auto" w:fill="F7F7F7"/>
+        <w:spacing w:line="240" w:lineRule="auto"/>
+        <w:rPr>
+          <w:lang w:val="en-US"/>
+        </w:rPr>
+      </w:pPr>
+      <w:r>
+        <w:rPr>
+          <w:rFonts w:ascii="D2Coding" w:eastAsia="D2Coding" w:hAnsi="Consolas" w:cs="Consolas"/>
+          <w:sz w:val="17"/>
+          <w:lang w:val="en-US"/>
         </w:rPr>
         <w:t xml:space="preserve">    </w:t>
       </w:r>
@@ -14281,7 +14490,7 @@
                     <pic:cNvPicPr preferRelativeResize="0"/>
                   </pic:nvPicPr>
                   <pic:blipFill>
-                    <a:blip r:embed="rId8"/>
+                    <a:blip r:embed="rId10"/>
                     <a:srcRect/>
                     <a:stretch>
                       <a:fillRect/>
@@ -14327,7 +14536,6 @@
           <w:b/>
           <w:color w:val="2E5496"/>
         </w:rPr>
-        <w:lastRenderedPageBreak/>
         <w:t>Step 6. 로그인 API 준비 ( DTO + AuthenticationManager )</w:t>
       </w:r>
     </w:p>
@@ -14443,10 +14651,44 @@
           <w:sz w:val="17"/>
           <w:lang w:val="en-US"/>
         </w:rPr>
-        <w:t xml:space="preserve"> @Size(min = 4)    </w:t>
-      </w:r>
-      <w:bookmarkStart w:id="0" w:name="_GoBack"/>
-      <w:bookmarkEnd w:id="0"/>
+        <w:t xml:space="preserve"> @</w:t>
+      </w:r>
+      <w:proofErr w:type="spellStart"/>
+      <w:r>
+        <w:rPr>
+          <w:rFonts w:ascii="D2Coding" w:eastAsia="D2Coding" w:hAnsi="Consolas" w:cs="Consolas"/>
+          <w:sz w:val="17"/>
+          <w:lang w:val="en-US"/>
+        </w:rPr>
+        <w:t>Size</w:t>
+      </w:r>
+      <w:proofErr w:type="spellEnd"/>
+      <w:r>
+        <w:rPr>
+          <w:rFonts w:ascii="D2Coding" w:eastAsia="D2Coding" w:hAnsi="Consolas" w:cs="Consolas"/>
+          <w:sz w:val="17"/>
+          <w:lang w:val="en-US"/>
+        </w:rPr>
+        <w:t>(</w:t>
+      </w:r>
+      <w:proofErr w:type="spellStart"/>
+      <w:r>
+        <w:rPr>
+          <w:rFonts w:ascii="D2Coding" w:eastAsia="D2Coding" w:hAnsi="Consolas" w:cs="Consolas"/>
+          <w:sz w:val="17"/>
+          <w:lang w:val="en-US"/>
+        </w:rPr>
+        <w:t>min</w:t>
+      </w:r>
+      <w:proofErr w:type="spellEnd"/>
+      <w:r>
+        <w:rPr>
+          <w:rFonts w:ascii="D2Coding" w:eastAsia="D2Coding" w:hAnsi="Consolas" w:cs="Consolas"/>
+          <w:sz w:val="17"/>
+          <w:lang w:val="en-US"/>
+        </w:rPr>
+        <w:t xml:space="preserve"> = 4)    </w:t>
+      </w:r>
       <w:r>
         <w:rPr>
           <w:rFonts w:ascii="D2Coding" w:eastAsia="D2Coding" w:hAnsi="Consolas" w:cs="Consolas"/>
@@ -14750,6 +14992,7 @@
           <w:b/>
           <w:color w:val="2E5496"/>
         </w:rPr>
+        <w:lastRenderedPageBreak/>
         <w:t>Step 7. 토큰 생성 ( security/jwt/JwtService ) 과 로그인 API</w:t>
       </w:r>
     </w:p>
@@ -15519,86 +15762,351 @@
           <w:sz w:val="17"/>
         </w:rPr>
         <w:t>}</w:t>
+      </w:r>
+    </w:p>
+    <w:p>
+      <w:pPr>
+        <w:rPr>
+          <w:rFonts w:ascii="맑은 고딕" w:eastAsia="맑은 고딕" w:hAnsi="맑은 고딕" w:cs="맑은 고딕"/>
+          <w:sz w:val="20"/>
+        </w:rPr>
+      </w:pPr>
+      <w:r>
+        <w:rPr>
+          <w:rFonts w:ascii="맑은 고딕" w:eastAsia="맑은 고딕" w:hAnsi="맑은 고딕" w:cs="맑은 고딕"/>
+          <w:sz w:val="20"/>
+        </w:rPr>
+        <w:br w:type="page"/>
+      </w:r>
+    </w:p>
+    <w:p>
+      <w:pPr>
+        <w:spacing w:before="20" w:after="20" w:line="264" w:lineRule="auto"/>
+        <w:rPr>
+          <w:rFonts w:ascii="맑은 고딕" w:eastAsia="맑은 고딕" w:hAnsi="맑은 고딕" w:cs="맑은 고딕"/>
+          <w:sz w:val="20"/>
+        </w:rPr>
+      </w:pPr>
+    </w:p>
+    <w:p>
+      <w:pPr>
+        <w:spacing w:before="20" w:after="20" w:line="264" w:lineRule="auto"/>
+        <w:rPr>
+          <w:rFonts w:ascii="맑은 고딕" w:eastAsia="맑은 고딕" w:hAnsi="맑은 고딕" w:cs="맑은 고딕"/>
+          <w:sz w:val="28"/>
+          <w:szCs w:val="28"/>
+        </w:rPr>
+      </w:pPr>
+      <w:r>
+        <w:rPr>
+          <w:rFonts w:ascii="맑은 고딕" w:eastAsia="맑은 고딕" w:hAnsi="맑은 고딕" w:cs="맑은 고딕" w:hint="eastAsia"/>
+          <w:b/>
+          <w:sz w:val="28"/>
+          <w:szCs w:val="28"/>
+        </w:rPr>
+        <w:t>테스트 하기</w:t>
       </w:r>
     </w:p>
     <w:p>
       <w:pPr>
         <w:spacing w:before="20" w:after="20" w:line="264" w:lineRule="auto"/>
         <w:ind w:left="360" w:hanging="240"/>
-      </w:pPr>
-      <w:r>
-        <w:rPr>
-          <w:rFonts w:ascii="맑은 고딕" w:eastAsia="맑은 고딕" w:hAnsi="맑은 고딕" w:cs="맑은 고딕"/>
-          <w:sz w:val="20"/>
-        </w:rPr>
-        <w:t xml:space="preserve">• </w:t>
-      </w:r>
-      <w:r>
-        <w:rPr>
-          <w:rFonts w:ascii="맑은 고딕" w:eastAsia="맑은 고딕" w:hAnsi="맑은 고딕" w:cs="맑은 고딕"/>
-          <w:b/>
-          <w:sz w:val="20"/>
-        </w:rPr>
-        <w:t>확인</w:t>
-      </w:r>
-      <w:r>
-        <w:rPr>
-          <w:rFonts w:ascii="맑은 고딕" w:eastAsia="맑은 고딕" w:hAnsi="맑은 고딕" w:cs="맑은 고딕"/>
-          <w:sz w:val="20"/>
-        </w:rPr>
-        <w:t xml:space="preserve"> : </w:t>
-      </w:r>
-      <w:r>
-        <w:rPr>
-          <w:rFonts w:ascii="D2Coding" w:eastAsia="D2Coding" w:hAnsi="Consolas" w:cs="Consolas"/>
-          <w:color w:val="1F6F43"/>
-          <w:sz w:val="19"/>
-        </w:rPr>
-        <w:t>POST /api/userinfos/login</w:t>
-      </w:r>
-      <w:r>
-        <w:rPr>
-          <w:rFonts w:ascii="맑은 고딕" w:eastAsia="맑은 고딕" w:hAnsi="맑은 고딕" w:cs="맑은 고딕"/>
-          <w:sz w:val="20"/>
-        </w:rPr>
-        <w:t xml:space="preserve"> 으로 admin 계정 로그인 → 200 과 토큰을 받는다. https://jwt.io 에 붙여 넣어 sub / iat / exp 를 확인해 본다.</w:t>
-      </w:r>
-    </w:p>
-    <w:p>
-      <w:pPr>
-        <w:widowControl w:val="0"/>
-        <w:spacing w:line="259" w:lineRule="auto"/>
-        <w:jc w:val="both"/>
-        <w:rPr>
-          <w:rFonts w:ascii="맑은 고딕" w:eastAsia="맑은 고딕" w:hAnsi="맑은 고딕" w:cs="맑은 고딕"/>
+        <w:rPr>
+          <w:rFonts w:ascii="Helvetica" w:hAnsi="Helvetica"/>
+          <w:color w:val="212121"/>
           <w:sz w:val="20"/>
           <w:szCs w:val="20"/>
-        </w:rPr>
-      </w:pPr>
-      <w:r>
-        <w:rPr>
-          <w:rFonts w:ascii="맑은 고딕" w:eastAsia="맑은 고딕" w:hAnsi="맑은 고딕" w:cs="맑은 고딕"/>
-          <w:noProof/>
+          <w:shd w:val="clear" w:color="auto" w:fill="FFFFFF"/>
+        </w:rPr>
+      </w:pPr>
+      <w:r>
+        <w:rPr>
+          <w:rFonts w:ascii="맑은 고딕" w:eastAsia="맑은 고딕" w:hAnsi="맑은 고딕" w:cs="맑은 고딕"/>
+          <w:color w:val="595959"/>
           <w:sz w:val="20"/>
           <w:szCs w:val="20"/>
+        </w:rPr>
+        <w:t xml:space="preserve">▲ </w:t>
+      </w:r>
+      <w:proofErr w:type="spellStart"/>
+      <w:r>
+        <w:rPr>
+          <w:rFonts w:ascii="맑은 고딕" w:eastAsia="맑은 고딕" w:hAnsi="맑은 고딕" w:cs="맑은 고딕"/>
+          <w:color w:val="595959"/>
+          <w:sz w:val="20"/>
+          <w:szCs w:val="20"/>
+        </w:rPr>
+        <w:t>admin</w:t>
+      </w:r>
+      <w:proofErr w:type="spellEnd"/>
+      <w:r>
+        <w:rPr>
+          <w:rFonts w:ascii="맑은 고딕" w:eastAsia="맑은 고딕" w:hAnsi="맑은 고딕" w:cs="맑은 고딕"/>
+          <w:color w:val="595959"/>
+          <w:sz w:val="20"/>
+          <w:szCs w:val="20"/>
+        </w:rPr>
+        <w:t xml:space="preserve"> 계정 로그인 </w:t>
+      </w:r>
+      <w:proofErr w:type="gramStart"/>
+      <w:r>
+        <w:rPr>
+          <w:rFonts w:ascii="맑은 고딕" w:eastAsia="맑은 고딕" w:hAnsi="맑은 고딕" w:cs="맑은 고딕"/>
+          <w:color w:val="595959"/>
+          <w:sz w:val="20"/>
+          <w:szCs w:val="20"/>
+        </w:rPr>
+        <w:t>( 응답으로</w:t>
+      </w:r>
+      <w:proofErr w:type="gramEnd"/>
+      <w:r>
+        <w:rPr>
+          <w:rFonts w:ascii="맑은 고딕" w:eastAsia="맑은 고딕" w:hAnsi="맑은 고딕" w:cs="맑은 고딕"/>
+          <w:color w:val="595959"/>
+          <w:sz w:val="20"/>
+          <w:szCs w:val="20"/>
+        </w:rPr>
+        <w:t xml:space="preserve"> 토큰을 받는다 )</w:t>
+      </w:r>
+    </w:p>
+    <w:p>
+      <w:pPr>
+        <w:spacing w:before="20" w:after="20" w:line="264" w:lineRule="auto"/>
+        <w:ind w:left="360" w:hanging="240"/>
+        <w:rPr>
+          <w:rFonts w:ascii="Helvetica" w:hAnsi="Helvetica"/>
+          <w:color w:val="212121"/>
+          <w:sz w:val="18"/>
+          <w:szCs w:val="18"/>
+          <w:shd w:val="clear" w:color="auto" w:fill="FFFFFF"/>
+        </w:rPr>
+      </w:pPr>
+      <w:hyperlink r:id="rId11" w:history="1">
+        <w:r>
+          <w:rPr>
+            <w:rStyle w:val="a5"/>
+            <w:rFonts w:ascii="Helvetica" w:hAnsi="Helvetica"/>
+            <w:sz w:val="18"/>
+            <w:szCs w:val="18"/>
+            <w:shd w:val="clear" w:color="auto" w:fill="FFFFFF"/>
+          </w:rPr>
+          <w:t>http://localhost:8080/api/userinfos/login</w:t>
+        </w:r>
+      </w:hyperlink>
+    </w:p>
+    <w:p>
+      <w:pPr>
+        <w:shd w:val="clear" w:color="auto" w:fill="FFFFFE"/>
+        <w:spacing w:line="270" w:lineRule="atLeast"/>
+        <w:rPr>
+          <w:rFonts w:ascii="Courier New" w:eastAsia="굴림" w:hAnsi="Courier New" w:cs="Courier New"/>
+          <w:color w:val="000000"/>
+          <w:sz w:val="18"/>
+          <w:szCs w:val="18"/>
+          <w:lang w:val="en-US"/>
+        </w:rPr>
+      </w:pPr>
+      <w:r>
+        <w:rPr>
+          <w:rFonts w:ascii="Courier New" w:eastAsia="굴림" w:hAnsi="Courier New" w:cs="Courier New"/>
+          <w:color w:val="000000"/>
+          <w:sz w:val="18"/>
+          <w:szCs w:val="18"/>
+          <w:lang w:val="en-US"/>
+        </w:rPr>
+        <w:t>{</w:t>
+      </w:r>
+    </w:p>
+    <w:p>
+      <w:pPr>
+        <w:shd w:val="clear" w:color="auto" w:fill="FFFFFE"/>
+        <w:spacing w:line="270" w:lineRule="atLeast"/>
+        <w:rPr>
+          <w:rFonts w:ascii="Courier New" w:eastAsia="굴림" w:hAnsi="Courier New" w:cs="Courier New"/>
+          <w:color w:val="000000"/>
+          <w:sz w:val="18"/>
+          <w:szCs w:val="18"/>
+          <w:lang w:val="en-US"/>
+        </w:rPr>
+      </w:pPr>
+      <w:r>
+        <w:rPr>
+          <w:rFonts w:ascii="Courier New" w:eastAsia="굴림" w:hAnsi="Courier New" w:cs="Courier New"/>
+          <w:color w:val="000000"/>
+          <w:sz w:val="18"/>
+          <w:szCs w:val="18"/>
+          <w:lang w:val="en-US"/>
+        </w:rPr>
+        <w:t>   </w:t>
+      </w:r>
+      <w:r>
+        <w:rPr>
+          <w:rFonts w:ascii="Courier New" w:eastAsia="굴림" w:hAnsi="Courier New" w:cs="Courier New"/>
+          <w:color w:val="A31515"/>
+          <w:sz w:val="18"/>
+          <w:szCs w:val="18"/>
+          <w:lang w:val="en-US"/>
+        </w:rPr>
+        <w:t>"</w:t>
+      </w:r>
+      <w:proofErr w:type="spellStart"/>
+      <w:r>
+        <w:rPr>
+          <w:rFonts w:ascii="Courier New" w:eastAsia="굴림" w:hAnsi="Courier New" w:cs="Courier New"/>
+          <w:color w:val="A31515"/>
+          <w:sz w:val="18"/>
+          <w:szCs w:val="18"/>
+          <w:lang w:val="en-US"/>
+        </w:rPr>
+        <w:t>email</w:t>
+      </w:r>
+      <w:proofErr w:type="spellEnd"/>
+      <w:r>
+        <w:rPr>
+          <w:rFonts w:ascii="Courier New" w:eastAsia="굴림" w:hAnsi="Courier New" w:cs="Courier New"/>
+          <w:color w:val="A31515"/>
+          <w:sz w:val="18"/>
+          <w:szCs w:val="18"/>
+          <w:lang w:val="en-US"/>
+        </w:rPr>
+        <w:t>"</w:t>
+      </w:r>
+      <w:r>
+        <w:rPr>
+          <w:rFonts w:ascii="Courier New" w:eastAsia="굴림" w:hAnsi="Courier New" w:cs="Courier New"/>
+          <w:color w:val="000000"/>
+          <w:sz w:val="18"/>
+          <w:szCs w:val="18"/>
+          <w:lang w:val="en-US"/>
+        </w:rPr>
+        <w:t>:</w:t>
+      </w:r>
+      <w:r>
+        <w:rPr>
+          <w:rFonts w:ascii="Courier New" w:eastAsia="굴림" w:hAnsi="Courier New" w:cs="Courier New"/>
+          <w:color w:val="0451A5"/>
+          <w:sz w:val="18"/>
+          <w:szCs w:val="18"/>
+          <w:lang w:val="en-US"/>
+        </w:rPr>
+        <w:t>"admin@aa.com"</w:t>
+      </w:r>
+      <w:r>
+        <w:rPr>
+          <w:rFonts w:ascii="Courier New" w:eastAsia="굴림" w:hAnsi="Courier New" w:cs="Courier New"/>
+          <w:color w:val="000000"/>
+          <w:sz w:val="18"/>
+          <w:szCs w:val="18"/>
+          <w:lang w:val="en-US"/>
+        </w:rPr>
+        <w:t>,</w:t>
+      </w:r>
+    </w:p>
+    <w:p>
+      <w:pPr>
+        <w:shd w:val="clear" w:color="auto" w:fill="FFFFFE"/>
+        <w:spacing w:line="270" w:lineRule="atLeast"/>
+        <w:rPr>
+          <w:rFonts w:ascii="Courier New" w:eastAsia="굴림" w:hAnsi="Courier New" w:cs="Courier New"/>
+          <w:color w:val="000000"/>
+          <w:sz w:val="18"/>
+          <w:szCs w:val="18"/>
+          <w:lang w:val="en-US"/>
+        </w:rPr>
+      </w:pPr>
+      <w:r>
+        <w:rPr>
+          <w:rFonts w:ascii="Courier New" w:eastAsia="굴림" w:hAnsi="Courier New" w:cs="Courier New"/>
+          <w:color w:val="000000"/>
+          <w:sz w:val="18"/>
+          <w:szCs w:val="18"/>
+          <w:lang w:val="en-US"/>
+        </w:rPr>
+        <w:t>   </w:t>
+      </w:r>
+      <w:r>
+        <w:rPr>
+          <w:rFonts w:ascii="Courier New" w:eastAsia="굴림" w:hAnsi="Courier New" w:cs="Courier New"/>
+          <w:color w:val="A31515"/>
+          <w:sz w:val="18"/>
+          <w:szCs w:val="18"/>
+          <w:lang w:val="en-US"/>
+        </w:rPr>
+        <w:t>"password"</w:t>
+      </w:r>
+      <w:r>
+        <w:rPr>
+          <w:rFonts w:ascii="Courier New" w:eastAsia="굴림" w:hAnsi="Courier New" w:cs="Courier New"/>
+          <w:color w:val="000000"/>
+          <w:sz w:val="18"/>
+          <w:szCs w:val="18"/>
+          <w:lang w:val="en-US"/>
+        </w:rPr>
+        <w:t>:</w:t>
+      </w:r>
+      <w:r>
+        <w:rPr>
+          <w:rFonts w:ascii="Courier New" w:eastAsia="굴림" w:hAnsi="Courier New" w:cs="Courier New"/>
+          <w:color w:val="0451A5"/>
+          <w:sz w:val="18"/>
+          <w:szCs w:val="18"/>
+          <w:lang w:val="en-US"/>
+        </w:rPr>
+        <w:t>"pwd1"</w:t>
+      </w:r>
+    </w:p>
+    <w:p>
+      <w:pPr>
+        <w:shd w:val="clear" w:color="auto" w:fill="FFFFFE"/>
+        <w:spacing w:line="270" w:lineRule="atLeast"/>
+        <w:rPr>
+          <w:rFonts w:ascii="Courier New" w:eastAsia="굴림" w:hAnsi="Courier New" w:cs="Courier New"/>
+          <w:color w:val="000000"/>
+          <w:sz w:val="18"/>
+          <w:szCs w:val="18"/>
+          <w:lang w:val="en-US"/>
+        </w:rPr>
+      </w:pPr>
+      <w:r>
+        <w:rPr>
+          <w:rFonts w:ascii="Courier New" w:eastAsia="굴림" w:hAnsi="Courier New" w:cs="Courier New"/>
+          <w:color w:val="000000"/>
+          <w:sz w:val="18"/>
+          <w:szCs w:val="18"/>
+          <w:lang w:val="en-US"/>
+        </w:rPr>
+        <w:t>}</w:t>
+      </w:r>
+    </w:p>
+    <w:p>
+      <w:pPr>
+        <w:spacing w:before="20" w:after="20" w:line="264" w:lineRule="auto"/>
+        <w:rPr>
+          <w:rFonts w:hint="eastAsia"/>
+        </w:rPr>
+      </w:pPr>
+      <w:r>
+        <w:rPr>
+          <w:noProof/>
           <w:lang w:val="en-US"/>
         </w:rPr>
         <w:drawing>
-          <wp:inline distT="114300" distB="114300" distL="114300" distR="114300">
-            <wp:extent cx="5731200" cy="2006600"/>
-            <wp:effectExtent l="0" t="0" r="0" b="0"/>
-            <wp:docPr id="1" name="image1.png"/>
-            <wp:cNvGraphicFramePr/>
+          <wp:inline distT="0" distB="0" distL="0" distR="0" wp14:anchorId="0CFCE09F" wp14:editId="352BFA64">
+            <wp:extent cx="5733415" cy="3023235"/>
+            <wp:effectExtent l="0" t="0" r="635" b="5715"/>
+            <wp:docPr id="1" name="그림 1"/>
+            <wp:cNvGraphicFramePr>
+              <a:graphicFrameLocks xmlns:a="http://schemas.openxmlformats.org/drawingml/2006/main" noChangeAspect="1"/>
+            </wp:cNvGraphicFramePr>
             <a:graphic xmlns:a="http://schemas.openxmlformats.org/drawingml/2006/main">
               <a:graphicData uri="http://schemas.openxmlformats.org/drawingml/2006/picture">
                 <pic:pic xmlns:pic="http://schemas.openxmlformats.org/drawingml/2006/picture">
                   <pic:nvPicPr>
-                    <pic:cNvPr id="0" name="image1.png"/>
-                    <pic:cNvPicPr preferRelativeResize="0"/>
+                    <pic:cNvPr id="1" name=""/>
+                    <pic:cNvPicPr/>
                   </pic:nvPicPr>
                   <pic:blipFill>
-                    <a:blip r:embed="rId9"/>
-                    <a:srcRect/>
+                    <a:blip r:embed="rId12"/>
                     <a:stretch>
                       <a:fillRect/>
                     </a:stretch>
@@ -15606,12 +16114,11 @@
                   <pic:spPr>
                     <a:xfrm>
                       <a:off x="0" y="0"/>
-                      <a:ext cx="5731200" cy="2006600"/>
+                      <a:ext cx="5733415" cy="3023235"/>
                     </a:xfrm>
                     <a:prstGeom prst="rect">
                       <a:avLst/>
                     </a:prstGeom>
-                    <a:ln/>
                   </pic:spPr>
                 </pic:pic>
               </a:graphicData>
@@ -15622,53 +16129,146 @@
     </w:p>
     <w:p>
       <w:pPr>
-        <w:spacing w:before="20" w:after="120" w:line="264" w:lineRule="auto"/>
-      </w:pPr>
-      <w:r>
-        <w:rPr>
-          <w:rFonts w:ascii="맑은 고딕" w:eastAsia="맑은 고딕" w:hAnsi="맑은 고딕" w:cs="맑은 고딕"/>
-          <w:color w:val="595959"/>
-          <w:sz w:val="17"/>
-        </w:rPr>
-        <w:t>▲ admin 계정 로그인 ( 응답으로 토큰을 받는다 )</w:t>
-      </w:r>
-    </w:p>
-    <w:p>
-      <w:pPr>
         <w:widowControl w:val="0"/>
         <w:spacing w:line="259" w:lineRule="auto"/>
         <w:jc w:val="both"/>
         <w:rPr>
           <w:rFonts w:ascii="맑은 고딕" w:eastAsia="맑은 고딕" w:hAnsi="맑은 고딕" w:cs="맑은 고딕"/>
           <w:sz w:val="20"/>
-          <w:szCs w:val="20"/>
-        </w:rPr>
-      </w:pPr>
-      <w:r>
-        <w:rPr>
-          <w:rFonts w:ascii="맑은 고딕" w:eastAsia="맑은 고딕" w:hAnsi="맑은 고딕" w:cs="맑은 고딕"/>
-          <w:noProof/>
+        </w:rPr>
+      </w:pPr>
+    </w:p>
+    <w:p>
+      <w:pPr>
+        <w:widowControl w:val="0"/>
+        <w:spacing w:line="259" w:lineRule="auto"/>
+        <w:jc w:val="both"/>
+        <w:rPr>
+          <w:rFonts w:ascii="맑은 고딕" w:eastAsia="맑은 고딕" w:hAnsi="맑은 고딕" w:cs="맑은 고딕"/>
+          <w:sz w:val="20"/>
+        </w:rPr>
+      </w:pPr>
+      <w:proofErr w:type="spellStart"/>
+      <w:r>
+        <w:rPr>
+          <w:rFonts w:ascii="맑은 고딕" w:eastAsia="맑은 고딕" w:hAnsi="맑은 고딕" w:cs="맑은 고딕" w:hint="eastAsia"/>
+          <w:sz w:val="20"/>
+        </w:rPr>
+        <w:t>accessToken을</w:t>
+      </w:r>
+      <w:proofErr w:type="spellEnd"/>
+      <w:r>
+        <w:rPr>
+          <w:rFonts w:ascii="맑은 고딕" w:eastAsia="맑은 고딕" w:hAnsi="맑은 고딕" w:cs="맑은 고딕" w:hint="eastAsia"/>
+          <w:sz w:val="20"/>
+        </w:rPr>
+        <w:t xml:space="preserve"> </w:t>
+      </w:r>
+      <w:r>
+        <w:rPr>
+          <w:rFonts w:ascii="맑은 고딕" w:eastAsia="맑은 고딕" w:hAnsi="맑은 고딕" w:cs="맑은 고딕"/>
+          <w:sz w:val="20"/>
+        </w:rPr>
+        <w:t xml:space="preserve">https://jwt.io 에 붙여 넣어 </w:t>
+      </w:r>
+      <w:proofErr w:type="spellStart"/>
+      <w:r>
+        <w:rPr>
+          <w:rFonts w:ascii="맑은 고딕" w:eastAsia="맑은 고딕" w:hAnsi="맑은 고딕" w:cs="맑은 고딕"/>
+          <w:sz w:val="20"/>
+        </w:rPr>
+        <w:t>sub</w:t>
+      </w:r>
+      <w:proofErr w:type="spellEnd"/>
+      <w:r>
+        <w:rPr>
+          <w:rFonts w:ascii="맑은 고딕" w:eastAsia="맑은 고딕" w:hAnsi="맑은 고딕" w:cs="맑은 고딕"/>
+          <w:sz w:val="20"/>
+        </w:rPr>
+        <w:t xml:space="preserve"> / </w:t>
+      </w:r>
+      <w:proofErr w:type="spellStart"/>
+      <w:r>
+        <w:rPr>
+          <w:rFonts w:ascii="맑은 고딕" w:eastAsia="맑은 고딕" w:hAnsi="맑은 고딕" w:cs="맑은 고딕"/>
+          <w:sz w:val="20"/>
+        </w:rPr>
+        <w:t>iat</w:t>
+      </w:r>
+      <w:proofErr w:type="spellEnd"/>
+      <w:r>
+        <w:rPr>
+          <w:rFonts w:ascii="맑은 고딕" w:eastAsia="맑은 고딕" w:hAnsi="맑은 고딕" w:cs="맑은 고딕"/>
+          <w:sz w:val="20"/>
+        </w:rPr>
+        <w:t xml:space="preserve"> / </w:t>
+      </w:r>
+      <w:proofErr w:type="spellStart"/>
+      <w:r>
+        <w:rPr>
+          <w:rFonts w:ascii="맑은 고딕" w:eastAsia="맑은 고딕" w:hAnsi="맑은 고딕" w:cs="맑은 고딕"/>
+          <w:sz w:val="20"/>
+        </w:rPr>
+        <w:t>exp</w:t>
+      </w:r>
+      <w:proofErr w:type="spellEnd"/>
+      <w:r>
+        <w:rPr>
+          <w:rFonts w:ascii="맑은 고딕" w:eastAsia="맑은 고딕" w:hAnsi="맑은 고딕" w:cs="맑은 고딕"/>
+          <w:sz w:val="20"/>
+        </w:rPr>
+        <w:t xml:space="preserve"> </w:t>
+      </w:r>
+      <w:proofErr w:type="spellStart"/>
+      <w:r>
+        <w:rPr>
+          <w:rFonts w:ascii="맑은 고딕" w:eastAsia="맑은 고딕" w:hAnsi="맑은 고딕" w:cs="맑은 고딕"/>
+          <w:sz w:val="20"/>
+        </w:rPr>
+        <w:t>를</w:t>
+      </w:r>
+      <w:proofErr w:type="spellEnd"/>
+      <w:r>
+        <w:rPr>
+          <w:rFonts w:ascii="맑은 고딕" w:eastAsia="맑은 고딕" w:hAnsi="맑은 고딕" w:cs="맑은 고딕"/>
+          <w:sz w:val="20"/>
+        </w:rPr>
+        <w:t xml:space="preserve"> 확인해 본다.</w:t>
+      </w:r>
+    </w:p>
+    <w:p>
+      <w:pPr>
+        <w:widowControl w:val="0"/>
+        <w:spacing w:line="259" w:lineRule="auto"/>
+        <w:jc w:val="both"/>
+        <w:rPr>
+          <w:rFonts w:ascii="맑은 고딕" w:eastAsia="맑은 고딕" w:hAnsi="맑은 고딕" w:cs="맑은 고딕" w:hint="eastAsia"/>
           <w:sz w:val="20"/>
           <w:szCs w:val="20"/>
-          <w:lang w:val="en-US"/>
-        </w:rPr>
-        <w:lastRenderedPageBreak/>
+        </w:rPr>
+      </w:pPr>
+      <w:r>
+        <w:rPr>
+          <w:noProof/>
+          <w:lang w:val="en-US"/>
+        </w:rPr>
         <w:drawing>
-          <wp:inline distT="114300" distB="114300" distL="114300" distR="114300">
-            <wp:extent cx="5731200" cy="2032000"/>
-            <wp:effectExtent l="0" t="0" r="0" b="0"/>
-            <wp:docPr id="6" name="image4.png"/>
-            <wp:cNvGraphicFramePr/>
+          <wp:inline distT="0" distB="0" distL="0" distR="0" wp14:anchorId="0B140BE7" wp14:editId="619838DA">
+            <wp:extent cx="5733415" cy="3331210"/>
+            <wp:effectExtent l="0" t="0" r="635" b="2540"/>
+            <wp:docPr id="4" name="그림 4"/>
+            <wp:cNvGraphicFramePr>
+              <a:graphicFrameLocks xmlns:a="http://schemas.openxmlformats.org/drawingml/2006/main" noChangeAspect="1"/>
+            </wp:cNvGraphicFramePr>
             <a:graphic xmlns:a="http://schemas.openxmlformats.org/drawingml/2006/main">
               <a:graphicData uri="http://schemas.openxmlformats.org/drawingml/2006/picture">
                 <pic:pic xmlns:pic="http://schemas.openxmlformats.org/drawingml/2006/picture">
                   <pic:nvPicPr>
-                    <pic:cNvPr id="0" name="image4.png"/>
-                    <pic:cNvPicPr preferRelativeResize="0"/>
+                    <pic:cNvPr id="1" name=""/>
+                    <pic:cNvPicPr/>
                   </pic:nvPicPr>
                   <pic:blipFill>
-                    <a:blip r:embed="rId10"/>
-                    <a:srcRect/>
+                    <a:blip r:embed="rId13"/>
                     <a:stretch>
                       <a:fillRect/>
                     </a:stretch>
@@ -15676,12 +16276,11 @@
                   <pic:spPr>
                     <a:xfrm>
                       <a:off x="0" y="0"/>
-                      <a:ext cx="5731200" cy="2032000"/>
+                      <a:ext cx="5733415" cy="3331210"/>
                     </a:xfrm>
                     <a:prstGeom prst="rect">
                       <a:avLst/>
                     </a:prstGeom>
-                    <a:ln/>
                   </pic:spPr>
                 </pic:pic>
               </a:graphicData>
@@ -15692,16 +16291,392 @@
     </w:p>
     <w:p>
       <w:pPr>
+        <w:rPr>
+          <w:rFonts w:ascii="맑은 고딕" w:eastAsia="맑은 고딕" w:hAnsi="맑은 고딕" w:cs="맑은 고딕"/>
+          <w:color w:val="595959"/>
+          <w:sz w:val="20"/>
+          <w:szCs w:val="20"/>
+        </w:rPr>
+      </w:pPr>
+      <w:r>
+        <w:br w:type="page"/>
+      </w:r>
+      <w:r>
+        <w:rPr>
+          <w:rFonts w:ascii="맑은 고딕" w:eastAsia="맑은 고딕" w:hAnsi="맑은 고딕" w:cs="맑은 고딕"/>
+          <w:color w:val="595959"/>
+          <w:sz w:val="20"/>
+          <w:szCs w:val="20"/>
+        </w:rPr>
+        <w:lastRenderedPageBreak/>
+        <w:t xml:space="preserve">▲ </w:t>
+      </w:r>
+      <w:proofErr w:type="spellStart"/>
+      <w:r>
+        <w:rPr>
+          <w:rFonts w:ascii="맑은 고딕" w:eastAsia="맑은 고딕" w:hAnsi="맑은 고딕" w:cs="맑은 고딕"/>
+          <w:color w:val="595959"/>
+          <w:sz w:val="20"/>
+          <w:szCs w:val="20"/>
+        </w:rPr>
+        <w:t>user</w:t>
+      </w:r>
+      <w:proofErr w:type="spellEnd"/>
+      <w:r>
+        <w:rPr>
+          <w:rFonts w:ascii="맑은 고딕" w:eastAsia="맑은 고딕" w:hAnsi="맑은 고딕" w:cs="맑은 고딕"/>
+          <w:color w:val="595959"/>
+          <w:sz w:val="20"/>
+          <w:szCs w:val="20"/>
+        </w:rPr>
+        <w:t xml:space="preserve"> 계정 로그인</w:t>
+      </w:r>
+    </w:p>
+    <w:p>
+      <w:pPr>
+        <w:spacing w:before="20" w:after="20" w:line="264" w:lineRule="auto"/>
+        <w:ind w:left="360" w:hanging="240"/>
+        <w:rPr>
+          <w:rFonts w:ascii="Helvetica" w:hAnsi="Helvetica"/>
+          <w:color w:val="212121"/>
+          <w:sz w:val="18"/>
+          <w:szCs w:val="18"/>
+          <w:shd w:val="clear" w:color="auto" w:fill="FFFFFF"/>
+        </w:rPr>
+      </w:pPr>
+      <w:hyperlink r:id="rId14" w:history="1">
+        <w:r>
+          <w:rPr>
+            <w:rStyle w:val="a5"/>
+            <w:rFonts w:ascii="Helvetica" w:hAnsi="Helvetica"/>
+            <w:sz w:val="18"/>
+            <w:szCs w:val="18"/>
+            <w:shd w:val="clear" w:color="auto" w:fill="FFFFFF"/>
+          </w:rPr>
+          <w:t>http://localhost:8080/api/userinfos/login</w:t>
+        </w:r>
+      </w:hyperlink>
+    </w:p>
+    <w:p>
+      <w:pPr>
+        <w:shd w:val="clear" w:color="auto" w:fill="FFFFFE"/>
+        <w:spacing w:line="270" w:lineRule="atLeast"/>
+        <w:rPr>
+          <w:rFonts w:ascii="Courier New" w:eastAsia="굴림" w:hAnsi="Courier New" w:cs="Courier New"/>
+          <w:color w:val="000000"/>
+          <w:sz w:val="18"/>
+          <w:szCs w:val="18"/>
+          <w:lang w:val="en-US"/>
+        </w:rPr>
+      </w:pPr>
+      <w:r>
+        <w:rPr>
+          <w:rFonts w:ascii="Courier New" w:eastAsia="굴림" w:hAnsi="Courier New" w:cs="Courier New"/>
+          <w:color w:val="000000"/>
+          <w:sz w:val="18"/>
+          <w:szCs w:val="18"/>
+          <w:lang w:val="en-US"/>
+        </w:rPr>
+        <w:t>{</w:t>
+      </w:r>
+    </w:p>
+    <w:p>
+      <w:pPr>
+        <w:shd w:val="clear" w:color="auto" w:fill="FFFFFE"/>
+        <w:spacing w:line="270" w:lineRule="atLeast"/>
+        <w:rPr>
+          <w:rFonts w:ascii="Courier New" w:eastAsia="굴림" w:hAnsi="Courier New" w:cs="Courier New"/>
+          <w:color w:val="000000"/>
+          <w:sz w:val="18"/>
+          <w:szCs w:val="18"/>
+          <w:lang w:val="en-US"/>
+        </w:rPr>
+      </w:pPr>
+      <w:r>
+        <w:rPr>
+          <w:rFonts w:ascii="Courier New" w:eastAsia="굴림" w:hAnsi="Courier New" w:cs="Courier New"/>
+          <w:color w:val="000000"/>
+          <w:sz w:val="18"/>
+          <w:szCs w:val="18"/>
+          <w:lang w:val="en-US"/>
+        </w:rPr>
+        <w:t>   </w:t>
+      </w:r>
+      <w:r>
+        <w:rPr>
+          <w:rFonts w:ascii="Courier New" w:eastAsia="굴림" w:hAnsi="Courier New" w:cs="Courier New"/>
+          <w:color w:val="A31515"/>
+          <w:sz w:val="18"/>
+          <w:szCs w:val="18"/>
+          <w:lang w:val="en-US"/>
+        </w:rPr>
+        <w:t>"</w:t>
+      </w:r>
+      <w:proofErr w:type="spellStart"/>
+      <w:r>
+        <w:rPr>
+          <w:rFonts w:ascii="Courier New" w:eastAsia="굴림" w:hAnsi="Courier New" w:cs="Courier New"/>
+          <w:color w:val="A31515"/>
+          <w:sz w:val="18"/>
+          <w:szCs w:val="18"/>
+          <w:lang w:val="en-US"/>
+        </w:rPr>
+        <w:t>email</w:t>
+      </w:r>
+      <w:proofErr w:type="spellEnd"/>
+      <w:r>
+        <w:rPr>
+          <w:rFonts w:ascii="Courier New" w:eastAsia="굴림" w:hAnsi="Courier New" w:cs="Courier New"/>
+          <w:color w:val="A31515"/>
+          <w:sz w:val="18"/>
+          <w:szCs w:val="18"/>
+          <w:lang w:val="en-US"/>
+        </w:rPr>
+        <w:t>"</w:t>
+      </w:r>
+      <w:r>
+        <w:rPr>
+          <w:rFonts w:ascii="Courier New" w:eastAsia="굴림" w:hAnsi="Courier New" w:cs="Courier New"/>
+          <w:color w:val="000000"/>
+          <w:sz w:val="18"/>
+          <w:szCs w:val="18"/>
+          <w:lang w:val="en-US"/>
+        </w:rPr>
+        <w:t>:</w:t>
+      </w:r>
+      <w:r>
+        <w:rPr>
+          <w:rFonts w:ascii="Courier New" w:eastAsia="굴림" w:hAnsi="Courier New" w:cs="Courier New"/>
+          <w:color w:val="0451A5"/>
+          <w:sz w:val="18"/>
+          <w:szCs w:val="18"/>
+          <w:lang w:val="en-US"/>
+        </w:rPr>
+        <w:t>"</w:t>
+      </w:r>
+      <w:r>
+        <w:rPr>
+          <w:rFonts w:ascii="Courier New" w:eastAsia="굴림" w:hAnsi="Courier New" w:cs="Courier New" w:hint="eastAsia"/>
+          <w:color w:val="0451A5"/>
+          <w:sz w:val="18"/>
+          <w:szCs w:val="18"/>
+          <w:lang w:val="en-US"/>
+        </w:rPr>
+        <w:t>user</w:t>
+      </w:r>
+      <w:r>
+        <w:rPr>
+          <w:rFonts w:ascii="Courier New" w:eastAsia="굴림" w:hAnsi="Courier New" w:cs="Courier New"/>
+          <w:color w:val="0451A5"/>
+          <w:sz w:val="18"/>
+          <w:szCs w:val="18"/>
+          <w:lang w:val="en-US"/>
+        </w:rPr>
+        <w:t>@aa.com"</w:t>
+      </w:r>
+      <w:r>
+        <w:rPr>
+          <w:rFonts w:ascii="Courier New" w:eastAsia="굴림" w:hAnsi="Courier New" w:cs="Courier New"/>
+          <w:color w:val="000000"/>
+          <w:sz w:val="18"/>
+          <w:szCs w:val="18"/>
+          <w:lang w:val="en-US"/>
+        </w:rPr>
+        <w:t>,</w:t>
+      </w:r>
+    </w:p>
+    <w:p>
+      <w:pPr>
+        <w:shd w:val="clear" w:color="auto" w:fill="FFFFFE"/>
+        <w:spacing w:line="270" w:lineRule="atLeast"/>
+        <w:rPr>
+          <w:rFonts w:ascii="Courier New" w:eastAsia="굴림" w:hAnsi="Courier New" w:cs="Courier New"/>
+          <w:color w:val="000000"/>
+          <w:sz w:val="18"/>
+          <w:szCs w:val="18"/>
+          <w:lang w:val="en-US"/>
+        </w:rPr>
+      </w:pPr>
+      <w:r>
+        <w:rPr>
+          <w:rFonts w:ascii="Courier New" w:eastAsia="굴림" w:hAnsi="Courier New" w:cs="Courier New"/>
+          <w:color w:val="000000"/>
+          <w:sz w:val="18"/>
+          <w:szCs w:val="18"/>
+          <w:lang w:val="en-US"/>
+        </w:rPr>
+        <w:t>   </w:t>
+      </w:r>
+      <w:r>
+        <w:rPr>
+          <w:rFonts w:ascii="Courier New" w:eastAsia="굴림" w:hAnsi="Courier New" w:cs="Courier New"/>
+          <w:color w:val="A31515"/>
+          <w:sz w:val="18"/>
+          <w:szCs w:val="18"/>
+          <w:lang w:val="en-US"/>
+        </w:rPr>
+        <w:t>"</w:t>
+      </w:r>
+      <w:proofErr w:type="spellStart"/>
+      <w:r>
+        <w:rPr>
+          <w:rFonts w:ascii="Courier New" w:eastAsia="굴림" w:hAnsi="Courier New" w:cs="Courier New"/>
+          <w:color w:val="A31515"/>
+          <w:sz w:val="18"/>
+          <w:szCs w:val="18"/>
+          <w:lang w:val="en-US"/>
+        </w:rPr>
+        <w:t>password</w:t>
+      </w:r>
+      <w:proofErr w:type="spellEnd"/>
+      <w:r>
+        <w:rPr>
+          <w:rFonts w:ascii="Courier New" w:eastAsia="굴림" w:hAnsi="Courier New" w:cs="Courier New"/>
+          <w:color w:val="A31515"/>
+          <w:sz w:val="18"/>
+          <w:szCs w:val="18"/>
+          <w:lang w:val="en-US"/>
+        </w:rPr>
+        <w:t>"</w:t>
+      </w:r>
+      <w:r>
+        <w:rPr>
+          <w:rFonts w:ascii="Courier New" w:eastAsia="굴림" w:hAnsi="Courier New" w:cs="Courier New"/>
+          <w:color w:val="000000"/>
+          <w:sz w:val="18"/>
+          <w:szCs w:val="18"/>
+          <w:lang w:val="en-US"/>
+        </w:rPr>
+        <w:t>:</w:t>
+      </w:r>
+      <w:r>
+        <w:rPr>
+          <w:rFonts w:ascii="Courier New" w:eastAsia="굴림" w:hAnsi="Courier New" w:cs="Courier New" w:hint="eastAsia"/>
+          <w:color w:val="000000"/>
+          <w:sz w:val="18"/>
+          <w:szCs w:val="18"/>
+          <w:lang w:val="en-US"/>
+        </w:rPr>
+        <w:t xml:space="preserve"> </w:t>
+      </w:r>
+      <w:r>
+        <w:rPr>
+          <w:rFonts w:ascii="Courier New" w:eastAsia="굴림" w:hAnsi="Courier New" w:cs="Courier New"/>
+          <w:color w:val="0451A5"/>
+          <w:sz w:val="18"/>
+          <w:szCs w:val="18"/>
+          <w:lang w:val="en-US"/>
+        </w:rPr>
+        <w:t>"pwd</w:t>
+      </w:r>
+      <w:r>
+        <w:rPr>
+          <w:rFonts w:ascii="Courier New" w:eastAsia="굴림" w:hAnsi="Courier New" w:cs="Courier New" w:hint="eastAsia"/>
+          <w:color w:val="0451A5"/>
+          <w:sz w:val="18"/>
+          <w:szCs w:val="18"/>
+          <w:lang w:val="en-US"/>
+        </w:rPr>
+        <w:t>2</w:t>
+      </w:r>
+      <w:r>
+        <w:rPr>
+          <w:rFonts w:ascii="Courier New" w:eastAsia="굴림" w:hAnsi="Courier New" w:cs="Courier New"/>
+          <w:color w:val="0451A5"/>
+          <w:sz w:val="18"/>
+          <w:szCs w:val="18"/>
+          <w:lang w:val="en-US"/>
+        </w:rPr>
+        <w:t>"</w:t>
+      </w:r>
+    </w:p>
+    <w:p>
+      <w:pPr>
+        <w:rPr>
+          <w:rFonts w:ascii="Courier New" w:eastAsia="굴림" w:hAnsi="Courier New" w:cs="Courier New"/>
+          <w:color w:val="000000"/>
+          <w:sz w:val="18"/>
+          <w:szCs w:val="18"/>
+          <w:lang w:val="en-US"/>
+        </w:rPr>
+      </w:pPr>
+      <w:r>
+        <w:rPr>
+          <w:rFonts w:ascii="Courier New" w:eastAsia="굴림" w:hAnsi="Courier New" w:cs="Courier New"/>
+          <w:color w:val="000000"/>
+          <w:sz w:val="18"/>
+          <w:szCs w:val="18"/>
+          <w:lang w:val="en-US"/>
+        </w:rPr>
+        <w:t>}</w:t>
+      </w:r>
+    </w:p>
+    <w:p>
+      <w:pPr>
+        <w:rPr>
+          <w:rFonts w:hint="eastAsia"/>
+          <w:sz w:val="20"/>
+          <w:szCs w:val="20"/>
+        </w:rPr>
+      </w:pPr>
+    </w:p>
+    <w:p>
+      <w:pPr>
+        <w:widowControl w:val="0"/>
+        <w:spacing w:line="259" w:lineRule="auto"/>
+        <w:jc w:val="both"/>
+        <w:rPr>
+          <w:rFonts w:ascii="맑은 고딕" w:eastAsia="맑은 고딕" w:hAnsi="맑은 고딕" w:cs="맑은 고딕" w:hint="eastAsia"/>
+          <w:sz w:val="20"/>
+          <w:szCs w:val="20"/>
+        </w:rPr>
+      </w:pPr>
+      <w:r>
+        <w:rPr>
+          <w:noProof/>
+          <w:lang w:val="en-US"/>
+        </w:rPr>
+        <w:drawing>
+          <wp:inline distT="0" distB="0" distL="0" distR="0" wp14:anchorId="01EAE6F4" wp14:editId="3ED73E7C">
+            <wp:extent cx="5733415" cy="3053080"/>
+            <wp:effectExtent l="0" t="0" r="635" b="0"/>
+            <wp:docPr id="9" name="그림 9"/>
+            <wp:cNvGraphicFramePr>
+              <a:graphicFrameLocks xmlns:a="http://schemas.openxmlformats.org/drawingml/2006/main" noChangeAspect="1"/>
+            </wp:cNvGraphicFramePr>
+            <a:graphic xmlns:a="http://schemas.openxmlformats.org/drawingml/2006/main">
+              <a:graphicData uri="http://schemas.openxmlformats.org/drawingml/2006/picture">
+                <pic:pic xmlns:pic="http://schemas.openxmlformats.org/drawingml/2006/picture">
+                  <pic:nvPicPr>
+                    <pic:cNvPr id="1" name=""/>
+                    <pic:cNvPicPr/>
+                  </pic:nvPicPr>
+                  <pic:blipFill>
+                    <a:blip r:embed="rId15"/>
+                    <a:stretch>
+                      <a:fillRect/>
+                    </a:stretch>
+                  </pic:blipFill>
+                  <pic:spPr>
+                    <a:xfrm>
+                      <a:off x="0" y="0"/>
+                      <a:ext cx="5733415" cy="3053080"/>
+                    </a:xfrm>
+                    <a:prstGeom prst="rect">
+                      <a:avLst/>
+                    </a:prstGeom>
+                  </pic:spPr>
+                </pic:pic>
+              </a:graphicData>
+            </a:graphic>
+          </wp:inline>
+        </w:drawing>
+      </w:r>
+    </w:p>
+    <w:p>
+      <w:pPr>
         <w:spacing w:before="20" w:after="120" w:line="264" w:lineRule="auto"/>
       </w:pPr>
-      <w:r>
-        <w:rPr>
-          <w:rFonts w:ascii="맑은 고딕" w:eastAsia="맑은 고딕" w:hAnsi="맑은 고딕" w:cs="맑은 고딕"/>
-          <w:color w:val="595959"/>
-          <w:sz w:val="17"/>
-        </w:rPr>
-        <w:t>▲ user 계정 로그인</w:t>
-      </w:r>
     </w:p>
     <w:p>
       <w:pPr>
@@ -15713,7 +16688,25 @@
           <w:b/>
           <w:color w:val="2E5496"/>
         </w:rPr>
-        <w:t>Step 8. 토큰 검증 필터 등록 ( JwtAuthenticationFilter + STATELESS )</w:t>
+        <w:t xml:space="preserve">Step 8. 토큰 검증 필터 등록 </w:t>
+      </w:r>
+      <w:proofErr w:type="gramStart"/>
+      <w:r>
+        <w:rPr>
+          <w:rFonts w:ascii="맑은 고딕" w:eastAsia="맑은 고딕" w:hAnsi="맑은 고딕" w:cs="맑은 고딕"/>
+          <w:b/>
+          <w:color w:val="2E5496"/>
+        </w:rPr>
+        <w:t>( JwtAuthenticationFilter</w:t>
+      </w:r>
+      <w:proofErr w:type="gramEnd"/>
+      <w:r>
+        <w:rPr>
+          <w:rFonts w:ascii="맑은 고딕" w:eastAsia="맑은 고딕" w:hAnsi="맑은 고딕" w:cs="맑은 고딕"/>
+          <w:b/>
+          <w:color w:val="2E5496"/>
+        </w:rPr>
+        <w:t xml:space="preserve"> + STATELESS )</w:t>
       </w:r>
     </w:p>
     <w:p>
@@ -15878,6 +16871,9 @@
         </w:pBdr>
         <w:shd w:val="clear" w:color="auto" w:fill="F7F7F7"/>
         <w:spacing w:line="240" w:lineRule="auto"/>
+        <w:rPr>
+          <w:lang w:val="en-US"/>
+        </w:rPr>
       </w:pPr>
       <w:r>
         <w:rPr>
@@ -15892,6 +16888,86 @@
         <w:rPr>
           <w:rFonts w:ascii="D2Coding" w:eastAsia="D2Coding" w:hAnsi="Consolas" w:cs="Consolas"/>
           <w:sz w:val="17"/>
+          <w:lang w:val="en-US"/>
+        </w:rPr>
+        <w:t>.authorizeHttpRequests</w:t>
+      </w:r>
+      <w:proofErr w:type="gramEnd"/>
+      <w:r>
+        <w:rPr>
+          <w:rFonts w:ascii="D2Coding" w:eastAsia="D2Coding" w:hAnsi="Consolas" w:cs="Consolas"/>
+          <w:sz w:val="17"/>
+          <w:lang w:val="en-US"/>
+        </w:rPr>
+        <w:t>(auth -&gt; ... )</w:t>
+      </w:r>
+    </w:p>
+    <w:p>
+      <w:pPr>
+        <w:pBdr>
+          <w:left w:val="single" w:sz="4" w:space="4" w:color="D9D9D9"/>
+          <w:right w:val="single" w:sz="4" w:space="4" w:color="D9D9D9"/>
+        </w:pBdr>
+        <w:shd w:val="clear" w:color="auto" w:fill="F7F7F7"/>
+        <w:spacing w:line="240" w:lineRule="auto"/>
+      </w:pPr>
+      <w:r>
+        <w:rPr>
+          <w:rFonts w:ascii="D2Coding" w:eastAsia="D2Coding" w:hAnsi="Consolas" w:cs="Consolas"/>
+          <w:sz w:val="17"/>
+          <w:lang w:val="en-US"/>
+        </w:rPr>
+        <w:t xml:space="preserve">        </w:t>
+      </w:r>
+      <w:r>
+        <w:rPr>
+          <w:rFonts w:ascii="D2Coding" w:eastAsia="D2Coding" w:hAnsi="Consolas" w:cs="Consolas"/>
+          <w:sz w:val="17"/>
+        </w:rPr>
+        <w:t xml:space="preserve">//세션을 만들지 않는다 </w:t>
+      </w:r>
+      <w:proofErr w:type="gramStart"/>
+      <w:r>
+        <w:rPr>
+          <w:rFonts w:ascii="D2Coding" w:eastAsia="D2Coding" w:hAnsi="Consolas" w:cs="Consolas"/>
+          <w:sz w:val="17"/>
+        </w:rPr>
+        <w:t>( 토큰만으로</w:t>
+      </w:r>
+      <w:proofErr w:type="gramEnd"/>
+      <w:r>
+        <w:rPr>
+          <w:rFonts w:ascii="D2Coding" w:eastAsia="D2Coding" w:hAnsi="Consolas" w:cs="Consolas"/>
+          <w:sz w:val="17"/>
+        </w:rPr>
+        <w:t xml:space="preserve"> 인증한다 )</w:t>
+      </w:r>
+    </w:p>
+    <w:p>
+      <w:pPr>
+        <w:pBdr>
+          <w:left w:val="single" w:sz="4" w:space="4" w:color="D9D9D9"/>
+          <w:right w:val="single" w:sz="4" w:space="4" w:color="D9D9D9"/>
+        </w:pBdr>
+        <w:shd w:val="clear" w:color="auto" w:fill="F7F7F7"/>
+        <w:spacing w:line="240" w:lineRule="auto"/>
+        <w:rPr>
+          <w:lang w:val="en-US"/>
+        </w:rPr>
+      </w:pPr>
+      <w:r>
+        <w:rPr>
+          <w:rFonts w:ascii="D2Coding" w:eastAsia="D2Coding" w:hAnsi="Consolas" w:cs="Consolas"/>
+          <w:sz w:val="17"/>
+        </w:rPr>
+        <w:t xml:space="preserve">        </w:t>
+      </w:r>
+      <w:proofErr w:type="gramStart"/>
+      <w:r>
+        <w:rPr>
+          <w:rFonts w:ascii="D2Coding" w:eastAsia="D2Coding" w:hAnsi="Consolas" w:cs="Consolas"/>
+          <w:sz w:val="17"/>
+          <w:lang w:val="en-US"/>
         </w:rPr>
         <w:t>.</w:t>
       </w:r>
@@ -15900,8 +16976,9 @@
         <w:rPr>
           <w:rFonts w:ascii="D2Coding" w:eastAsia="D2Coding" w:hAnsi="Consolas" w:cs="Consolas"/>
           <w:sz w:val="17"/>
-        </w:rPr>
-        <w:t>authorizeHttpRequests</w:t>
+          <w:lang w:val="en-US"/>
+        </w:rPr>
+        <w:t>sessionManagement</w:t>
       </w:r>
       <w:proofErr w:type="spellEnd"/>
       <w:proofErr w:type="gramEnd"/>
@@ -15909,6 +16986,7 @@
         <w:rPr>
           <w:rFonts w:ascii="D2Coding" w:eastAsia="D2Coding" w:hAnsi="Consolas" w:cs="Consolas"/>
           <w:sz w:val="17"/>
+          <w:lang w:val="en-US"/>
         </w:rPr>
         <w:t>(</w:t>
       </w:r>
@@ -15917,67 +16995,139 @@
         <w:rPr>
           <w:rFonts w:ascii="D2Coding" w:eastAsia="D2Coding" w:hAnsi="Consolas" w:cs="Consolas"/>
           <w:sz w:val="17"/>
-        </w:rPr>
-        <w:t>auth</w:t>
-      </w:r>
-      <w:proofErr w:type="spellEnd"/>
-      <w:r>
-        <w:rPr>
-          <w:rFonts w:ascii="D2Coding" w:eastAsia="D2Coding" w:hAnsi="Consolas" w:cs="Consolas"/>
-          <w:sz w:val="17"/>
-        </w:rPr>
-        <w:t xml:space="preserve"> -&gt; ... )</w:t>
-      </w:r>
-    </w:p>
-    <w:p>
-      <w:pPr>
-        <w:pBdr>
-          <w:left w:val="single" w:sz="4" w:space="4" w:color="D9D9D9"/>
-          <w:right w:val="single" w:sz="4" w:space="4" w:color="D9D9D9"/>
-        </w:pBdr>
-        <w:shd w:val="clear" w:color="auto" w:fill="F7F7F7"/>
-        <w:spacing w:line="240" w:lineRule="auto"/>
-      </w:pPr>
-      <w:r>
-        <w:rPr>
-          <w:rFonts w:ascii="D2Coding" w:eastAsia="D2Coding" w:hAnsi="Consolas" w:cs="Consolas"/>
-          <w:sz w:val="17"/>
-        </w:rPr>
-        <w:t xml:space="preserve">        //세션을 만들지 않는다 ( 토큰만으로 인증한다 )</w:t>
-      </w:r>
-    </w:p>
-    <w:p>
-      <w:pPr>
-        <w:pBdr>
-          <w:left w:val="single" w:sz="4" w:space="4" w:color="D9D9D9"/>
-          <w:right w:val="single" w:sz="4" w:space="4" w:color="D9D9D9"/>
-        </w:pBdr>
-        <w:shd w:val="clear" w:color="auto" w:fill="F7F7F7"/>
-        <w:spacing w:line="240" w:lineRule="auto"/>
-      </w:pPr>
-      <w:r>
-        <w:rPr>
-          <w:rFonts w:ascii="D2Coding" w:eastAsia="D2Coding" w:hAnsi="Consolas" w:cs="Consolas"/>
-          <w:sz w:val="17"/>
-        </w:rPr>
-        <w:t xml:space="preserve">        .sessionManagement(session -&gt; session.sessionCreationPolicy(SessionCreationPolicy.STATELESS))</w:t>
-      </w:r>
-    </w:p>
-    <w:p>
-      <w:pPr>
-        <w:pBdr>
-          <w:left w:val="single" w:sz="4" w:space="4" w:color="D9D9D9"/>
-          <w:right w:val="single" w:sz="4" w:space="4" w:color="D9D9D9"/>
-        </w:pBdr>
-        <w:shd w:val="clear" w:color="auto" w:fill="F7F7F7"/>
-        <w:spacing w:line="240" w:lineRule="auto"/>
-      </w:pPr>
-      <w:r>
-        <w:rPr>
-          <w:rFonts w:ascii="D2Coding" w:eastAsia="D2Coding" w:hAnsi="Consolas" w:cs="Consolas"/>
-          <w:sz w:val="17"/>
-        </w:rPr>
-        <w:t xml:space="preserve">        .addFilterBefore(jwtAuthenticationFilter, UsernamePasswordAuthenticationFilter.class)</w:t>
+          <w:lang w:val="en-US"/>
+        </w:rPr>
+        <w:t>session</w:t>
+      </w:r>
+      <w:proofErr w:type="spellEnd"/>
+      <w:r>
+        <w:rPr>
+          <w:rFonts w:ascii="D2Coding" w:eastAsia="D2Coding" w:hAnsi="Consolas" w:cs="Consolas"/>
+          <w:sz w:val="17"/>
+          <w:lang w:val="en-US"/>
+        </w:rPr>
+        <w:t xml:space="preserve"> -&gt; </w:t>
+      </w:r>
+      <w:proofErr w:type="spellStart"/>
+      <w:r>
+        <w:rPr>
+          <w:rFonts w:ascii="D2Coding" w:eastAsia="D2Coding" w:hAnsi="Consolas" w:cs="Consolas"/>
+          <w:sz w:val="17"/>
+          <w:lang w:val="en-US"/>
+        </w:rPr>
+        <w:t>session.sessionCreationPolicy</w:t>
+      </w:r>
+      <w:proofErr w:type="spellEnd"/>
+      <w:r>
+        <w:rPr>
+          <w:rFonts w:ascii="D2Coding" w:eastAsia="D2Coding" w:hAnsi="Consolas" w:cs="Consolas"/>
+          <w:sz w:val="17"/>
+          <w:lang w:val="en-US"/>
+        </w:rPr>
+        <w:t>(</w:t>
+      </w:r>
+      <w:proofErr w:type="spellStart"/>
+      <w:r>
+        <w:rPr>
+          <w:rFonts w:ascii="D2Coding" w:eastAsia="D2Coding" w:hAnsi="Consolas" w:cs="Consolas"/>
+          <w:sz w:val="17"/>
+          <w:lang w:val="en-US"/>
+        </w:rPr>
+        <w:t>SessionCreationPolicy.STATELESS</w:t>
+      </w:r>
+      <w:proofErr w:type="spellEnd"/>
+      <w:r>
+        <w:rPr>
+          <w:rFonts w:ascii="D2Coding" w:eastAsia="D2Coding" w:hAnsi="Consolas" w:cs="Consolas"/>
+          <w:sz w:val="17"/>
+          <w:lang w:val="en-US"/>
+        </w:rPr>
+        <w:t>))</w:t>
+      </w:r>
+    </w:p>
+    <w:p>
+      <w:pPr>
+        <w:pBdr>
+          <w:left w:val="single" w:sz="4" w:space="4" w:color="D9D9D9"/>
+          <w:right w:val="single" w:sz="4" w:space="4" w:color="D9D9D9"/>
+        </w:pBdr>
+        <w:shd w:val="clear" w:color="auto" w:fill="F7F7F7"/>
+        <w:spacing w:line="240" w:lineRule="auto"/>
+        <w:rPr>
+          <w:lang w:val="en-US"/>
+        </w:rPr>
+      </w:pPr>
+      <w:r>
+        <w:rPr>
+          <w:rFonts w:ascii="D2Coding" w:eastAsia="D2Coding" w:hAnsi="Consolas" w:cs="Consolas"/>
+          <w:sz w:val="17"/>
+          <w:lang w:val="en-US"/>
+        </w:rPr>
+        <w:t xml:space="preserve">        </w:t>
+      </w:r>
+      <w:proofErr w:type="gramStart"/>
+      <w:r>
+        <w:rPr>
+          <w:rFonts w:ascii="D2Coding" w:eastAsia="D2Coding" w:hAnsi="Consolas" w:cs="Consolas"/>
+          <w:sz w:val="17"/>
+          <w:lang w:val="en-US"/>
+        </w:rPr>
+        <w:t>.</w:t>
+      </w:r>
+      <w:proofErr w:type="spellStart"/>
+      <w:r>
+        <w:rPr>
+          <w:rFonts w:ascii="D2Coding" w:eastAsia="D2Coding" w:hAnsi="Consolas" w:cs="Consolas"/>
+          <w:sz w:val="17"/>
+          <w:lang w:val="en-US"/>
+        </w:rPr>
+        <w:t>addFilterBefore</w:t>
+      </w:r>
+      <w:proofErr w:type="spellEnd"/>
+      <w:proofErr w:type="gramEnd"/>
+      <w:r>
+        <w:rPr>
+          <w:rFonts w:ascii="D2Coding" w:eastAsia="D2Coding" w:hAnsi="Consolas" w:cs="Consolas"/>
+          <w:sz w:val="17"/>
+          <w:lang w:val="en-US"/>
+        </w:rPr>
+        <w:t>(</w:t>
+      </w:r>
+      <w:proofErr w:type="spellStart"/>
+      <w:r>
+        <w:rPr>
+          <w:rFonts w:ascii="D2Coding" w:eastAsia="D2Coding" w:hAnsi="Consolas" w:cs="Consolas"/>
+          <w:sz w:val="17"/>
+          <w:lang w:val="en-US"/>
+        </w:rPr>
+        <w:t>jwtAuthenticationFilter</w:t>
+      </w:r>
+      <w:proofErr w:type="spellEnd"/>
+      <w:r>
+        <w:rPr>
+          <w:rFonts w:ascii="D2Coding" w:eastAsia="D2Coding" w:hAnsi="Consolas" w:cs="Consolas"/>
+          <w:sz w:val="17"/>
+          <w:lang w:val="en-US"/>
+        </w:rPr>
+        <w:t xml:space="preserve">, </w:t>
+      </w:r>
+      <w:proofErr w:type="spellStart"/>
+      <w:r>
+        <w:rPr>
+          <w:rFonts w:ascii="D2Coding" w:eastAsia="D2Coding" w:hAnsi="Consolas" w:cs="Consolas"/>
+          <w:sz w:val="17"/>
+          <w:lang w:val="en-US"/>
+        </w:rPr>
+        <w:t>UsernamePasswordAuthenticationFilter.class</w:t>
+      </w:r>
+      <w:proofErr w:type="spellEnd"/>
+      <w:r>
+        <w:rPr>
+          <w:rFonts w:ascii="D2Coding" w:eastAsia="D2Coding" w:hAnsi="Consolas" w:cs="Consolas"/>
+          <w:sz w:val="17"/>
+          <w:lang w:val="en-US"/>
+        </w:rPr>
+        <w:t>)</w:t>
       </w:r>
     </w:p>
     <w:p>
@@ -15989,13 +17139,45 @@
         </w:pBdr>
         <w:shd w:val="clear" w:color="auto" w:fill="F7F7F7"/>
         <w:spacing w:line="240" w:lineRule="auto"/>
-      </w:pPr>
-      <w:r>
-        <w:rPr>
-          <w:rFonts w:ascii="D2Coding" w:eastAsia="D2Coding" w:hAnsi="Consolas" w:cs="Consolas"/>
-          <w:sz w:val="17"/>
-        </w:rPr>
-        <w:t xml:space="preserve">        .build();</w:t>
+        <w:rPr>
+          <w:lang w:val="en-US"/>
+        </w:rPr>
+      </w:pPr>
+      <w:r>
+        <w:rPr>
+          <w:rFonts w:ascii="D2Coding" w:eastAsia="D2Coding" w:hAnsi="Consolas" w:cs="Consolas"/>
+          <w:sz w:val="17"/>
+          <w:lang w:val="en-US"/>
+        </w:rPr>
+        <w:t xml:space="preserve">        </w:t>
+      </w:r>
+      <w:proofErr w:type="gramStart"/>
+      <w:r>
+        <w:rPr>
+          <w:rFonts w:ascii="D2Coding" w:eastAsia="D2Coding" w:hAnsi="Consolas" w:cs="Consolas"/>
+          <w:sz w:val="17"/>
+          <w:lang w:val="en-US"/>
+        </w:rPr>
+        <w:t>.</w:t>
+      </w:r>
+      <w:proofErr w:type="spellStart"/>
+      <w:r>
+        <w:rPr>
+          <w:rFonts w:ascii="D2Coding" w:eastAsia="D2Coding" w:hAnsi="Consolas" w:cs="Consolas"/>
+          <w:sz w:val="17"/>
+          <w:lang w:val="en-US"/>
+        </w:rPr>
+        <w:t>build</w:t>
+      </w:r>
+      <w:proofErr w:type="spellEnd"/>
+      <w:proofErr w:type="gramEnd"/>
+      <w:r>
+        <w:rPr>
+          <w:rFonts w:ascii="D2Coding" w:eastAsia="D2Coding" w:hAnsi="Consolas" w:cs="Consolas"/>
+          <w:sz w:val="17"/>
+          <w:lang w:val="en-US"/>
+        </w:rPr>
+        <w:t>();</w:t>
       </w:r>
     </w:p>
     <w:p>
@@ -16007,8 +17189,17 @@
           <w:rFonts w:ascii="맑은 고딕" w:eastAsia="맑은 고딕" w:hAnsi="맑은 고딕" w:cs="맑은 고딕"/>
           <w:sz w:val="20"/>
         </w:rPr>
-        <w:t xml:space="preserve">세션 정책 ( </w:t>
-      </w:r>
+        <w:t xml:space="preserve">세션 정책 </w:t>
+      </w:r>
+      <w:proofErr w:type="gramStart"/>
+      <w:r>
+        <w:rPr>
+          <w:rFonts w:ascii="맑은 고딕" w:eastAsia="맑은 고딕" w:hAnsi="맑은 고딕" w:cs="맑은 고딕"/>
+          <w:sz w:val="20"/>
+        </w:rPr>
+        <w:t xml:space="preserve">( </w:t>
+      </w:r>
+      <w:proofErr w:type="spellStart"/>
       <w:r>
         <w:rPr>
           <w:rFonts w:ascii="D2Coding" w:eastAsia="D2Coding" w:hAnsi="Consolas" w:cs="Consolas"/>
@@ -16017,6 +17208,8 @@
         </w:rPr>
         <w:t>SessionCreationPolicy</w:t>
       </w:r>
+      <w:proofErr w:type="spellEnd"/>
+      <w:proofErr w:type="gramEnd"/>
       <w:r>
         <w:rPr>
           <w:rFonts w:ascii="맑은 고딕" w:eastAsia="맑은 고딕" w:hAnsi="맑은 고딕" w:cs="맑은 고딕"/>
@@ -16255,14 +17448,30 @@
       <w:pPr>
         <w:spacing w:before="20" w:after="20" w:line="264" w:lineRule="auto"/>
         <w:ind w:left="360" w:hanging="240"/>
-      </w:pPr>
-      <w:r>
         <w:rPr>
           <w:rFonts w:ascii="맑은 고딕" w:eastAsia="맑은 고딕" w:hAnsi="맑은 고딕" w:cs="맑은 고딕"/>
           <w:sz w:val="20"/>
         </w:rPr>
+      </w:pPr>
+    </w:p>
+    <w:p>
+      <w:pPr>
+        <w:spacing w:before="20" w:after="20" w:line="264" w:lineRule="auto"/>
+        <w:ind w:left="360" w:hanging="240"/>
+        <w:rPr>
+          <w:rFonts w:ascii="맑은 고딕" w:eastAsia="맑은 고딕" w:hAnsi="맑은 고딕" w:cs="맑은 고딕"/>
+          <w:sz w:val="20"/>
+        </w:rPr>
+      </w:pPr>
+      <w:r>
+        <w:rPr>
+          <w:rFonts w:ascii="맑은 고딕" w:eastAsia="맑은 고딕" w:hAnsi="맑은 고딕" w:cs="맑은 고딕"/>
+          <w:sz w:val="20"/>
+        </w:rPr>
+        <w:lastRenderedPageBreak/>
         <w:t xml:space="preserve">• </w:t>
       </w:r>
+      <w:proofErr w:type="gramStart"/>
       <w:r>
         <w:rPr>
           <w:rFonts w:ascii="맑은 고딕" w:eastAsia="맑은 고딕" w:hAnsi="맑은 고딕" w:cs="맑은 고딕"/>
@@ -16276,7 +17485,31 @@
           <w:rFonts w:ascii="맑은 고딕" w:eastAsia="맑은 고딕" w:hAnsi="맑은 고딕" w:cs="맑은 고딕"/>
           <w:sz w:val="20"/>
         </w:rPr>
-        <w:t xml:space="preserve"> : Step 7 에서 받은 토큰을 </w:t>
+        <w:t xml:space="preserve"> :</w:t>
+      </w:r>
+      <w:proofErr w:type="gramEnd"/>
+      <w:r>
+        <w:rPr>
+          <w:rFonts w:ascii="맑은 고딕" w:eastAsia="맑은 고딕" w:hAnsi="맑은 고딕" w:cs="맑은 고딕"/>
+          <w:sz w:val="20"/>
+        </w:rPr>
+        <w:t xml:space="preserve"> </w:t>
+      </w:r>
+      <w:proofErr w:type="spellStart"/>
+      <w:r>
+        <w:rPr>
+          <w:rFonts w:ascii="맑은 고딕" w:eastAsia="맑은 고딕" w:hAnsi="맑은 고딕" w:cs="맑은 고딕"/>
+          <w:sz w:val="20"/>
+        </w:rPr>
+        <w:t>Step</w:t>
+      </w:r>
+      <w:proofErr w:type="spellEnd"/>
+      <w:r>
+        <w:rPr>
+          <w:rFonts w:ascii="맑은 고딕" w:eastAsia="맑은 고딕" w:hAnsi="맑은 고딕" w:cs="맑은 고딕"/>
+          <w:sz w:val="20"/>
+        </w:rPr>
+        <w:t xml:space="preserve"> 7 에서 받은 토큰을 </w:t>
       </w:r>
       <w:r>
         <w:rPr>
@@ -16306,7 +17539,47 @@
           <w:rFonts w:ascii="맑은 고딕" w:eastAsia="맑은 고딕" w:hAnsi="맑은 고딕" w:cs="맑은 고딕"/>
           <w:sz w:val="20"/>
         </w:rPr>
-        <w:t xml:space="preserve"> 호출 → 200</w:t>
+        <w:t xml:space="preserve"> </w:t>
+      </w:r>
+    </w:p>
+    <w:p>
+      <w:pPr>
+        <w:spacing w:before="20" w:after="20" w:line="264" w:lineRule="auto"/>
+        <w:ind w:left="360" w:hanging="240"/>
+        <w:rPr>
+          <w:rFonts w:hint="eastAsia"/>
+          <w:sz w:val="20"/>
+          <w:szCs w:val="20"/>
+        </w:rPr>
+      </w:pPr>
+      <w:r>
+        <w:rPr>
+          <w:rFonts w:ascii="맑은 고딕" w:eastAsia="맑은 고딕" w:hAnsi="맑은 고딕" w:cs="맑은 고딕"/>
+          <w:color w:val="595959"/>
+          <w:sz w:val="20"/>
+          <w:szCs w:val="20"/>
+        </w:rPr>
+        <w:t xml:space="preserve">▲ </w:t>
+      </w:r>
+      <w:proofErr w:type="spellStart"/>
+      <w:r>
+        <w:rPr>
+          <w:rFonts w:ascii="맑은 고딕" w:eastAsia="맑은 고딕" w:hAnsi="맑은 고딕" w:cs="맑은 고딕"/>
+          <w:color w:val="595959"/>
+          <w:sz w:val="20"/>
+          <w:szCs w:val="20"/>
+        </w:rPr>
+        <w:t>Bearer</w:t>
+      </w:r>
+      <w:proofErr w:type="spellEnd"/>
+      <w:r>
+        <w:rPr>
+          <w:rFonts w:ascii="맑은 고딕" w:eastAsia="맑은 고딕" w:hAnsi="맑은 고딕" w:cs="맑은 고딕"/>
+          <w:color w:val="595959"/>
+          <w:sz w:val="20"/>
+          <w:szCs w:val="20"/>
+        </w:rPr>
+        <w:t xml:space="preserve"> 토큰을 붙여 학생 목록 조회</w:t>
       </w:r>
     </w:p>
     <w:p>
@@ -16342,7 +17615,7 @@
                     <pic:cNvPicPr preferRelativeResize="0"/>
                   </pic:nvPicPr>
                   <pic:blipFill>
-                    <a:blip r:embed="rId11"/>
+                    <a:blip r:embed="rId16"/>
                     <a:srcRect/>
                     <a:stretch>
                       <a:fillRect/>
@@ -16368,15 +17641,77 @@
     <w:p>
       <w:pPr>
         <w:spacing w:before="20" w:after="120" w:line="264" w:lineRule="auto"/>
+        <w:rPr>
+          <w:sz w:val="20"/>
+          <w:szCs w:val="20"/>
+        </w:rPr>
       </w:pPr>
       <w:r>
         <w:rPr>
           <w:rFonts w:ascii="맑은 고딕" w:eastAsia="맑은 고딕" w:hAnsi="맑은 고딕" w:cs="맑은 고딕"/>
           <w:color w:val="595959"/>
-          <w:sz w:val="17"/>
-        </w:rPr>
-        <w:lastRenderedPageBreak/>
-        <w:t>▲ Bearer 토큰을 붙여 학생 목록 조회</w:t>
+          <w:sz w:val="20"/>
+          <w:szCs w:val="20"/>
+        </w:rPr>
+        <w:t xml:space="preserve">▲ </w:t>
+      </w:r>
+      <w:proofErr w:type="spellStart"/>
+      <w:r>
+        <w:rPr>
+          <w:rFonts w:ascii="맑은 고딕" w:eastAsia="맑은 고딕" w:hAnsi="맑은 고딕" w:cs="맑은 고딕"/>
+          <w:color w:val="595959"/>
+          <w:sz w:val="20"/>
+          <w:szCs w:val="20"/>
+        </w:rPr>
+        <w:t>Bearer</w:t>
+      </w:r>
+      <w:proofErr w:type="spellEnd"/>
+      <w:r>
+        <w:rPr>
+          <w:rFonts w:ascii="맑은 고딕" w:eastAsia="맑은 고딕" w:hAnsi="맑은 고딕" w:cs="맑은 고딕"/>
+          <w:color w:val="595959"/>
+          <w:sz w:val="20"/>
+          <w:szCs w:val="20"/>
+        </w:rPr>
+        <w:t xml:space="preserve"> 토큰을 붙여</w:t>
+      </w:r>
+      <w:r>
+        <w:rPr>
+          <w:rFonts w:ascii="맑은 고딕" w:eastAsia="맑은 고딕" w:hAnsi="맑은 고딕" w:cs="맑은 고딕"/>
+          <w:color w:val="595959"/>
+          <w:sz w:val="20"/>
+          <w:szCs w:val="20"/>
+        </w:rPr>
+        <w:t xml:space="preserve"> </w:t>
+      </w:r>
+      <w:r>
+        <w:rPr>
+          <w:rFonts w:ascii="맑은 고딕" w:eastAsia="맑은 고딕" w:hAnsi="맑은 고딕" w:cs="맑은 고딕"/>
+          <w:color w:val="595959"/>
+          <w:sz w:val="20"/>
+          <w:szCs w:val="20"/>
+        </w:rPr>
+        <w:t xml:space="preserve">학생 </w:t>
+      </w:r>
+      <w:proofErr w:type="spellStart"/>
+      <w:r>
+        <w:rPr>
+          <w:rFonts w:ascii="맑은 고딕" w:eastAsia="맑은 고딕" w:hAnsi="맑은 고딕" w:cs="맑은 고딕"/>
+          <w:color w:val="595959"/>
+          <w:sz w:val="20"/>
+          <w:szCs w:val="20"/>
+        </w:rPr>
+        <w:t>단건</w:t>
+      </w:r>
+      <w:proofErr w:type="spellEnd"/>
+      <w:r>
+        <w:rPr>
+          <w:rFonts w:ascii="맑은 고딕" w:eastAsia="맑은 고딕" w:hAnsi="맑은 고딕" w:cs="맑은 고딕"/>
+          <w:color w:val="595959"/>
+          <w:sz w:val="20"/>
+          <w:szCs w:val="20"/>
+        </w:rPr>
+        <w:t xml:space="preserve"> 조회</w:t>
       </w:r>
     </w:p>
     <w:p>
@@ -16414,7 +17749,7 @@
                     <pic:cNvPicPr preferRelativeResize="0"/>
                   </pic:nvPicPr>
                   <pic:blipFill>
-                    <a:blip r:embed="rId12"/>
+                    <a:blip r:embed="rId17"/>
                     <a:srcRect/>
                     <a:stretch>
                       <a:fillRect/>
@@ -16441,14 +17776,6 @@
       <w:pPr>
         <w:spacing w:before="20" w:after="120" w:line="264" w:lineRule="auto"/>
       </w:pPr>
-      <w:r>
-        <w:rPr>
-          <w:rFonts w:ascii="맑은 고딕" w:eastAsia="맑은 고딕" w:hAnsi="맑은 고딕" w:cs="맑은 고딕"/>
-          <w:color w:val="595959"/>
-          <w:sz w:val="17"/>
-        </w:rPr>
-        <w:t>▲ 학생 단건 조회</w:t>
-      </w:r>
     </w:p>
     <w:p>
       <w:pPr>
@@ -16460,7 +17787,25 @@
           <w:b/>
           <w:color w:val="2E5496"/>
         </w:rPr>
-        <w:t>Step 9. 권한 처리 ( @EnableMethodSecurity + @PreAuthorize )</w:t>
+        <w:t xml:space="preserve">Step 9. 권한 처리 </w:t>
+      </w:r>
+      <w:proofErr w:type="gramStart"/>
+      <w:r>
+        <w:rPr>
+          <w:rFonts w:ascii="맑은 고딕" w:eastAsia="맑은 고딕" w:hAnsi="맑은 고딕" w:cs="맑은 고딕"/>
+          <w:b/>
+          <w:color w:val="2E5496"/>
+        </w:rPr>
+        <w:t>( @EnableMethodSecurity</w:t>
+      </w:r>
+      <w:proofErr w:type="gramEnd"/>
+      <w:r>
+        <w:rPr>
+          <w:rFonts w:ascii="맑은 고딕" w:eastAsia="맑은 고딕" w:hAnsi="맑은 고딕" w:cs="맑은 고딕"/>
+          <w:b/>
+          <w:color w:val="2E5496"/>
+        </w:rPr>
+        <w:t xml:space="preserve"> + @PreAuthorize )</w:t>
       </w:r>
     </w:p>
     <w:p>
@@ -16510,9 +17855,17 @@
       <w:r>
         <w:rPr>
           <w:rFonts w:ascii="D2Coding" w:eastAsia="D2Coding" w:hAnsi="Consolas" w:cs="Consolas"/>
-          <w:sz w:val="17"/>
-        </w:rPr>
-        <w:t>@EnableMethodSecurity      // 메서드 단위 권한 검사를 켠다</w:t>
+          <w:color w:val="FF0000"/>
+          <w:sz w:val="17"/>
+        </w:rPr>
+        <w:t>@EnableMethodSecurity</w:t>
+      </w:r>
+      <w:r>
+        <w:rPr>
+          <w:rFonts w:ascii="D2Coding" w:eastAsia="D2Coding" w:hAnsi="Consolas" w:cs="Consolas"/>
+          <w:sz w:val="17"/>
+        </w:rPr>
+        <w:t xml:space="preserve">      // 메서드 단위 권한 검사를 켠다</w:t>
       </w:r>
     </w:p>
     <w:p>
@@ -16915,6 +18268,7 @@
                 <w:b/>
                 <w:sz w:val="18"/>
               </w:rPr>
+              <w:lastRenderedPageBreak/>
               <w:t>대상</w:t>
             </w:r>
           </w:p>
@@ -17174,15 +18528,573 @@
     <w:p>
       <w:pPr>
         <w:spacing w:before="20" w:after="20" w:line="264" w:lineRule="auto"/>
-        <w:ind w:left="360" w:hanging="240"/>
-      </w:pPr>
-      <w:r>
         <w:rPr>
           <w:rFonts w:ascii="맑은 고딕" w:eastAsia="맑은 고딕" w:hAnsi="맑은 고딕" w:cs="맑은 고딕"/>
           <w:sz w:val="20"/>
         </w:rPr>
-        <w:t xml:space="preserve">• </w:t>
-      </w:r>
+      </w:pPr>
+    </w:p>
+    <w:p>
+      <w:pPr>
+        <w:spacing w:before="20" w:after="20" w:line="264" w:lineRule="auto"/>
+        <w:rPr>
+          <w:rFonts w:ascii="맑은 고딕" w:eastAsia="맑은 고딕" w:hAnsi="맑은 고딕" w:cs="맑은 고딕" w:hint="eastAsia"/>
+          <w:sz w:val="20"/>
+        </w:rPr>
+      </w:pPr>
+      <w:r>
+        <w:rPr>
+          <w:rFonts w:ascii="맑은 고딕" w:eastAsia="맑은 고딕" w:hAnsi="맑은 고딕" w:cs="맑은 고딕"/>
+          <w:color w:val="595959"/>
+          <w:sz w:val="20"/>
+          <w:szCs w:val="20"/>
+        </w:rPr>
+        <w:t xml:space="preserve">▲ </w:t>
+      </w:r>
+      <w:proofErr w:type="spellStart"/>
+      <w:r>
+        <w:rPr>
+          <w:rFonts w:ascii="맑은 고딕" w:eastAsia="맑은 고딕" w:hAnsi="맑은 고딕" w:cs="맑은 고딕"/>
+          <w:color w:val="595959"/>
+          <w:sz w:val="20"/>
+          <w:szCs w:val="20"/>
+        </w:rPr>
+        <w:t>Bearer</w:t>
+      </w:r>
+      <w:proofErr w:type="spellEnd"/>
+      <w:r>
+        <w:rPr>
+          <w:rFonts w:ascii="맑은 고딕" w:eastAsia="맑은 고딕" w:hAnsi="맑은 고딕" w:cs="맑은 고딕"/>
+          <w:color w:val="595959"/>
+          <w:sz w:val="20"/>
+          <w:szCs w:val="20"/>
+        </w:rPr>
+        <w:t xml:space="preserve"> 토큰</w:t>
+      </w:r>
+      <w:r>
+        <w:rPr>
+          <w:rFonts w:ascii="맑은 고딕" w:eastAsia="맑은 고딕" w:hAnsi="맑은 고딕" w:cs="맑은 고딕" w:hint="eastAsia"/>
+          <w:color w:val="595959"/>
+          <w:sz w:val="20"/>
+          <w:szCs w:val="20"/>
+        </w:rPr>
+        <w:t>으로</w:t>
+      </w:r>
+      <w:r>
+        <w:rPr>
+          <w:rFonts w:ascii="맑은 고딕" w:eastAsia="맑은 고딕" w:hAnsi="맑은 고딕" w:cs="맑은 고딕"/>
+          <w:color w:val="595959"/>
+          <w:sz w:val="20"/>
+          <w:szCs w:val="20"/>
+        </w:rPr>
+        <w:t xml:space="preserve"> </w:t>
+      </w:r>
+      <w:r>
+        <w:rPr>
+          <w:rFonts w:ascii="맑은 고딕" w:eastAsia="맑은 고딕" w:hAnsi="맑은 고딕" w:cs="맑은 고딕" w:hint="eastAsia"/>
+          <w:color w:val="595959"/>
+          <w:sz w:val="20"/>
+          <w:szCs w:val="20"/>
+        </w:rPr>
+        <w:t>학과</w:t>
+      </w:r>
+      <w:r>
+        <w:rPr>
+          <w:rFonts w:ascii="맑은 고딕" w:eastAsia="맑은 고딕" w:hAnsi="맑은 고딕" w:cs="맑은 고딕"/>
+          <w:color w:val="595959"/>
+          <w:sz w:val="20"/>
+          <w:szCs w:val="20"/>
+        </w:rPr>
+        <w:t xml:space="preserve"> </w:t>
+      </w:r>
+      <w:r>
+        <w:rPr>
+          <w:rFonts w:ascii="맑은 고딕" w:eastAsia="맑은 고딕" w:hAnsi="맑은 고딕" w:cs="맑은 고딕" w:hint="eastAsia"/>
+          <w:color w:val="595959"/>
+          <w:sz w:val="20"/>
+          <w:szCs w:val="20"/>
+        </w:rPr>
+        <w:t xml:space="preserve">등록 </w:t>
+      </w:r>
+      <w:proofErr w:type="gramStart"/>
+      <w:r>
+        <w:rPr>
+          <w:rFonts w:ascii="맑은 고딕" w:eastAsia="맑은 고딕" w:hAnsi="맑은 고딕" w:cs="맑은 고딕" w:hint="eastAsia"/>
+          <w:color w:val="595959"/>
+          <w:sz w:val="20"/>
+          <w:szCs w:val="20"/>
+        </w:rPr>
+        <w:t>( ADMIN</w:t>
+      </w:r>
+      <w:proofErr w:type="gramEnd"/>
+      <w:r>
+        <w:rPr>
+          <w:rFonts w:ascii="맑은 고딕" w:eastAsia="맑은 고딕" w:hAnsi="맑은 고딕" w:cs="맑은 고딕" w:hint="eastAsia"/>
+          <w:color w:val="595959"/>
+          <w:sz w:val="20"/>
+          <w:szCs w:val="20"/>
+        </w:rPr>
+        <w:t xml:space="preserve"> ROLE )</w:t>
+      </w:r>
+    </w:p>
+    <w:p>
+      <w:pPr>
+        <w:spacing w:before="20" w:after="20" w:line="264" w:lineRule="auto"/>
+        <w:rPr>
+          <w:rFonts w:ascii="Helvetica" w:hAnsi="Helvetica"/>
+          <w:color w:val="212121"/>
+          <w:sz w:val="18"/>
+          <w:szCs w:val="18"/>
+          <w:shd w:val="clear" w:color="auto" w:fill="FFFFFF"/>
+        </w:rPr>
+      </w:pPr>
+      <w:hyperlink r:id="rId18" w:history="1">
+        <w:r>
+          <w:rPr>
+            <w:rStyle w:val="a5"/>
+            <w:rFonts w:ascii="Helvetica" w:hAnsi="Helvetica"/>
+            <w:sz w:val="18"/>
+            <w:szCs w:val="18"/>
+            <w:shd w:val="clear" w:color="auto" w:fill="FFFFFF"/>
+          </w:rPr>
+          <w:t>http://localhost:8080/api/departments</w:t>
+        </w:r>
+      </w:hyperlink>
+    </w:p>
+    <w:p>
+      <w:pPr>
+        <w:shd w:val="clear" w:color="auto" w:fill="FFFFFE"/>
+        <w:spacing w:line="270" w:lineRule="atLeast"/>
+        <w:rPr>
+          <w:rFonts w:ascii="Courier New" w:eastAsia="굴림" w:hAnsi="Courier New" w:cs="Courier New"/>
+          <w:color w:val="000000"/>
+          <w:sz w:val="18"/>
+          <w:szCs w:val="18"/>
+          <w:lang w:val="en-US"/>
+        </w:rPr>
+      </w:pPr>
+      <w:r>
+        <w:rPr>
+          <w:rFonts w:ascii="Courier New" w:eastAsia="굴림" w:hAnsi="Courier New" w:cs="Courier New"/>
+          <w:color w:val="000000"/>
+          <w:sz w:val="18"/>
+          <w:szCs w:val="18"/>
+          <w:lang w:val="en-US"/>
+        </w:rPr>
+        <w:t>{</w:t>
+      </w:r>
+    </w:p>
+    <w:p>
+      <w:pPr>
+        <w:shd w:val="clear" w:color="auto" w:fill="FFFFFE"/>
+        <w:spacing w:line="270" w:lineRule="atLeast"/>
+        <w:rPr>
+          <w:rFonts w:ascii="Courier New" w:eastAsia="굴림" w:hAnsi="Courier New" w:cs="Courier New"/>
+          <w:color w:val="000000"/>
+          <w:sz w:val="18"/>
+          <w:szCs w:val="18"/>
+          <w:lang w:val="en-US"/>
+        </w:rPr>
+      </w:pPr>
+      <w:r>
+        <w:rPr>
+          <w:rFonts w:ascii="Courier New" w:eastAsia="굴림" w:hAnsi="Courier New" w:cs="Courier New"/>
+          <w:color w:val="000000"/>
+          <w:sz w:val="18"/>
+          <w:szCs w:val="18"/>
+          <w:lang w:val="en-US"/>
+        </w:rPr>
+        <w:t>    </w:t>
+      </w:r>
+      <w:r>
+        <w:rPr>
+          <w:rFonts w:ascii="Courier New" w:eastAsia="굴림" w:hAnsi="Courier New" w:cs="Courier New"/>
+          <w:color w:val="A31515"/>
+          <w:sz w:val="18"/>
+          <w:szCs w:val="18"/>
+          <w:lang w:val="en-US"/>
+        </w:rPr>
+        <w:t>"</w:t>
+      </w:r>
+      <w:proofErr w:type="spellStart"/>
+      <w:r>
+        <w:rPr>
+          <w:rFonts w:ascii="Courier New" w:eastAsia="굴림" w:hAnsi="Courier New" w:cs="Courier New"/>
+          <w:color w:val="A31515"/>
+          <w:sz w:val="18"/>
+          <w:szCs w:val="18"/>
+          <w:lang w:val="en-US"/>
+        </w:rPr>
+        <w:t>name</w:t>
+      </w:r>
+      <w:proofErr w:type="spellEnd"/>
+      <w:r>
+        <w:rPr>
+          <w:rFonts w:ascii="Courier New" w:eastAsia="굴림" w:hAnsi="Courier New" w:cs="Courier New"/>
+          <w:color w:val="A31515"/>
+          <w:sz w:val="18"/>
+          <w:szCs w:val="18"/>
+          <w:lang w:val="en-US"/>
+        </w:rPr>
+        <w:t>"</w:t>
+      </w:r>
+      <w:r>
+        <w:rPr>
+          <w:rFonts w:ascii="Courier New" w:eastAsia="굴림" w:hAnsi="Courier New" w:cs="Courier New"/>
+          <w:color w:val="000000"/>
+          <w:sz w:val="18"/>
+          <w:szCs w:val="18"/>
+          <w:lang w:val="en-US"/>
+        </w:rPr>
+        <w:t>: </w:t>
+      </w:r>
+      <w:r>
+        <w:rPr>
+          <w:rFonts w:ascii="Courier New" w:eastAsia="굴림" w:hAnsi="Courier New" w:cs="Courier New"/>
+          <w:color w:val="0451A5"/>
+          <w:sz w:val="18"/>
+          <w:szCs w:val="18"/>
+          <w:lang w:val="en-US"/>
+        </w:rPr>
+        <w:t>"Chemical Engineering"</w:t>
+      </w:r>
+      <w:r>
+        <w:rPr>
+          <w:rFonts w:ascii="Courier New" w:eastAsia="굴림" w:hAnsi="Courier New" w:cs="Courier New"/>
+          <w:color w:val="000000"/>
+          <w:sz w:val="18"/>
+          <w:szCs w:val="18"/>
+          <w:lang w:val="en-US"/>
+        </w:rPr>
+        <w:t>,</w:t>
+      </w:r>
+    </w:p>
+    <w:p>
+      <w:pPr>
+        <w:shd w:val="clear" w:color="auto" w:fill="FFFFFE"/>
+        <w:spacing w:line="270" w:lineRule="atLeast"/>
+        <w:rPr>
+          <w:rFonts w:ascii="Courier New" w:eastAsia="굴림" w:hAnsi="Courier New" w:cs="Courier New"/>
+          <w:color w:val="000000"/>
+          <w:sz w:val="18"/>
+          <w:szCs w:val="18"/>
+          <w:lang w:val="en-US"/>
+        </w:rPr>
+      </w:pPr>
+      <w:r>
+        <w:rPr>
+          <w:rFonts w:ascii="Courier New" w:eastAsia="굴림" w:hAnsi="Courier New" w:cs="Courier New"/>
+          <w:color w:val="000000"/>
+          <w:sz w:val="18"/>
+          <w:szCs w:val="18"/>
+          <w:lang w:val="en-US"/>
+        </w:rPr>
+        <w:t>    </w:t>
+      </w:r>
+      <w:r>
+        <w:rPr>
+          <w:rFonts w:ascii="Courier New" w:eastAsia="굴림" w:hAnsi="Courier New" w:cs="Courier New"/>
+          <w:color w:val="A31515"/>
+          <w:sz w:val="18"/>
+          <w:szCs w:val="18"/>
+          <w:lang w:val="en-US"/>
+        </w:rPr>
+        <w:t>"</w:t>
+      </w:r>
+      <w:proofErr w:type="spellStart"/>
+      <w:r>
+        <w:rPr>
+          <w:rFonts w:ascii="Courier New" w:eastAsia="굴림" w:hAnsi="Courier New" w:cs="Courier New"/>
+          <w:color w:val="A31515"/>
+          <w:sz w:val="18"/>
+          <w:szCs w:val="18"/>
+          <w:lang w:val="en-US"/>
+        </w:rPr>
+        <w:t>code</w:t>
+      </w:r>
+      <w:proofErr w:type="spellEnd"/>
+      <w:r>
+        <w:rPr>
+          <w:rFonts w:ascii="Courier New" w:eastAsia="굴림" w:hAnsi="Courier New" w:cs="Courier New"/>
+          <w:color w:val="A31515"/>
+          <w:sz w:val="18"/>
+          <w:szCs w:val="18"/>
+          <w:lang w:val="en-US"/>
+        </w:rPr>
+        <w:t>"</w:t>
+      </w:r>
+      <w:r>
+        <w:rPr>
+          <w:rFonts w:ascii="Courier New" w:eastAsia="굴림" w:hAnsi="Courier New" w:cs="Courier New"/>
+          <w:color w:val="000000"/>
+          <w:sz w:val="18"/>
+          <w:szCs w:val="18"/>
+          <w:lang w:val="en-US"/>
+        </w:rPr>
+        <w:t>: </w:t>
+      </w:r>
+      <w:r>
+        <w:rPr>
+          <w:rFonts w:ascii="Courier New" w:eastAsia="굴림" w:hAnsi="Courier New" w:cs="Courier New"/>
+          <w:color w:val="0451A5"/>
+          <w:sz w:val="18"/>
+          <w:szCs w:val="18"/>
+          <w:lang w:val="en-US"/>
+        </w:rPr>
+        <w:t>"CE"</w:t>
+      </w:r>
+    </w:p>
+    <w:p>
+      <w:pPr>
+        <w:shd w:val="clear" w:color="auto" w:fill="FFFFFE"/>
+        <w:spacing w:line="270" w:lineRule="atLeast"/>
+        <w:rPr>
+          <w:rFonts w:ascii="Courier New" w:eastAsia="굴림" w:hAnsi="Courier New" w:cs="Courier New"/>
+          <w:color w:val="000000"/>
+          <w:sz w:val="18"/>
+          <w:szCs w:val="18"/>
+          <w:lang w:val="en-US"/>
+        </w:rPr>
+      </w:pPr>
+      <w:r>
+        <w:rPr>
+          <w:rFonts w:ascii="Courier New" w:eastAsia="굴림" w:hAnsi="Courier New" w:cs="Courier New"/>
+          <w:color w:val="000000"/>
+          <w:sz w:val="18"/>
+          <w:szCs w:val="18"/>
+          <w:lang w:val="en-US"/>
+        </w:rPr>
+        <w:t>}</w:t>
+      </w:r>
+    </w:p>
+    <w:p>
+      <w:pPr>
+        <w:spacing w:before="20" w:after="20" w:line="264" w:lineRule="auto"/>
+        <w:rPr>
+          <w:rFonts w:ascii="맑은 고딕" w:eastAsia="맑은 고딕" w:hAnsi="맑은 고딕" w:cs="맑은 고딕" w:hint="eastAsia"/>
+          <w:sz w:val="20"/>
+        </w:rPr>
+      </w:pPr>
+      <w:r>
+        <w:rPr>
+          <w:noProof/>
+          <w:lang w:val="en-US"/>
+        </w:rPr>
+        <w:drawing>
+          <wp:inline distT="0" distB="0" distL="0" distR="0" wp14:anchorId="3F037F91" wp14:editId="0F8E0E61">
+            <wp:extent cx="5181600" cy="2821788"/>
+            <wp:effectExtent l="0" t="0" r="0" b="0"/>
+            <wp:docPr id="10" name="그림 10"/>
+            <wp:cNvGraphicFramePr>
+              <a:graphicFrameLocks xmlns:a="http://schemas.openxmlformats.org/drawingml/2006/main" noChangeAspect="1"/>
+            </wp:cNvGraphicFramePr>
+            <a:graphic xmlns:a="http://schemas.openxmlformats.org/drawingml/2006/main">
+              <a:graphicData uri="http://schemas.openxmlformats.org/drawingml/2006/picture">
+                <pic:pic xmlns:pic="http://schemas.openxmlformats.org/drawingml/2006/picture">
+                  <pic:nvPicPr>
+                    <pic:cNvPr id="1" name=""/>
+                    <pic:cNvPicPr/>
+                  </pic:nvPicPr>
+                  <pic:blipFill>
+                    <a:blip r:embed="rId19"/>
+                    <a:stretch>
+                      <a:fillRect/>
+                    </a:stretch>
+                  </pic:blipFill>
+                  <pic:spPr>
+                    <a:xfrm>
+                      <a:off x="0" y="0"/>
+                      <a:ext cx="5192864" cy="2827922"/>
+                    </a:xfrm>
+                    <a:prstGeom prst="rect">
+                      <a:avLst/>
+                    </a:prstGeom>
+                  </pic:spPr>
+                </pic:pic>
+              </a:graphicData>
+            </a:graphic>
+          </wp:inline>
+        </w:drawing>
+      </w:r>
+    </w:p>
+    <w:p>
+      <w:pPr>
+        <w:spacing w:before="20" w:after="20" w:line="264" w:lineRule="auto"/>
+        <w:rPr>
+          <w:rFonts w:ascii="맑은 고딕" w:eastAsia="맑은 고딕" w:hAnsi="맑은 고딕" w:cs="맑은 고딕"/>
+          <w:color w:val="595959"/>
+          <w:sz w:val="20"/>
+          <w:szCs w:val="20"/>
+        </w:rPr>
+      </w:pPr>
+      <w:r>
+        <w:rPr>
+          <w:rFonts w:ascii="맑은 고딕" w:eastAsia="맑은 고딕" w:hAnsi="맑은 고딕" w:cs="맑은 고딕"/>
+          <w:color w:val="595959"/>
+          <w:sz w:val="20"/>
+          <w:szCs w:val="20"/>
+        </w:rPr>
+        <w:t xml:space="preserve">▲ </w:t>
+      </w:r>
+      <w:proofErr w:type="spellStart"/>
+      <w:r>
+        <w:rPr>
+          <w:rFonts w:ascii="맑은 고딕" w:eastAsia="맑은 고딕" w:hAnsi="맑은 고딕" w:cs="맑은 고딕"/>
+          <w:color w:val="595959"/>
+          <w:sz w:val="20"/>
+          <w:szCs w:val="20"/>
+        </w:rPr>
+        <w:t>Bearer</w:t>
+      </w:r>
+      <w:proofErr w:type="spellEnd"/>
+      <w:r>
+        <w:rPr>
+          <w:rFonts w:ascii="맑은 고딕" w:eastAsia="맑은 고딕" w:hAnsi="맑은 고딕" w:cs="맑은 고딕"/>
+          <w:color w:val="595959"/>
+          <w:sz w:val="20"/>
+          <w:szCs w:val="20"/>
+        </w:rPr>
+        <w:t xml:space="preserve"> 토큰</w:t>
+      </w:r>
+      <w:r>
+        <w:rPr>
+          <w:rFonts w:ascii="맑은 고딕" w:eastAsia="맑은 고딕" w:hAnsi="맑은 고딕" w:cs="맑은 고딕" w:hint="eastAsia"/>
+          <w:color w:val="595959"/>
+          <w:sz w:val="20"/>
+          <w:szCs w:val="20"/>
+        </w:rPr>
+        <w:t>으로</w:t>
+      </w:r>
+      <w:r>
+        <w:rPr>
+          <w:rFonts w:ascii="맑은 고딕" w:eastAsia="맑은 고딕" w:hAnsi="맑은 고딕" w:cs="맑은 고딕"/>
+          <w:color w:val="595959"/>
+          <w:sz w:val="20"/>
+          <w:szCs w:val="20"/>
+        </w:rPr>
+        <w:t xml:space="preserve"> </w:t>
+      </w:r>
+      <w:r>
+        <w:rPr>
+          <w:rFonts w:ascii="맑은 고딕" w:eastAsia="맑은 고딕" w:hAnsi="맑은 고딕" w:cs="맑은 고딕" w:hint="eastAsia"/>
+          <w:color w:val="595959"/>
+          <w:sz w:val="20"/>
+          <w:szCs w:val="20"/>
+        </w:rPr>
+        <w:t>학과</w:t>
+      </w:r>
+      <w:r>
+        <w:rPr>
+          <w:rFonts w:ascii="맑은 고딕" w:eastAsia="맑은 고딕" w:hAnsi="맑은 고딕" w:cs="맑은 고딕"/>
+          <w:color w:val="595959"/>
+          <w:sz w:val="20"/>
+          <w:szCs w:val="20"/>
+        </w:rPr>
+        <w:t xml:space="preserve"> </w:t>
+      </w:r>
+      <w:r>
+        <w:rPr>
+          <w:rFonts w:ascii="맑은 고딕" w:eastAsia="맑은 고딕" w:hAnsi="맑은 고딕" w:cs="맑은 고딕" w:hint="eastAsia"/>
+          <w:color w:val="595959"/>
+          <w:sz w:val="20"/>
+          <w:szCs w:val="20"/>
+        </w:rPr>
+        <w:t>삭제</w:t>
+      </w:r>
+      <w:r>
+        <w:rPr>
+          <w:rFonts w:ascii="맑은 고딕" w:eastAsia="맑은 고딕" w:hAnsi="맑은 고딕" w:cs="맑은 고딕" w:hint="eastAsia"/>
+          <w:color w:val="595959"/>
+          <w:sz w:val="20"/>
+          <w:szCs w:val="20"/>
+        </w:rPr>
+        <w:t xml:space="preserve"> </w:t>
+      </w:r>
+      <w:proofErr w:type="gramStart"/>
+      <w:r>
+        <w:rPr>
+          <w:rFonts w:ascii="맑은 고딕" w:eastAsia="맑은 고딕" w:hAnsi="맑은 고딕" w:cs="맑은 고딕" w:hint="eastAsia"/>
+          <w:color w:val="595959"/>
+          <w:sz w:val="20"/>
+          <w:szCs w:val="20"/>
+        </w:rPr>
+        <w:t xml:space="preserve">( </w:t>
+      </w:r>
+      <w:r>
+        <w:rPr>
+          <w:rFonts w:ascii="맑은 고딕" w:eastAsia="맑은 고딕" w:hAnsi="맑은 고딕" w:cs="맑은 고딕" w:hint="eastAsia"/>
+          <w:color w:val="595959"/>
+          <w:sz w:val="20"/>
+          <w:szCs w:val="20"/>
+        </w:rPr>
+        <w:t>USER</w:t>
+      </w:r>
+      <w:proofErr w:type="gramEnd"/>
+      <w:r>
+        <w:rPr>
+          <w:rFonts w:ascii="맑은 고딕" w:eastAsia="맑은 고딕" w:hAnsi="맑은 고딕" w:cs="맑은 고딕" w:hint="eastAsia"/>
+          <w:color w:val="595959"/>
+          <w:sz w:val="20"/>
+          <w:szCs w:val="20"/>
+        </w:rPr>
+        <w:t xml:space="preserve"> ROLE )</w:t>
+      </w:r>
+    </w:p>
+    <w:p>
+      <w:pPr>
+        <w:spacing w:before="20" w:after="20" w:line="264" w:lineRule="auto"/>
+        <w:rPr>
+          <w:rFonts w:ascii="맑은 고딕" w:eastAsia="맑은 고딕" w:hAnsi="맑은 고딕" w:cs="맑은 고딕" w:hint="eastAsia"/>
+          <w:sz w:val="20"/>
+        </w:rPr>
+      </w:pPr>
+      <w:r>
+        <w:rPr>
+          <w:noProof/>
+          <w:lang w:val="en-US"/>
+        </w:rPr>
+        <w:drawing>
+          <wp:inline distT="0" distB="0" distL="0" distR="0" wp14:anchorId="3D4DA973" wp14:editId="0CB70221">
+            <wp:extent cx="5248275" cy="2507593"/>
+            <wp:effectExtent l="0" t="0" r="0" b="7620"/>
+            <wp:docPr id="12" name="그림 12"/>
+            <wp:cNvGraphicFramePr>
+              <a:graphicFrameLocks xmlns:a="http://schemas.openxmlformats.org/drawingml/2006/main" noChangeAspect="1"/>
+            </wp:cNvGraphicFramePr>
+            <a:graphic xmlns:a="http://schemas.openxmlformats.org/drawingml/2006/main">
+              <a:graphicData uri="http://schemas.openxmlformats.org/drawingml/2006/picture">
+                <pic:pic xmlns:pic="http://schemas.openxmlformats.org/drawingml/2006/picture">
+                  <pic:nvPicPr>
+                    <pic:cNvPr id="1" name=""/>
+                    <pic:cNvPicPr/>
+                  </pic:nvPicPr>
+                  <pic:blipFill>
+                    <a:blip r:embed="rId20"/>
+                    <a:stretch>
+                      <a:fillRect/>
+                    </a:stretch>
+                  </pic:blipFill>
+                  <pic:spPr>
+                    <a:xfrm>
+                      <a:off x="0" y="0"/>
+                      <a:ext cx="5260731" cy="2513544"/>
+                    </a:xfrm>
+                    <a:prstGeom prst="rect">
+                      <a:avLst/>
+                    </a:prstGeom>
+                  </pic:spPr>
+                </pic:pic>
+              </a:graphicData>
+            </a:graphic>
+          </wp:inline>
+        </w:drawing>
+      </w:r>
+    </w:p>
+    <w:p>
+      <w:pPr>
+        <w:spacing w:before="20" w:after="20" w:line="264" w:lineRule="auto"/>
+      </w:pPr>
+      <w:proofErr w:type="gramStart"/>
       <w:r>
         <w:rPr>
           <w:rFonts w:ascii="맑은 고딕" w:eastAsia="맑은 고딕" w:hAnsi="맑은 고딕" w:cs="맑은 고딕"/>
@@ -17196,7 +19108,31 @@
           <w:rFonts w:ascii="맑은 고딕" w:eastAsia="맑은 고딕" w:hAnsi="맑은 고딕" w:cs="맑은 고딕"/>
           <w:sz w:val="20"/>
         </w:rPr>
-        <w:t xml:space="preserve"> : user 계정 토큰으로 </w:t>
+        <w:t xml:space="preserve"> :</w:t>
+      </w:r>
+      <w:proofErr w:type="gramEnd"/>
+      <w:r>
+        <w:rPr>
+          <w:rFonts w:ascii="맑은 고딕" w:eastAsia="맑은 고딕" w:hAnsi="맑은 고딕" w:cs="맑은 고딕"/>
+          <w:sz w:val="20"/>
+        </w:rPr>
+        <w:t xml:space="preserve"> </w:t>
+      </w:r>
+      <w:proofErr w:type="spellStart"/>
+      <w:r>
+        <w:rPr>
+          <w:rFonts w:ascii="맑은 고딕" w:eastAsia="맑은 고딕" w:hAnsi="맑은 고딕" w:cs="맑은 고딕"/>
+          <w:sz w:val="20"/>
+        </w:rPr>
+        <w:t>user</w:t>
+      </w:r>
+      <w:proofErr w:type="spellEnd"/>
+      <w:r>
+        <w:rPr>
+          <w:rFonts w:ascii="맑은 고딕" w:eastAsia="맑은 고딕" w:hAnsi="맑은 고딕" w:cs="맑은 고딕"/>
+          <w:sz w:val="20"/>
+        </w:rPr>
+        <w:t xml:space="preserve"> 계정 토큰으로 </w:t>
       </w:r>
       <w:r>
         <w:rPr>
@@ -17204,7 +19140,43 @@
           <w:color w:val="1F6F43"/>
           <w:sz w:val="19"/>
         </w:rPr>
-        <w:t>DELETE /api/students/1</w:t>
+        <w:t>DELETE /</w:t>
+      </w:r>
+      <w:proofErr w:type="spellStart"/>
+      <w:r>
+        <w:rPr>
+          <w:rFonts w:ascii="D2Coding" w:eastAsia="D2Coding" w:hAnsi="Consolas" w:cs="Consolas"/>
+          <w:color w:val="1F6F43"/>
+          <w:sz w:val="19"/>
+        </w:rPr>
+        <w:t>api</w:t>
+      </w:r>
+      <w:proofErr w:type="spellEnd"/>
+      <w:r>
+        <w:rPr>
+          <w:rFonts w:ascii="D2Coding" w:eastAsia="D2Coding" w:hAnsi="Consolas" w:cs="Consolas"/>
+          <w:color w:val="1F6F43"/>
+          <w:sz w:val="19"/>
+        </w:rPr>
+        <w:t>/</w:t>
+      </w:r>
+      <w:proofErr w:type="spellStart"/>
+      <w:r>
+        <w:rPr>
+          <w:rFonts w:ascii="D2Coding" w:hAnsi="Consolas" w:cs="Consolas" w:hint="eastAsia"/>
+          <w:color w:val="1F6F43"/>
+          <w:sz w:val="19"/>
+        </w:rPr>
+        <w:t>departments</w:t>
+      </w:r>
+      <w:proofErr w:type="spellEnd"/>
+      <w:r>
+        <w:rPr>
+          <w:rFonts w:ascii="D2Coding" w:eastAsia="D2Coding" w:hAnsi="Consolas" w:cs="Consolas"/>
+          <w:color w:val="1F6F43"/>
+          <w:sz w:val="19"/>
+        </w:rPr>
+        <w:t>/1</w:t>
       </w:r>
       <w:r>
         <w:rPr>
@@ -17223,10 +19195,11 @@
       </w:r>
       <w:r>
         <w:rPr>
-          <w:rFonts w:ascii="맑은 고딕" w:eastAsia="맑은 고딕" w:hAnsi="맑은 고딕" w:cs="맑은 고딕"/>
+          <w:rFonts w:ascii="맑은 고딕" w:eastAsia="맑은 고딕" w:hAnsi="맑은 고딕" w:cs="맑은 고딕" w:hint="eastAsia"/>
+          <w:b/>
           <w:sz w:val="20"/>
         </w:rPr>
-        <w:t>, admin 토큰으로 호출 → 성공</w:t>
+        <w:t xml:space="preserve"> 에러 발생</w:t>
       </w:r>
     </w:p>
     <w:p>
@@ -17239,6 +19212,7 @@
           <w:b/>
           <w:color w:val="2E5496"/>
         </w:rPr>
+        <w:lastRenderedPageBreak/>
         <w:t>Step 10. 인증·인가 실패 응답 정리</w:t>
       </w:r>
     </w:p>
@@ -17369,7 +19343,6 @@
           <w:rFonts w:ascii="D2Coding" w:eastAsia="D2Coding" w:hAnsi="Consolas" w:cs="Consolas"/>
           <w:sz w:val="17"/>
         </w:rPr>
-        <w:lastRenderedPageBreak/>
         <w:t>// DefaultExceptionAdvice - 로그인 API 에서 발생하는 예외도 맞춘다</w:t>
       </w:r>
     </w:p>
@@ -18894,6 +20867,7 @@
           <w:sz w:val="17"/>
           <w:lang w:val="en-US"/>
         </w:rPr>
+        <w:lastRenderedPageBreak/>
         <w:t xml:space="preserve">        </w:t>
       </w:r>
       <w:proofErr w:type="gramStart"/>
@@ -19414,9 +21388,8 @@
           <w:rFonts w:ascii="맑은 고딕" w:eastAsia="맑은 고딕" w:hAnsi="맑은 고딕" w:cs="맑은 고딕"/>
           <w:b/>
           <w:color w:val="2E5496"/>
-          <w:sz w:val="22"/>
-        </w:rPr>
-        <w:t xml:space="preserve">Step 13. @CurrentUser 애노테이션으로 정리하기</w:t>
+        </w:rPr>
+        <w:t>Step 13. @CurrentUser 애노테이션으로 정리하기</w:t>
       </w:r>
     </w:p>
     <w:p>
@@ -19436,7 +21409,7 @@
           <w:color w:val="1F6F43"/>
           <w:sz w:val="19"/>
         </w:rPr>
-        <w:t xml:space="preserve">@AuthenticationPrincipal(expression = "userInfo")</w:t>
+        <w:t>@AuthenticationPrincipal(expression = "userInfo")</w:t>
       </w:r>
       <w:r>
         <w:rPr>
@@ -19451,7 +21424,7 @@
           <w:b/>
           <w:sz w:val="20"/>
         </w:rPr>
-        <w:t xml:space="preserve">문자열 표현식</w:t>
+        <w:t>문자열 표현식</w:t>
       </w:r>
       <w:r>
         <w:rPr>
@@ -19466,7 +21439,7 @@
           <w:b/>
           <w:sz w:val="20"/>
         </w:rPr>
-        <w:t xml:space="preserve">애노테이션에 애노테이션을 붙여( 메타 애노테이션 )</w:t>
+        <w:t>애노테이션에 애노테이션을 붙여( 메타 애노테이션 )</w:t>
       </w:r>
       <w:r>
         <w:rPr>
@@ -19478,185 +21451,366 @@
     </w:p>
     <w:p>
       <w:pPr>
-        <w:shd w:val="clear" w:color="auto" w:fill="F7F7F7"/>
         <w:pBdr>
           <w:top w:val="single" w:sz="4" w:space="4" w:color="D9D9D9"/>
           <w:left w:val="single" w:sz="4" w:space="4" w:color="D9D9D9"/>
           <w:right w:val="single" w:sz="4" w:space="4" w:color="D9D9D9"/>
         </w:pBdr>
-        <w:spacing w:before="0" w:after="0" w:line="240" w:lineRule="auto"/>
-      </w:pPr>
-      <w:r>
-        <w:rPr>
-          <w:rFonts w:ascii="D2Coding" w:eastAsia="D2Coding" w:hAnsi="Consolas" w:cs="Consolas"/>
-          <w:sz w:val="17"/>
-        </w:rPr>
-        <w:t xml:space="preserve">// security/annotation/CurrentUser.java</w:t>
-      </w:r>
-    </w:p>
-    <w:p>
-      <w:pPr>
-        <w:shd w:val="clear" w:color="auto" w:fill="F7F7F7"/>
-        <w:pBdr>
-          <w:left w:val="single" w:sz="4" w:space="4" w:color="D9D9D9"/>
-          <w:right w:val="single" w:sz="4" w:space="4" w:color="D9D9D9"/>
-        </w:pBdr>
-        <w:spacing w:before="0" w:after="0" w:line="240" w:lineRule="auto"/>
-      </w:pPr>
-      <w:r>
-        <w:rPr>
-          <w:rFonts w:ascii="D2Coding" w:eastAsia="D2Coding" w:hAnsi="Consolas" w:cs="Consolas"/>
-          <w:sz w:val="17"/>
-        </w:rPr>
-        <w:t xml:space="preserve">@Target(ElementType.PARAMETER)          // 메서드 파라미터에만 붙일 수 있다</w:t>
-      </w:r>
-    </w:p>
-    <w:p>
-      <w:pPr>
-        <w:shd w:val="clear" w:color="auto" w:fill="F7F7F7"/>
-        <w:pBdr>
-          <w:left w:val="single" w:sz="4" w:space="4" w:color="D9D9D9"/>
-          <w:right w:val="single" w:sz="4" w:space="4" w:color="D9D9D9"/>
-        </w:pBdr>
-        <w:spacing w:before="0" w:after="0" w:line="240" w:lineRule="auto"/>
-      </w:pPr>
-      <w:r>
-        <w:rPr>
-          <w:rFonts w:ascii="D2Coding" w:eastAsia="D2Coding" w:hAnsi="Consolas" w:cs="Consolas"/>
-          <w:sz w:val="17"/>
-        </w:rPr>
-        <w:t xml:space="preserve">@Retention(RetentionPolicy.RUNTIME)     // 실행 시점까지 남아 있어야 스프링이 읽는다</w:t>
-      </w:r>
-    </w:p>
-    <w:p>
-      <w:pPr>
-        <w:shd w:val="clear" w:color="auto" w:fill="F7F7F7"/>
-        <w:pBdr>
-          <w:left w:val="single" w:sz="4" w:space="4" w:color="D9D9D9"/>
-          <w:right w:val="single" w:sz="4" w:space="4" w:color="D9D9D9"/>
-        </w:pBdr>
-        <w:spacing w:before="0" w:after="0" w:line="240" w:lineRule="auto"/>
-      </w:pPr>
-      <w:r>
-        <w:rPr>
-          <w:rFonts w:ascii="D2Coding" w:eastAsia="D2Coding" w:hAnsi="Consolas" w:cs="Consolas"/>
-          <w:sz w:val="17"/>
-        </w:rPr>
-        <w:t xml:space="preserve">@AuthenticationPrincipal(expression = "#this == 'anonymousUser' ? null : userInfo")</w:t>
-      </w:r>
-    </w:p>
-    <w:p>
-      <w:pPr>
-        <w:shd w:val="clear" w:color="auto" w:fill="F7F7F7"/>
-        <w:pBdr>
-          <w:left w:val="single" w:sz="4" w:space="4" w:color="D9D9D9"/>
-          <w:right w:val="single" w:sz="4" w:space="4" w:color="D9D9D9"/>
-        </w:pBdr>
-        <w:spacing w:before="0" w:after="0" w:line="240" w:lineRule="auto"/>
-      </w:pPr>
-      <w:r>
-        <w:rPr>
-          <w:rFonts w:ascii="D2Coding" w:eastAsia="D2Coding" w:hAnsi="Consolas" w:cs="Consolas"/>
-          <w:sz w:val="17"/>
-        </w:rPr>
-        <w:t xml:space="preserve">public @interface CurrentUser {</w:t>
-      </w:r>
-    </w:p>
-    <w:p>
-      <w:pPr>
-        <w:shd w:val="clear" w:color="auto" w:fill="F7F7F7"/>
+        <w:shd w:val="clear" w:color="auto" w:fill="F7F7F7"/>
+        <w:spacing w:line="240" w:lineRule="auto"/>
+      </w:pPr>
+      <w:r>
+        <w:rPr>
+          <w:rFonts w:ascii="D2Coding" w:eastAsia="D2Coding" w:hAnsi="Consolas" w:cs="Consolas"/>
+          <w:sz w:val="17"/>
+        </w:rPr>
+        <w:t>// security/annotation/CurrentUser.java</w:t>
+      </w:r>
+    </w:p>
+    <w:p>
+      <w:pPr>
+        <w:pBdr>
+          <w:left w:val="single" w:sz="4" w:space="4" w:color="D9D9D9"/>
+          <w:right w:val="single" w:sz="4" w:space="4" w:color="D9D9D9"/>
+        </w:pBdr>
+        <w:shd w:val="clear" w:color="auto" w:fill="F7F7F7"/>
+        <w:spacing w:line="240" w:lineRule="auto"/>
+      </w:pPr>
+      <w:r>
+        <w:rPr>
+          <w:rFonts w:ascii="D2Coding" w:eastAsia="D2Coding" w:hAnsi="Consolas" w:cs="Consolas"/>
+          <w:sz w:val="17"/>
+        </w:rPr>
+        <w:t>@Target(ElementType.PARAMETER)          // 메서드 파라미터에만 붙일 수 있다</w:t>
+      </w:r>
+    </w:p>
+    <w:p>
+      <w:pPr>
+        <w:pBdr>
+          <w:left w:val="single" w:sz="4" w:space="4" w:color="D9D9D9"/>
+          <w:right w:val="single" w:sz="4" w:space="4" w:color="D9D9D9"/>
+        </w:pBdr>
+        <w:shd w:val="clear" w:color="auto" w:fill="F7F7F7"/>
+        <w:spacing w:line="240" w:lineRule="auto"/>
+      </w:pPr>
+      <w:r>
+        <w:rPr>
+          <w:rFonts w:ascii="D2Coding" w:eastAsia="D2Coding" w:hAnsi="Consolas" w:cs="Consolas"/>
+          <w:sz w:val="17"/>
+        </w:rPr>
+        <w:t>@Retention(RetentionPolicy.RUNTIME)     // 실행 시점까지 남아 있어야 스프링이 읽는다</w:t>
+      </w:r>
+    </w:p>
+    <w:p>
+      <w:pPr>
+        <w:pBdr>
+          <w:left w:val="single" w:sz="4" w:space="4" w:color="D9D9D9"/>
+          <w:right w:val="single" w:sz="4" w:space="4" w:color="D9D9D9"/>
+        </w:pBdr>
+        <w:shd w:val="clear" w:color="auto" w:fill="F7F7F7"/>
+        <w:spacing w:line="240" w:lineRule="auto"/>
+        <w:rPr>
+          <w:lang w:val="en-US"/>
+        </w:rPr>
+      </w:pPr>
+      <w:r>
+        <w:rPr>
+          <w:rFonts w:ascii="D2Coding" w:eastAsia="D2Coding" w:hAnsi="Consolas" w:cs="Consolas"/>
+          <w:sz w:val="17"/>
+          <w:lang w:val="en-US"/>
+        </w:rPr>
+        <w:t>@</w:t>
+      </w:r>
+      <w:proofErr w:type="spellStart"/>
+      <w:r>
+        <w:rPr>
+          <w:rFonts w:ascii="D2Coding" w:eastAsia="D2Coding" w:hAnsi="Consolas" w:cs="Consolas"/>
+          <w:sz w:val="17"/>
+          <w:lang w:val="en-US"/>
+        </w:rPr>
+        <w:t>AuthenticationPrincipal</w:t>
+      </w:r>
+      <w:proofErr w:type="spellEnd"/>
+      <w:r>
+        <w:rPr>
+          <w:rFonts w:ascii="D2Coding" w:eastAsia="D2Coding" w:hAnsi="Consolas" w:cs="Consolas"/>
+          <w:sz w:val="17"/>
+          <w:lang w:val="en-US"/>
+        </w:rPr>
+        <w:t>(</w:t>
+      </w:r>
+      <w:proofErr w:type="spellStart"/>
+      <w:r>
+        <w:rPr>
+          <w:rFonts w:ascii="D2Coding" w:eastAsia="D2Coding" w:hAnsi="Consolas" w:cs="Consolas"/>
+          <w:sz w:val="17"/>
+          <w:lang w:val="en-US"/>
+        </w:rPr>
+        <w:t>expression</w:t>
+      </w:r>
+      <w:proofErr w:type="spellEnd"/>
+      <w:r>
+        <w:rPr>
+          <w:rFonts w:ascii="D2Coding" w:eastAsia="D2Coding" w:hAnsi="Consolas" w:cs="Consolas"/>
+          <w:sz w:val="17"/>
+          <w:lang w:val="en-US"/>
+        </w:rPr>
+        <w:t xml:space="preserve"> = "#</w:t>
+      </w:r>
+      <w:proofErr w:type="spellStart"/>
+      <w:r>
+        <w:rPr>
+          <w:rFonts w:ascii="D2Coding" w:eastAsia="D2Coding" w:hAnsi="Consolas" w:cs="Consolas"/>
+          <w:sz w:val="17"/>
+          <w:lang w:val="en-US"/>
+        </w:rPr>
+        <w:t>this</w:t>
+      </w:r>
+      <w:proofErr w:type="spellEnd"/>
+      <w:r>
+        <w:rPr>
+          <w:rFonts w:ascii="D2Coding" w:eastAsia="D2Coding" w:hAnsi="Consolas" w:cs="Consolas"/>
+          <w:sz w:val="17"/>
+          <w:lang w:val="en-US"/>
+        </w:rPr>
+        <w:t xml:space="preserve"> == </w:t>
+      </w:r>
+      <w:proofErr w:type="gramStart"/>
+      <w:r>
+        <w:rPr>
+          <w:rFonts w:ascii="D2Coding" w:eastAsia="D2Coding" w:hAnsi="Consolas" w:cs="Consolas"/>
+          <w:sz w:val="17"/>
+          <w:lang w:val="en-US"/>
+        </w:rPr>
+        <w:t>'</w:t>
+      </w:r>
+      <w:proofErr w:type="spellStart"/>
+      <w:r>
+        <w:rPr>
+          <w:rFonts w:ascii="D2Coding" w:eastAsia="D2Coding" w:hAnsi="Consolas" w:cs="Consolas"/>
+          <w:sz w:val="17"/>
+          <w:lang w:val="en-US"/>
+        </w:rPr>
+        <w:t>anonymousUser</w:t>
+      </w:r>
+      <w:proofErr w:type="spellEnd"/>
+      <w:r>
+        <w:rPr>
+          <w:rFonts w:ascii="D2Coding" w:eastAsia="D2Coding" w:hAnsi="Consolas" w:cs="Consolas"/>
+          <w:sz w:val="17"/>
+          <w:lang w:val="en-US"/>
+        </w:rPr>
+        <w:t>' ?</w:t>
+      </w:r>
+      <w:proofErr w:type="gramEnd"/>
+      <w:r>
+        <w:rPr>
+          <w:rFonts w:ascii="D2Coding" w:eastAsia="D2Coding" w:hAnsi="Consolas" w:cs="Consolas"/>
+          <w:sz w:val="17"/>
+          <w:lang w:val="en-US"/>
+        </w:rPr>
+        <w:t xml:space="preserve"> </w:t>
+      </w:r>
+      <w:proofErr w:type="spellStart"/>
+      <w:proofErr w:type="gramStart"/>
+      <w:r>
+        <w:rPr>
+          <w:rFonts w:ascii="D2Coding" w:eastAsia="D2Coding" w:hAnsi="Consolas" w:cs="Consolas"/>
+          <w:sz w:val="17"/>
+          <w:lang w:val="en-US"/>
+        </w:rPr>
+        <w:t>null</w:t>
+      </w:r>
+      <w:proofErr w:type="spellEnd"/>
+      <w:r>
+        <w:rPr>
+          <w:rFonts w:ascii="D2Coding" w:eastAsia="D2Coding" w:hAnsi="Consolas" w:cs="Consolas"/>
+          <w:sz w:val="17"/>
+          <w:lang w:val="en-US"/>
+        </w:rPr>
+        <w:t xml:space="preserve"> :</w:t>
+      </w:r>
+      <w:proofErr w:type="gramEnd"/>
+      <w:r>
+        <w:rPr>
+          <w:rFonts w:ascii="D2Coding" w:eastAsia="D2Coding" w:hAnsi="Consolas" w:cs="Consolas"/>
+          <w:sz w:val="17"/>
+          <w:lang w:val="en-US"/>
+        </w:rPr>
+        <w:t xml:space="preserve"> </w:t>
+      </w:r>
+      <w:proofErr w:type="spellStart"/>
+      <w:r>
+        <w:rPr>
+          <w:rFonts w:ascii="D2Coding" w:eastAsia="D2Coding" w:hAnsi="Consolas" w:cs="Consolas"/>
+          <w:sz w:val="17"/>
+          <w:lang w:val="en-US"/>
+        </w:rPr>
+        <w:t>userInfo</w:t>
+      </w:r>
+      <w:proofErr w:type="spellEnd"/>
+      <w:r>
+        <w:rPr>
+          <w:rFonts w:ascii="D2Coding" w:eastAsia="D2Coding" w:hAnsi="Consolas" w:cs="Consolas"/>
+          <w:sz w:val="17"/>
+          <w:lang w:val="en-US"/>
+        </w:rPr>
+        <w:t>")</w:t>
+      </w:r>
+    </w:p>
+    <w:p>
+      <w:pPr>
+        <w:pBdr>
+          <w:left w:val="single" w:sz="4" w:space="4" w:color="D9D9D9"/>
+          <w:right w:val="single" w:sz="4" w:space="4" w:color="D9D9D9"/>
+        </w:pBdr>
+        <w:shd w:val="clear" w:color="auto" w:fill="F7F7F7"/>
+        <w:spacing w:line="240" w:lineRule="auto"/>
+      </w:pPr>
+      <w:proofErr w:type="spellStart"/>
+      <w:r>
+        <w:rPr>
+          <w:rFonts w:ascii="D2Coding" w:eastAsia="D2Coding" w:hAnsi="Consolas" w:cs="Consolas"/>
+          <w:sz w:val="17"/>
+        </w:rPr>
+        <w:t>public</w:t>
+      </w:r>
+      <w:proofErr w:type="spellEnd"/>
+      <w:r>
+        <w:rPr>
+          <w:rFonts w:ascii="D2Coding" w:eastAsia="D2Coding" w:hAnsi="Consolas" w:cs="Consolas"/>
+          <w:sz w:val="17"/>
+        </w:rPr>
+        <w:t xml:space="preserve"> @</w:t>
+      </w:r>
+      <w:proofErr w:type="spellStart"/>
+      <w:r>
+        <w:rPr>
+          <w:rFonts w:ascii="D2Coding" w:eastAsia="D2Coding" w:hAnsi="Consolas" w:cs="Consolas"/>
+          <w:sz w:val="17"/>
+        </w:rPr>
+        <w:t>interface</w:t>
+      </w:r>
+      <w:proofErr w:type="spellEnd"/>
+      <w:r>
+        <w:rPr>
+          <w:rFonts w:ascii="D2Coding" w:eastAsia="D2Coding" w:hAnsi="Consolas" w:cs="Consolas"/>
+          <w:sz w:val="17"/>
+        </w:rPr>
+        <w:t xml:space="preserve"> </w:t>
+      </w:r>
+      <w:proofErr w:type="spellStart"/>
+      <w:r>
+        <w:rPr>
+          <w:rFonts w:ascii="D2Coding" w:eastAsia="D2Coding" w:hAnsi="Consolas" w:cs="Consolas"/>
+          <w:sz w:val="17"/>
+        </w:rPr>
+        <w:t>CurrentUser</w:t>
+      </w:r>
+      <w:proofErr w:type="spellEnd"/>
+      <w:r>
+        <w:rPr>
+          <w:rFonts w:ascii="D2Coding" w:eastAsia="D2Coding" w:hAnsi="Consolas" w:cs="Consolas"/>
+          <w:sz w:val="17"/>
+        </w:rPr>
+        <w:t xml:space="preserve"> {</w:t>
+      </w:r>
+    </w:p>
+    <w:p>
+      <w:pPr>
         <w:pBdr>
           <w:left w:val="single" w:sz="4" w:space="4" w:color="D9D9D9"/>
           <w:bottom w:val="single" w:sz="4" w:space="4" w:color="D9D9D9"/>
           <w:right w:val="single" w:sz="4" w:space="4" w:color="D9D9D9"/>
         </w:pBdr>
-        <w:spacing w:before="0" w:after="0" w:line="240" w:lineRule="auto"/>
-      </w:pPr>
-      <w:r>
-        <w:rPr>
-          <w:rFonts w:ascii="D2Coding" w:eastAsia="D2Coding" w:hAnsi="Consolas" w:cs="Consolas"/>
-          <w:sz w:val="17"/>
-        </w:rPr>
-        <w:t xml:space="preserve">}</w:t>
-      </w:r>
-    </w:p>
-    <w:p>
-      <w:pPr>
-        <w:shd w:val="clear" w:color="auto" w:fill="F7F7F7"/>
+        <w:shd w:val="clear" w:color="auto" w:fill="F7F7F7"/>
+        <w:spacing w:line="240" w:lineRule="auto"/>
+      </w:pPr>
+      <w:r>
+        <w:rPr>
+          <w:rFonts w:ascii="D2Coding" w:eastAsia="D2Coding" w:hAnsi="Consolas" w:cs="Consolas"/>
+          <w:sz w:val="17"/>
+        </w:rPr>
+        <w:t>}</w:t>
+      </w:r>
+    </w:p>
+    <w:p>
+      <w:pPr>
         <w:pBdr>
           <w:top w:val="single" w:sz="4" w:space="4" w:color="D9D9D9"/>
           <w:left w:val="single" w:sz="4" w:space="4" w:color="D9D9D9"/>
           <w:right w:val="single" w:sz="4" w:space="4" w:color="D9D9D9"/>
         </w:pBdr>
-        <w:spacing w:before="0" w:after="0" w:line="240" w:lineRule="auto"/>
-      </w:pPr>
-      <w:r>
-        <w:rPr>
-          <w:rFonts w:ascii="D2Coding" w:eastAsia="D2Coding" w:hAnsi="Consolas" w:cs="Consolas"/>
-          <w:sz w:val="17"/>
-        </w:rPr>
-        <w:t xml:space="preserve">// StudentController - 파라미터가 짧아진다</w:t>
-      </w:r>
-    </w:p>
-    <w:p>
-      <w:pPr>
-        <w:shd w:val="clear" w:color="auto" w:fill="F7F7F7"/>
-        <w:pBdr>
-          <w:left w:val="single" w:sz="4" w:space="4" w:color="D9D9D9"/>
-          <w:right w:val="single" w:sz="4" w:space="4" w:color="D9D9D9"/>
-        </w:pBdr>
-        <w:spacing w:before="0" w:after="0" w:line="240" w:lineRule="auto"/>
-      </w:pPr>
-      <w:r>
-        <w:rPr>
-          <w:rFonts w:ascii="D2Coding" w:eastAsia="D2Coding" w:hAnsi="Consolas" w:cs="Consolas"/>
-          <w:sz w:val="17"/>
-        </w:rPr>
-        <w:t xml:space="preserve">@PostMapping</w:t>
-      </w:r>
-    </w:p>
-    <w:p>
-      <w:pPr>
-        <w:shd w:val="clear" w:color="auto" w:fill="F7F7F7"/>
-        <w:pBdr>
-          <w:left w:val="single" w:sz="4" w:space="4" w:color="D9D9D9"/>
-          <w:right w:val="single" w:sz="4" w:space="4" w:color="D9D9D9"/>
-        </w:pBdr>
-        <w:spacing w:before="0" w:after="0" w:line="240" w:lineRule="auto"/>
-      </w:pPr>
-      <w:r>
-        <w:rPr>
-          <w:rFonts w:ascii="D2Coding" w:eastAsia="D2Coding" w:hAnsi="Consolas" w:cs="Consolas"/>
-          <w:sz w:val="17"/>
-        </w:rPr>
-        <w:t xml:space="preserve">@PreAuthorize("hasAuthority('ROLE_ADMIN')")</w:t>
-      </w:r>
-    </w:p>
-    <w:p>
-      <w:pPr>
-        <w:shd w:val="clear" w:color="auto" w:fill="F7F7F7"/>
-        <w:pBdr>
-          <w:left w:val="single" w:sz="4" w:space="4" w:color="D9D9D9"/>
-          <w:right w:val="single" w:sz="4" w:space="4" w:color="D9D9D9"/>
-        </w:pBdr>
-        <w:spacing w:before="0" w:after="0" w:line="240" w:lineRule="auto"/>
-      </w:pPr>
-      <w:r>
-        <w:rPr>
-          <w:rFonts w:ascii="D2Coding" w:eastAsia="D2Coding" w:hAnsi="Consolas" w:cs="Consolas"/>
-          <w:sz w:val="17"/>
-        </w:rPr>
-        <w:t xml:space="preserve">public ResponseEntity&lt;StudentDTO.Response&gt; createStudent(</w:t>
-      </w:r>
-    </w:p>
-    <w:p>
-      <w:pPr>
-        <w:shd w:val="clear" w:color="auto" w:fill="F7F7F7"/>
-        <w:pBdr>
-          <w:left w:val="single" w:sz="4" w:space="4" w:color="D9D9D9"/>
-          <w:right w:val="single" w:sz="4" w:space="4" w:color="D9D9D9"/>
-        </w:pBdr>
-        <w:spacing w:before="0" w:after="0" w:line="240" w:lineRule="auto"/>
+        <w:shd w:val="clear" w:color="auto" w:fill="F7F7F7"/>
+        <w:spacing w:line="240" w:lineRule="auto"/>
+      </w:pPr>
+      <w:r>
+        <w:rPr>
+          <w:rFonts w:ascii="D2Coding" w:eastAsia="D2Coding" w:hAnsi="Consolas" w:cs="Consolas"/>
+          <w:sz w:val="17"/>
+        </w:rPr>
+        <w:t>// StudentController - 파라미터가 짧아진다</w:t>
+      </w:r>
+    </w:p>
+    <w:p>
+      <w:pPr>
+        <w:pBdr>
+          <w:left w:val="single" w:sz="4" w:space="4" w:color="D9D9D9"/>
+          <w:right w:val="single" w:sz="4" w:space="4" w:color="D9D9D9"/>
+        </w:pBdr>
+        <w:shd w:val="clear" w:color="auto" w:fill="F7F7F7"/>
+        <w:spacing w:line="240" w:lineRule="auto"/>
+      </w:pPr>
+      <w:r>
+        <w:rPr>
+          <w:rFonts w:ascii="D2Coding" w:eastAsia="D2Coding" w:hAnsi="Consolas" w:cs="Consolas"/>
+          <w:sz w:val="17"/>
+        </w:rPr>
+        <w:t>@PostMapping</w:t>
+      </w:r>
+    </w:p>
+    <w:p>
+      <w:pPr>
+        <w:pBdr>
+          <w:left w:val="single" w:sz="4" w:space="4" w:color="D9D9D9"/>
+          <w:right w:val="single" w:sz="4" w:space="4" w:color="D9D9D9"/>
+        </w:pBdr>
+        <w:shd w:val="clear" w:color="auto" w:fill="F7F7F7"/>
+        <w:spacing w:line="240" w:lineRule="auto"/>
+      </w:pPr>
+      <w:r>
+        <w:rPr>
+          <w:rFonts w:ascii="D2Coding" w:eastAsia="D2Coding" w:hAnsi="Consolas" w:cs="Consolas"/>
+          <w:sz w:val="17"/>
+        </w:rPr>
+        <w:t>@PreAuthorize("hasAuthority('ROLE_ADMIN')")</w:t>
+      </w:r>
+    </w:p>
+    <w:p>
+      <w:pPr>
+        <w:pBdr>
+          <w:left w:val="single" w:sz="4" w:space="4" w:color="D9D9D9"/>
+          <w:right w:val="single" w:sz="4" w:space="4" w:color="D9D9D9"/>
+        </w:pBdr>
+        <w:shd w:val="clear" w:color="auto" w:fill="F7F7F7"/>
+        <w:spacing w:line="240" w:lineRule="auto"/>
+      </w:pPr>
+      <w:r>
+        <w:rPr>
+          <w:rFonts w:ascii="D2Coding" w:eastAsia="D2Coding" w:hAnsi="Consolas" w:cs="Consolas"/>
+          <w:sz w:val="17"/>
+        </w:rPr>
+        <w:t>public ResponseEntity&lt;StudentDTO.Response&gt; createStudent(</w:t>
+      </w:r>
+    </w:p>
+    <w:p>
+      <w:pPr>
+        <w:pBdr>
+          <w:left w:val="single" w:sz="4" w:space="4" w:color="D9D9D9"/>
+          <w:right w:val="single" w:sz="4" w:space="4" w:color="D9D9D9"/>
+        </w:pBdr>
+        <w:shd w:val="clear" w:color="auto" w:fill="F7F7F7"/>
+        <w:spacing w:line="240" w:lineRule="auto"/>
       </w:pPr>
       <w:r>
         <w:rPr>
@@ -19668,12 +21822,12 @@
     </w:p>
     <w:p>
       <w:pPr>
-        <w:shd w:val="clear" w:color="auto" w:fill="F7F7F7"/>
-        <w:pBdr>
-          <w:left w:val="single" w:sz="4" w:space="4" w:color="D9D9D9"/>
-          <w:right w:val="single" w:sz="4" w:space="4" w:color="D9D9D9"/>
-        </w:pBdr>
-        <w:spacing w:before="0" w:after="0" w:line="240" w:lineRule="auto"/>
+        <w:pBdr>
+          <w:left w:val="single" w:sz="4" w:space="4" w:color="D9D9D9"/>
+          <w:right w:val="single" w:sz="4" w:space="4" w:color="D9D9D9"/>
+        </w:pBdr>
+        <w:shd w:val="clear" w:color="auto" w:fill="F7F7F7"/>
+        <w:spacing w:line="240" w:lineRule="auto"/>
       </w:pPr>
       <w:r>
         <w:rPr>
@@ -19685,12 +21839,12 @@
     </w:p>
     <w:p>
       <w:pPr>
-        <w:shd w:val="clear" w:color="auto" w:fill="F7F7F7"/>
-        <w:pBdr>
-          <w:left w:val="single" w:sz="4" w:space="4" w:color="D9D9D9"/>
-          <w:right w:val="single" w:sz="4" w:space="4" w:color="D9D9D9"/>
-        </w:pBdr>
-        <w:spacing w:before="0" w:after="0" w:line="240" w:lineRule="auto"/>
+        <w:pBdr>
+          <w:left w:val="single" w:sz="4" w:space="4" w:color="D9D9D9"/>
+          <w:right w:val="single" w:sz="4" w:space="4" w:color="D9D9D9"/>
+        </w:pBdr>
+        <w:shd w:val="clear" w:color="auto" w:fill="F7F7F7"/>
+        <w:spacing w:line="240" w:lineRule="auto"/>
       </w:pPr>
       <w:r>
         <w:rPr>
@@ -19702,12 +21856,12 @@
     </w:p>
     <w:p>
       <w:pPr>
-        <w:shd w:val="clear" w:color="auto" w:fill="F7F7F7"/>
-        <w:pBdr>
-          <w:left w:val="single" w:sz="4" w:space="4" w:color="D9D9D9"/>
-          <w:right w:val="single" w:sz="4" w:space="4" w:color="D9D9D9"/>
-        </w:pBdr>
-        <w:spacing w:before="0" w:after="0" w:line="240" w:lineRule="auto"/>
+        <w:pBdr>
+          <w:left w:val="single" w:sz="4" w:space="4" w:color="D9D9D9"/>
+          <w:right w:val="single" w:sz="4" w:space="4" w:color="D9D9D9"/>
+        </w:pBdr>
+        <w:shd w:val="clear" w:color="auto" w:fill="F7F7F7"/>
+        <w:spacing w:line="240" w:lineRule="auto"/>
       </w:pPr>
       <w:r>
         <w:rPr>
@@ -19719,12 +21873,12 @@
     </w:p>
     <w:p>
       <w:pPr>
-        <w:shd w:val="clear" w:color="auto" w:fill="F7F7F7"/>
-        <w:pBdr>
-          <w:left w:val="single" w:sz="4" w:space="4" w:color="D9D9D9"/>
-          <w:right w:val="single" w:sz="4" w:space="4" w:color="D9D9D9"/>
-        </w:pBdr>
-        <w:spacing w:before="0" w:after="0" w:line="240" w:lineRule="auto"/>
+        <w:pBdr>
+          <w:left w:val="single" w:sz="4" w:space="4" w:color="D9D9D9"/>
+          <w:right w:val="single" w:sz="4" w:space="4" w:color="D9D9D9"/>
+        </w:pBdr>
+        <w:shd w:val="clear" w:color="auto" w:fill="F7F7F7"/>
+        <w:spacing w:line="240" w:lineRule="auto"/>
       </w:pPr>
       <w:r>
         <w:rPr>
@@ -19736,20 +21890,20 @@
     </w:p>
     <w:p>
       <w:pPr>
-        <w:shd w:val="clear" w:color="auto" w:fill="F7F7F7"/>
         <w:pBdr>
           <w:left w:val="single" w:sz="4" w:space="4" w:color="D9D9D9"/>
           <w:bottom w:val="single" w:sz="4" w:space="4" w:color="D9D9D9"/>
           <w:right w:val="single" w:sz="4" w:space="4" w:color="D9D9D9"/>
         </w:pBdr>
-        <w:spacing w:before="0" w:after="0" w:line="240" w:lineRule="auto"/>
-      </w:pPr>
-      <w:r>
-        <w:rPr>
-          <w:rFonts w:ascii="D2Coding" w:eastAsia="D2Coding" w:hAnsi="Consolas" w:cs="Consolas"/>
-          <w:sz w:val="17"/>
-        </w:rPr>
-        <w:t xml:space="preserve">}</w:t>
+        <w:shd w:val="clear" w:color="auto" w:fill="F7F7F7"/>
+        <w:spacing w:line="240" w:lineRule="auto"/>
+      </w:pPr>
+      <w:r>
+        <w:rPr>
+          <w:rFonts w:ascii="D2Coding" w:eastAsia="D2Coding" w:hAnsi="Consolas" w:cs="Consolas"/>
+          <w:sz w:val="17"/>
+        </w:rPr>
+        <w:t>}</w:t>
       </w:r>
     </w:p>
     <w:p>
@@ -19770,7 +21924,7 @@
           <w:color w:val="1F6F43"/>
           <w:sz w:val="19"/>
         </w:rPr>
-        <w:t xml:space="preserve">@Target</w:t>
+        <w:t>@Target</w:t>
       </w:r>
       <w:r>
         <w:rPr>
@@ -19785,7 +21939,7 @@
           <w:color w:val="1F6F43"/>
           <w:sz w:val="19"/>
         </w:rPr>
-        <w:t xml:space="preserve">@Retention</w:t>
+        <w:t>@Retention</w:t>
       </w:r>
       <w:r>
         <w:rPr>
@@ -19800,7 +21954,7 @@
           <w:color w:val="1F6F43"/>
           <w:sz w:val="19"/>
         </w:rPr>
-        <w:t xml:space="preserve">RUNTIME</w:t>
+        <w:t>RUNTIME</w:t>
       </w:r>
       <w:r>
         <w:rPr>
@@ -19828,7 +21982,7 @@
           <w:color w:val="1F6F43"/>
           <w:sz w:val="19"/>
         </w:rPr>
-        <w:t xml:space="preserve">#this == 'anonymousUser' ? null : userInfo</w:t>
+        <w:t>#this == 'anonymousUser' ? null : userInfo</w:t>
       </w:r>
       <w:r>
         <w:rPr>
@@ -19843,7 +21997,7 @@
           <w:b/>
           <w:sz w:val="20"/>
         </w:rPr>
-        <w:t xml:space="preserve">인증 없이 접근 가능한 API 에서도</w:t>
+        <w:t>인증 없이 접근 가능한 API 에서도</w:t>
       </w:r>
       <w:r>
         <w:rPr>
@@ -19871,7 +22025,7 @@
           <w:b/>
           <w:sz w:val="20"/>
         </w:rPr>
-        <w:t xml:space="preserve">확인</w:t>
+        <w:t>확인</w:t>
       </w:r>
       <w:r>
         <w:rPr>
@@ -19886,7 +22040,7 @@
           <w:color w:val="1F6F43"/>
           <w:sz w:val="19"/>
         </w:rPr>
-        <w:t xml:space="preserve">user_info_id</w:t>
+        <w:t>user_info_id</w:t>
       </w:r>
       <w:r>
         <w:rPr>
@@ -19898,123 +22052,486 @@
     </w:p>
     <w:p>
       <w:pPr>
-        <w:shd w:val="clear" w:color="auto" w:fill="F7F7F7"/>
         <w:pBdr>
           <w:top w:val="single" w:sz="4" w:space="4" w:color="D9D9D9"/>
           <w:left w:val="single" w:sz="4" w:space="4" w:color="D9D9D9"/>
           <w:right w:val="single" w:sz="4" w:space="4" w:color="D9D9D9"/>
         </w:pBdr>
-        <w:spacing w:before="0" w:after="0" w:line="240" w:lineRule="auto"/>
-      </w:pPr>
-      <w:r>
-        <w:rPr>
-          <w:rFonts w:ascii="D2Coding" w:eastAsia="D2Coding" w:hAnsi="Consolas" w:cs="Consolas"/>
-          <w:sz w:val="17"/>
-        </w:rPr>
-        <w:t xml:space="preserve">insert into students (department_id,name,student_number,user_info_id,student_id) values (?,?,?,?,default)</w:t>
-      </w:r>
-    </w:p>
-    <w:p>
-      <w:pPr>
-        <w:shd w:val="clear" w:color="auto" w:fill="F7F7F7"/>
-        <w:pBdr>
-          <w:left w:val="single" w:sz="4" w:space="4" w:color="D9D9D9"/>
-          <w:right w:val="single" w:sz="4" w:space="4" w:color="D9D9D9"/>
-        </w:pBdr>
-        <w:spacing w:before="0" w:after="0" w:line="240" w:lineRule="auto"/>
-      </w:pPr>
-      <w:r>
-        <w:rPr>
-          <w:rFonts w:ascii="D2Coding" w:eastAsia="D2Coding" w:hAnsi="Consolas" w:cs="Consolas"/>
-          <w:sz w:val="17"/>
-        </w:rPr>
-        <w:t xml:space="preserve">binding parameter (1:BIGINT)  &lt;- [1]                 department_id</w:t>
-      </w:r>
-    </w:p>
-    <w:p>
-      <w:pPr>
-        <w:shd w:val="clear" w:color="auto" w:fill="F7F7F7"/>
-        <w:pBdr>
-          <w:left w:val="single" w:sz="4" w:space="4" w:color="D9D9D9"/>
-          <w:right w:val="single" w:sz="4" w:space="4" w:color="D9D9D9"/>
-        </w:pBdr>
-        <w:spacing w:before="0" w:after="0" w:line="240" w:lineRule="auto"/>
-      </w:pPr>
-      <w:r>
-        <w:rPr>
-          <w:rFonts w:ascii="D2Coding" w:eastAsia="D2Coding" w:hAnsi="Consolas" w:cs="Consolas"/>
-          <w:sz w:val="17"/>
-        </w:rPr>
-        <w:t xml:space="preserve">binding parameter (2:VARCHAR) &lt;- [Simple Student]    name</w:t>
-      </w:r>
-    </w:p>
-    <w:p>
-      <w:pPr>
-        <w:shd w:val="clear" w:color="auto" w:fill="F7F7F7"/>
-        <w:pBdr>
-          <w:left w:val="single" w:sz="4" w:space="4" w:color="D9D9D9"/>
-          <w:right w:val="single" w:sz="4" w:space="4" w:color="D9D9D9"/>
-        </w:pBdr>
-        <w:spacing w:before="0" w:after="0" w:line="240" w:lineRule="auto"/>
-      </w:pPr>
-      <w:r>
-        <w:rPr>
-          <w:rFonts w:ascii="D2Coding" w:eastAsia="D2Coding" w:hAnsi="Consolas" w:cs="Consolas"/>
-          <w:sz w:val="17"/>
-        </w:rPr>
-        <w:t xml:space="preserve">binding parameter (3:VARCHAR) &lt;- [CS998]             student_number</w:t>
-      </w:r>
-    </w:p>
-    <w:p>
-      <w:pPr>
-        <w:shd w:val="clear" w:color="auto" w:fill="F7F7F7"/>
-        <w:pBdr>
-          <w:left w:val="single" w:sz="4" w:space="4" w:color="D9D9D9"/>
-          <w:right w:val="single" w:sz="4" w:space="4" w:color="D9D9D9"/>
-        </w:pBdr>
-        <w:spacing w:before="0" w:after="0" w:line="240" w:lineRule="auto"/>
-      </w:pPr>
-      <w:r>
-        <w:rPr>
-          <w:rFonts w:ascii="D2Coding" w:eastAsia="D2Coding" w:hAnsi="Consolas" w:cs="Consolas"/>
-          <w:sz w:val="17"/>
-        </w:rPr>
-        <w:t xml:space="preserve">binding parameter (4:BIGINT)  &lt;- [1]                 user_info_id  &lt;- 로그인한 admin 계정</w:t>
-      </w:r>
-    </w:p>
-    <w:p>
-      <w:pPr>
-        <w:shd w:val="clear" w:color="auto" w:fill="F7F7F7"/>
-        <w:pBdr>
-          <w:left w:val="single" w:sz="4" w:space="4" w:color="D9D9D9"/>
-          <w:right w:val="single" w:sz="4" w:space="4" w:color="D9D9D9"/>
-        </w:pBdr>
-        <w:spacing w:before="0" w:after="0" w:line="240" w:lineRule="auto"/>
-      </w:pPr>
-      <w:r>
-        <w:rPr>
-          <w:rFonts w:ascii="D2Coding" w:eastAsia="D2Coding" w:hAnsi="Consolas" w:cs="Consolas"/>
-          <w:sz w:val="17"/>
+        <w:shd w:val="clear" w:color="auto" w:fill="F7F7F7"/>
+        <w:spacing w:line="240" w:lineRule="auto"/>
+        <w:rPr>
+          <w:lang w:val="en-US"/>
+        </w:rPr>
+      </w:pPr>
+      <w:proofErr w:type="spellStart"/>
+      <w:r>
+        <w:rPr>
+          <w:rFonts w:ascii="D2Coding" w:eastAsia="D2Coding" w:hAnsi="Consolas" w:cs="Consolas"/>
+          <w:sz w:val="17"/>
+          <w:lang w:val="en-US"/>
+        </w:rPr>
+        <w:t>insert</w:t>
+      </w:r>
+      <w:proofErr w:type="spellEnd"/>
+      <w:r>
+        <w:rPr>
+          <w:rFonts w:ascii="D2Coding" w:eastAsia="D2Coding" w:hAnsi="Consolas" w:cs="Consolas"/>
+          <w:sz w:val="17"/>
+          <w:lang w:val="en-US"/>
         </w:rPr>
         <w:t xml:space="preserve"> </w:t>
       </w:r>
-    </w:p>
-    <w:p>
-      <w:pPr>
-        <w:shd w:val="clear" w:color="auto" w:fill="F7F7F7"/>
+      <w:proofErr w:type="spellStart"/>
+      <w:r>
+        <w:rPr>
+          <w:rFonts w:ascii="D2Coding" w:eastAsia="D2Coding" w:hAnsi="Consolas" w:cs="Consolas"/>
+          <w:sz w:val="17"/>
+          <w:lang w:val="en-US"/>
+        </w:rPr>
+        <w:t>into</w:t>
+      </w:r>
+      <w:proofErr w:type="spellEnd"/>
+      <w:r>
+        <w:rPr>
+          <w:rFonts w:ascii="D2Coding" w:eastAsia="D2Coding" w:hAnsi="Consolas" w:cs="Consolas"/>
+          <w:sz w:val="17"/>
+          <w:lang w:val="en-US"/>
+        </w:rPr>
+        <w:t xml:space="preserve"> </w:t>
+      </w:r>
+      <w:proofErr w:type="spellStart"/>
+      <w:r>
+        <w:rPr>
+          <w:rFonts w:ascii="D2Coding" w:eastAsia="D2Coding" w:hAnsi="Consolas" w:cs="Consolas"/>
+          <w:sz w:val="17"/>
+          <w:lang w:val="en-US"/>
+        </w:rPr>
+        <w:t>students</w:t>
+      </w:r>
+      <w:proofErr w:type="spellEnd"/>
+      <w:r>
+        <w:rPr>
+          <w:rFonts w:ascii="D2Coding" w:eastAsia="D2Coding" w:hAnsi="Consolas" w:cs="Consolas"/>
+          <w:sz w:val="17"/>
+          <w:lang w:val="en-US"/>
+        </w:rPr>
+        <w:t xml:space="preserve"> (</w:t>
+      </w:r>
+      <w:proofErr w:type="spellStart"/>
+      <w:r>
+        <w:rPr>
+          <w:rFonts w:ascii="D2Coding" w:eastAsia="D2Coding" w:hAnsi="Consolas" w:cs="Consolas"/>
+          <w:sz w:val="17"/>
+          <w:lang w:val="en-US"/>
+        </w:rPr>
+        <w:t>department_id</w:t>
+      </w:r>
+      <w:proofErr w:type="gramStart"/>
+      <w:r>
+        <w:rPr>
+          <w:rFonts w:ascii="D2Coding" w:eastAsia="D2Coding" w:hAnsi="Consolas" w:cs="Consolas"/>
+          <w:sz w:val="17"/>
+          <w:lang w:val="en-US"/>
+        </w:rPr>
+        <w:t>,name,student</w:t>
+      </w:r>
+      <w:proofErr w:type="gramEnd"/>
+      <w:r>
+        <w:rPr>
+          <w:rFonts w:ascii="D2Coding" w:eastAsia="D2Coding" w:hAnsi="Consolas" w:cs="Consolas"/>
+          <w:sz w:val="17"/>
+          <w:lang w:val="en-US"/>
+        </w:rPr>
+        <w:t>_number,user_info_id,student_id</w:t>
+      </w:r>
+      <w:proofErr w:type="spellEnd"/>
+      <w:r>
+        <w:rPr>
+          <w:rFonts w:ascii="D2Coding" w:eastAsia="D2Coding" w:hAnsi="Consolas" w:cs="Consolas"/>
+          <w:sz w:val="17"/>
+          <w:lang w:val="en-US"/>
+        </w:rPr>
+        <w:t xml:space="preserve">) </w:t>
+      </w:r>
+      <w:proofErr w:type="spellStart"/>
+      <w:r>
+        <w:rPr>
+          <w:rFonts w:ascii="D2Coding" w:eastAsia="D2Coding" w:hAnsi="Consolas" w:cs="Consolas"/>
+          <w:sz w:val="17"/>
+          <w:lang w:val="en-US"/>
+        </w:rPr>
+        <w:t>values</w:t>
+      </w:r>
+      <w:proofErr w:type="spellEnd"/>
+      <w:r>
+        <w:rPr>
+          <w:rFonts w:ascii="D2Coding" w:eastAsia="D2Coding" w:hAnsi="Consolas" w:cs="Consolas"/>
+          <w:sz w:val="17"/>
+          <w:lang w:val="en-US"/>
+        </w:rPr>
+        <w:t xml:space="preserve"> (?,?,?,?,</w:t>
+      </w:r>
+      <w:proofErr w:type="spellStart"/>
+      <w:r>
+        <w:rPr>
+          <w:rFonts w:ascii="D2Coding" w:eastAsia="D2Coding" w:hAnsi="Consolas" w:cs="Consolas"/>
+          <w:sz w:val="17"/>
+          <w:lang w:val="en-US"/>
+        </w:rPr>
+        <w:t>default</w:t>
+      </w:r>
+      <w:proofErr w:type="spellEnd"/>
+      <w:r>
+        <w:rPr>
+          <w:rFonts w:ascii="D2Coding" w:eastAsia="D2Coding" w:hAnsi="Consolas" w:cs="Consolas"/>
+          <w:sz w:val="17"/>
+          <w:lang w:val="en-US"/>
+        </w:rPr>
+        <w:t>)</w:t>
+      </w:r>
+    </w:p>
+    <w:p>
+      <w:pPr>
+        <w:pBdr>
+          <w:left w:val="single" w:sz="4" w:space="4" w:color="D9D9D9"/>
+          <w:right w:val="single" w:sz="4" w:space="4" w:color="D9D9D9"/>
+        </w:pBdr>
+        <w:shd w:val="clear" w:color="auto" w:fill="F7F7F7"/>
+        <w:spacing w:line="240" w:lineRule="auto"/>
+        <w:rPr>
+          <w:lang w:val="en-US"/>
+        </w:rPr>
+      </w:pPr>
+      <w:proofErr w:type="spellStart"/>
+      <w:r>
+        <w:rPr>
+          <w:rFonts w:ascii="D2Coding" w:eastAsia="D2Coding" w:hAnsi="Consolas" w:cs="Consolas"/>
+          <w:sz w:val="17"/>
+          <w:lang w:val="en-US"/>
+        </w:rPr>
+        <w:t>binding</w:t>
+      </w:r>
+      <w:proofErr w:type="spellEnd"/>
+      <w:r>
+        <w:rPr>
+          <w:rFonts w:ascii="D2Coding" w:eastAsia="D2Coding" w:hAnsi="Consolas" w:cs="Consolas"/>
+          <w:sz w:val="17"/>
+          <w:lang w:val="en-US"/>
+        </w:rPr>
+        <w:t xml:space="preserve"> </w:t>
+      </w:r>
+      <w:proofErr w:type="spellStart"/>
+      <w:r>
+        <w:rPr>
+          <w:rFonts w:ascii="D2Coding" w:eastAsia="D2Coding" w:hAnsi="Consolas" w:cs="Consolas"/>
+          <w:sz w:val="17"/>
+          <w:lang w:val="en-US"/>
+        </w:rPr>
+        <w:t>parameter</w:t>
+      </w:r>
+      <w:proofErr w:type="spellEnd"/>
+      <w:r>
+        <w:rPr>
+          <w:rFonts w:ascii="D2Coding" w:eastAsia="D2Coding" w:hAnsi="Consolas" w:cs="Consolas"/>
+          <w:sz w:val="17"/>
+          <w:lang w:val="en-US"/>
+        </w:rPr>
+        <w:t xml:space="preserve"> (1:BIGINT)  &lt;- [1</w:t>
+      </w:r>
+      <w:proofErr w:type="gramStart"/>
+      <w:r>
+        <w:rPr>
+          <w:rFonts w:ascii="D2Coding" w:eastAsia="D2Coding" w:hAnsi="Consolas" w:cs="Consolas"/>
+          <w:sz w:val="17"/>
+          <w:lang w:val="en-US"/>
+        </w:rPr>
+        <w:t xml:space="preserve">]                 </w:t>
+      </w:r>
+      <w:proofErr w:type="spellStart"/>
+      <w:r>
+        <w:rPr>
+          <w:rFonts w:ascii="D2Coding" w:eastAsia="D2Coding" w:hAnsi="Consolas" w:cs="Consolas"/>
+          <w:sz w:val="17"/>
+          <w:lang w:val="en-US"/>
+        </w:rPr>
+        <w:t>department</w:t>
+      </w:r>
+      <w:proofErr w:type="gramEnd"/>
+      <w:r>
+        <w:rPr>
+          <w:rFonts w:ascii="D2Coding" w:eastAsia="D2Coding" w:hAnsi="Consolas" w:cs="Consolas"/>
+          <w:sz w:val="17"/>
+          <w:lang w:val="en-US"/>
+        </w:rPr>
+        <w:t>_id</w:t>
+      </w:r>
+      <w:proofErr w:type="spellEnd"/>
+    </w:p>
+    <w:p>
+      <w:pPr>
+        <w:pBdr>
+          <w:left w:val="single" w:sz="4" w:space="4" w:color="D9D9D9"/>
+          <w:right w:val="single" w:sz="4" w:space="4" w:color="D9D9D9"/>
+        </w:pBdr>
+        <w:shd w:val="clear" w:color="auto" w:fill="F7F7F7"/>
+        <w:spacing w:line="240" w:lineRule="auto"/>
+        <w:rPr>
+          <w:lang w:val="en-US"/>
+        </w:rPr>
+      </w:pPr>
+      <w:proofErr w:type="spellStart"/>
+      <w:r>
+        <w:rPr>
+          <w:rFonts w:ascii="D2Coding" w:eastAsia="D2Coding" w:hAnsi="Consolas" w:cs="Consolas"/>
+          <w:sz w:val="17"/>
+          <w:lang w:val="en-US"/>
+        </w:rPr>
+        <w:t>binding</w:t>
+      </w:r>
+      <w:proofErr w:type="spellEnd"/>
+      <w:r>
+        <w:rPr>
+          <w:rFonts w:ascii="D2Coding" w:eastAsia="D2Coding" w:hAnsi="Consolas" w:cs="Consolas"/>
+          <w:sz w:val="17"/>
+          <w:lang w:val="en-US"/>
+        </w:rPr>
+        <w:t xml:space="preserve"> </w:t>
+      </w:r>
+      <w:proofErr w:type="spellStart"/>
+      <w:r>
+        <w:rPr>
+          <w:rFonts w:ascii="D2Coding" w:eastAsia="D2Coding" w:hAnsi="Consolas" w:cs="Consolas"/>
+          <w:sz w:val="17"/>
+          <w:lang w:val="en-US"/>
+        </w:rPr>
+        <w:t>parameter</w:t>
+      </w:r>
+      <w:proofErr w:type="spellEnd"/>
+      <w:r>
+        <w:rPr>
+          <w:rFonts w:ascii="D2Coding" w:eastAsia="D2Coding" w:hAnsi="Consolas" w:cs="Consolas"/>
+          <w:sz w:val="17"/>
+          <w:lang w:val="en-US"/>
+        </w:rPr>
+        <w:t xml:space="preserve"> (2:VARCHAR) &lt;- [</w:t>
+      </w:r>
+      <w:proofErr w:type="spellStart"/>
+      <w:r>
+        <w:rPr>
+          <w:rFonts w:ascii="D2Coding" w:eastAsia="D2Coding" w:hAnsi="Consolas" w:cs="Consolas"/>
+          <w:sz w:val="17"/>
+          <w:lang w:val="en-US"/>
+        </w:rPr>
+        <w:t>Simple</w:t>
+      </w:r>
+      <w:proofErr w:type="spellEnd"/>
+      <w:r>
+        <w:rPr>
+          <w:rFonts w:ascii="D2Coding" w:eastAsia="D2Coding" w:hAnsi="Consolas" w:cs="Consolas"/>
+          <w:sz w:val="17"/>
+          <w:lang w:val="en-US"/>
+        </w:rPr>
+        <w:t xml:space="preserve"> </w:t>
+      </w:r>
+      <w:proofErr w:type="spellStart"/>
+      <w:r>
+        <w:rPr>
+          <w:rFonts w:ascii="D2Coding" w:eastAsia="D2Coding" w:hAnsi="Consolas" w:cs="Consolas"/>
+          <w:sz w:val="17"/>
+          <w:lang w:val="en-US"/>
+        </w:rPr>
+        <w:t>Student</w:t>
+      </w:r>
+      <w:proofErr w:type="spellEnd"/>
+      <w:proofErr w:type="gramStart"/>
+      <w:r>
+        <w:rPr>
+          <w:rFonts w:ascii="D2Coding" w:eastAsia="D2Coding" w:hAnsi="Consolas" w:cs="Consolas"/>
+          <w:sz w:val="17"/>
+          <w:lang w:val="en-US"/>
+        </w:rPr>
+        <w:t xml:space="preserve">]    </w:t>
+      </w:r>
+      <w:proofErr w:type="spellStart"/>
+      <w:r>
+        <w:rPr>
+          <w:rFonts w:ascii="D2Coding" w:eastAsia="D2Coding" w:hAnsi="Consolas" w:cs="Consolas"/>
+          <w:sz w:val="17"/>
+          <w:lang w:val="en-US"/>
+        </w:rPr>
+        <w:t>name</w:t>
+      </w:r>
+      <w:proofErr w:type="spellEnd"/>
+      <w:proofErr w:type="gramEnd"/>
+    </w:p>
+    <w:p>
+      <w:pPr>
+        <w:pBdr>
+          <w:left w:val="single" w:sz="4" w:space="4" w:color="D9D9D9"/>
+          <w:right w:val="single" w:sz="4" w:space="4" w:color="D9D9D9"/>
+        </w:pBdr>
+        <w:shd w:val="clear" w:color="auto" w:fill="F7F7F7"/>
+        <w:spacing w:line="240" w:lineRule="auto"/>
+        <w:rPr>
+          <w:lang w:val="en-US"/>
+        </w:rPr>
+      </w:pPr>
+      <w:proofErr w:type="spellStart"/>
+      <w:r>
+        <w:rPr>
+          <w:rFonts w:ascii="D2Coding" w:eastAsia="D2Coding" w:hAnsi="Consolas" w:cs="Consolas"/>
+          <w:sz w:val="17"/>
+          <w:lang w:val="en-US"/>
+        </w:rPr>
+        <w:t>binding</w:t>
+      </w:r>
+      <w:proofErr w:type="spellEnd"/>
+      <w:r>
+        <w:rPr>
+          <w:rFonts w:ascii="D2Coding" w:eastAsia="D2Coding" w:hAnsi="Consolas" w:cs="Consolas"/>
+          <w:sz w:val="17"/>
+          <w:lang w:val="en-US"/>
+        </w:rPr>
+        <w:t xml:space="preserve"> </w:t>
+      </w:r>
+      <w:proofErr w:type="spellStart"/>
+      <w:r>
+        <w:rPr>
+          <w:rFonts w:ascii="D2Coding" w:eastAsia="D2Coding" w:hAnsi="Consolas" w:cs="Consolas"/>
+          <w:sz w:val="17"/>
+          <w:lang w:val="en-US"/>
+        </w:rPr>
+        <w:t>parameter</w:t>
+      </w:r>
+      <w:proofErr w:type="spellEnd"/>
+      <w:r>
+        <w:rPr>
+          <w:rFonts w:ascii="D2Coding" w:eastAsia="D2Coding" w:hAnsi="Consolas" w:cs="Consolas"/>
+          <w:sz w:val="17"/>
+          <w:lang w:val="en-US"/>
+        </w:rPr>
+        <w:t xml:space="preserve"> (3:VARCHAR) &lt;- [CS998</w:t>
+      </w:r>
+      <w:proofErr w:type="gramStart"/>
+      <w:r>
+        <w:rPr>
+          <w:rFonts w:ascii="D2Coding" w:eastAsia="D2Coding" w:hAnsi="Consolas" w:cs="Consolas"/>
+          <w:sz w:val="17"/>
+          <w:lang w:val="en-US"/>
+        </w:rPr>
+        <w:t xml:space="preserve">]             </w:t>
+      </w:r>
+      <w:proofErr w:type="spellStart"/>
+      <w:r>
+        <w:rPr>
+          <w:rFonts w:ascii="D2Coding" w:eastAsia="D2Coding" w:hAnsi="Consolas" w:cs="Consolas"/>
+          <w:sz w:val="17"/>
+          <w:lang w:val="en-US"/>
+        </w:rPr>
+        <w:t>student</w:t>
+      </w:r>
+      <w:proofErr w:type="gramEnd"/>
+      <w:r>
+        <w:rPr>
+          <w:rFonts w:ascii="D2Coding" w:eastAsia="D2Coding" w:hAnsi="Consolas" w:cs="Consolas"/>
+          <w:sz w:val="17"/>
+          <w:lang w:val="en-US"/>
+        </w:rPr>
+        <w:t>_number</w:t>
+      </w:r>
+      <w:proofErr w:type="spellEnd"/>
+    </w:p>
+    <w:p>
+      <w:pPr>
+        <w:pBdr>
+          <w:left w:val="single" w:sz="4" w:space="4" w:color="D9D9D9"/>
+          <w:right w:val="single" w:sz="4" w:space="4" w:color="D9D9D9"/>
+        </w:pBdr>
+        <w:shd w:val="clear" w:color="auto" w:fill="F7F7F7"/>
+        <w:spacing w:line="240" w:lineRule="auto"/>
+      </w:pPr>
+      <w:proofErr w:type="spellStart"/>
+      <w:r>
+        <w:rPr>
+          <w:rFonts w:ascii="D2Coding" w:eastAsia="D2Coding" w:hAnsi="Consolas" w:cs="Consolas"/>
+          <w:sz w:val="17"/>
+        </w:rPr>
+        <w:t>binding</w:t>
+      </w:r>
+      <w:proofErr w:type="spellEnd"/>
+      <w:r>
+        <w:rPr>
+          <w:rFonts w:ascii="D2Coding" w:eastAsia="D2Coding" w:hAnsi="Consolas" w:cs="Consolas"/>
+          <w:sz w:val="17"/>
+        </w:rPr>
+        <w:t xml:space="preserve"> </w:t>
+      </w:r>
+      <w:proofErr w:type="spellStart"/>
+      <w:r>
+        <w:rPr>
+          <w:rFonts w:ascii="D2Coding" w:eastAsia="D2Coding" w:hAnsi="Consolas" w:cs="Consolas"/>
+          <w:sz w:val="17"/>
+        </w:rPr>
+        <w:t>parameter</w:t>
+      </w:r>
+      <w:proofErr w:type="spellEnd"/>
+      <w:r>
+        <w:rPr>
+          <w:rFonts w:ascii="D2Coding" w:eastAsia="D2Coding" w:hAnsi="Consolas" w:cs="Consolas"/>
+          <w:sz w:val="17"/>
+        </w:rPr>
+        <w:t xml:space="preserve"> (4:BIGINT)  &lt;- [1</w:t>
+      </w:r>
+      <w:proofErr w:type="gramStart"/>
+      <w:r>
+        <w:rPr>
+          <w:rFonts w:ascii="D2Coding" w:eastAsia="D2Coding" w:hAnsi="Consolas" w:cs="Consolas"/>
+          <w:sz w:val="17"/>
+        </w:rPr>
+        <w:t>]                 user</w:t>
+      </w:r>
+      <w:proofErr w:type="gramEnd"/>
+      <w:r>
+        <w:rPr>
+          <w:rFonts w:ascii="D2Coding" w:eastAsia="D2Coding" w:hAnsi="Consolas" w:cs="Consolas"/>
+          <w:sz w:val="17"/>
+        </w:rPr>
+        <w:t>_info_id  &lt;- 로그인한 admin 계정</w:t>
+      </w:r>
+    </w:p>
+    <w:p>
+      <w:pPr>
+        <w:pBdr>
+          <w:left w:val="single" w:sz="4" w:space="4" w:color="D9D9D9"/>
+          <w:right w:val="single" w:sz="4" w:space="4" w:color="D9D9D9"/>
+        </w:pBdr>
+        <w:shd w:val="clear" w:color="auto" w:fill="F7F7F7"/>
+        <w:spacing w:line="240" w:lineRule="auto"/>
+      </w:pPr>
+      <w:r>
+        <w:rPr>
+          <w:rFonts w:ascii="D2Coding" w:eastAsia="D2Coding" w:hAnsi="Consolas" w:cs="Consolas"/>
+          <w:sz w:val="17"/>
+        </w:rPr>
+        <w:t xml:space="preserve"> </w:t>
+      </w:r>
+    </w:p>
+    <w:p>
+      <w:pPr>
         <w:pBdr>
           <w:left w:val="single" w:sz="4" w:space="4" w:color="D9D9D9"/>
           <w:bottom w:val="single" w:sz="4" w:space="4" w:color="D9D9D9"/>
           <w:right w:val="single" w:sz="4" w:space="4" w:color="D9D9D9"/>
         </w:pBdr>
-        <w:spacing w:before="0" w:after="0" w:line="240" w:lineRule="auto"/>
-      </w:pPr>
-      <w:r>
-        <w:rPr>
-          <w:rFonts w:ascii="D2Coding" w:eastAsia="D2Coding" w:hAnsi="Consolas" w:cs="Consolas"/>
-          <w:sz w:val="17"/>
-        </w:rPr>
-        <w:t xml:space="preserve"># 토큰 없이 같은 요청을 보내면 401 이 나가고 등록되지 않는다</w:t>
+        <w:shd w:val="clear" w:color="auto" w:fill="F7F7F7"/>
+        <w:spacing w:line="240" w:lineRule="auto"/>
+      </w:pPr>
+      <w:r>
+        <w:rPr>
+          <w:rFonts w:ascii="D2Coding" w:eastAsia="D2Coding" w:hAnsi="Consolas" w:cs="Consolas"/>
+          <w:sz w:val="17"/>
+        </w:rPr>
+        <w:t># 토큰 없이 같은 요청을 보내면 401 이 나가고 등록되지 않는다</w:t>
       </w:r>
     </w:p>
     <w:p>
@@ -21500,6 +24017,7 @@
                 <w:rFonts w:ascii="맑은 고딕" w:eastAsia="맑은 고딕" w:hAnsi="맑은 고딕" w:cs="맑은 고딕"/>
                 <w:sz w:val="18"/>
               </w:rPr>
+              <w:lastRenderedPageBreak/>
               <w:t>기동 실패 : key size</w:t>
             </w:r>
           </w:p>
@@ -21553,7 +24071,6 @@
                 <w:rFonts w:ascii="맑은 고딕" w:eastAsia="맑은 고딕" w:hAnsi="맑은 고딕" w:cs="맑은 고딕"/>
                 <w:sz w:val="18"/>
               </w:rPr>
-              <w:lastRenderedPageBreak/>
               <w:t>로그인 500</w:t>
             </w:r>
           </w:p>
@@ -22267,6 +24784,7 @@
   </w:latentStyles>
   <w:style w:type="paragraph" w:default="1" w:styleId="a">
     <w:name w:val="Normal"/>
+    <w:rsid w:val="00C909FC"/>
   </w:style>
   <w:style w:type="paragraph" w:styleId="1">
     <w:name w:val="heading 1"/>
@@ -22476,6 +24994,17 @@
       <w:sz w:val="24"/>
       <w:szCs w:val="24"/>
       <w:lang w:val="en-US"/>
+    </w:rPr>
+  </w:style>
+  <w:style w:type="character" w:styleId="a5">
+    <w:name w:val="Hyperlink"/>
+    <w:basedOn w:val="a0"/>
+    <w:uiPriority w:val="99"/>
+    <w:unhideWhenUsed/>
+    <w:rsid w:val="00E863C0"/>
+    <w:rPr>
+      <w:color w:val="0000FF" w:themeColor="hyperlink"/>
+      <w:u w:val="single"/>
     </w:rPr>
   </w:style>
 </w:styles>

--- a/docs/[수업중 2-7]JWT토큰인증 Student-StudentDetail-Department.docx
+++ b/docs/[수업중 2-7]JWT토큰인증 Student-StudentDetail-Department.docx
@@ -2278,295 +2278,7 @@
           <w:sz w:val="20"/>
           <w:szCs w:val="20"/>
         </w:rPr>
-        <w:t xml:space="preserve"> 2.0</w:t>
-      </w:r>
-      <w:r>
-        <w:rPr>
-          <w:rFonts w:hint="eastAsia"/>
-          <w:sz w:val="20"/>
-          <w:szCs w:val="20"/>
-        </w:rPr>
-        <w:t>은</w:t>
-      </w:r>
-      <w:r>
-        <w:rPr>
-          <w:rFonts w:hint="eastAsia"/>
-          <w:sz w:val="20"/>
-          <w:szCs w:val="20"/>
-        </w:rPr>
-        <w:t xml:space="preserve"> </w:t>
-      </w:r>
-      <w:r>
-        <w:rPr>
-          <w:rFonts w:hint="eastAsia"/>
-          <w:sz w:val="20"/>
-          <w:szCs w:val="20"/>
-        </w:rPr>
-        <w:t>출입증</w:t>
-      </w:r>
-      <w:r>
-        <w:rPr>
-          <w:rFonts w:hint="eastAsia"/>
-          <w:sz w:val="20"/>
-          <w:szCs w:val="20"/>
-        </w:rPr>
-        <w:t xml:space="preserve"> </w:t>
-      </w:r>
-      <w:r>
-        <w:rPr>
-          <w:rFonts w:hint="eastAsia"/>
-          <w:sz w:val="20"/>
-          <w:szCs w:val="20"/>
-        </w:rPr>
-        <w:t>발급</w:t>
-      </w:r>
-      <w:r>
-        <w:rPr>
-          <w:rFonts w:hint="eastAsia"/>
-          <w:sz w:val="20"/>
-          <w:szCs w:val="20"/>
-        </w:rPr>
-        <w:t xml:space="preserve"> </w:t>
-      </w:r>
-      <w:r>
-        <w:rPr>
-          <w:rFonts w:hint="eastAsia"/>
-          <w:sz w:val="20"/>
-          <w:szCs w:val="20"/>
-        </w:rPr>
-        <w:t>절차</w:t>
-      </w:r>
-      <w:r>
-        <w:rPr>
-          <w:rFonts w:hint="eastAsia"/>
-          <w:sz w:val="20"/>
-          <w:szCs w:val="20"/>
-        </w:rPr>
-        <w:t xml:space="preserve"> </w:t>
-      </w:r>
-      <w:r>
-        <w:rPr>
-          <w:rFonts w:hint="eastAsia"/>
-          <w:sz w:val="20"/>
-          <w:szCs w:val="20"/>
-        </w:rPr>
-        <w:t>및</w:t>
-      </w:r>
-      <w:r>
-        <w:rPr>
-          <w:rFonts w:hint="eastAsia"/>
-          <w:sz w:val="20"/>
-          <w:szCs w:val="20"/>
-        </w:rPr>
-        <w:t xml:space="preserve"> </w:t>
-      </w:r>
-      <w:r>
-        <w:rPr>
-          <w:rFonts w:hint="eastAsia"/>
-          <w:sz w:val="20"/>
-          <w:szCs w:val="20"/>
-        </w:rPr>
-        <w:t>시스템이고</w:t>
-      </w:r>
-      <w:r>
-        <w:rPr>
-          <w:rFonts w:hint="eastAsia"/>
-          <w:sz w:val="20"/>
-          <w:szCs w:val="20"/>
-        </w:rPr>
-        <w:t>, JWT</w:t>
-      </w:r>
-      <w:r>
-        <w:rPr>
-          <w:rFonts w:hint="eastAsia"/>
-          <w:sz w:val="20"/>
-          <w:szCs w:val="20"/>
-        </w:rPr>
-        <w:t>는</w:t>
-      </w:r>
-      <w:r>
-        <w:rPr>
-          <w:rFonts w:hint="eastAsia"/>
-          <w:sz w:val="20"/>
-          <w:szCs w:val="20"/>
-        </w:rPr>
-        <w:t xml:space="preserve"> </w:t>
-      </w:r>
-      <w:r>
-        <w:rPr>
-          <w:rFonts w:hint="eastAsia"/>
-          <w:sz w:val="20"/>
-          <w:szCs w:val="20"/>
-        </w:rPr>
-        <w:t>그</w:t>
-      </w:r>
-      <w:r>
-        <w:rPr>
-          <w:rFonts w:hint="eastAsia"/>
-          <w:sz w:val="20"/>
-          <w:szCs w:val="20"/>
-        </w:rPr>
-        <w:t xml:space="preserve"> </w:t>
-      </w:r>
-      <w:r>
-        <w:rPr>
-          <w:rFonts w:hint="eastAsia"/>
-          <w:sz w:val="20"/>
-          <w:szCs w:val="20"/>
-        </w:rPr>
-        <w:t>과정에서</w:t>
-      </w:r>
-      <w:r>
-        <w:rPr>
-          <w:rFonts w:hint="eastAsia"/>
-          <w:sz w:val="20"/>
-          <w:szCs w:val="20"/>
-        </w:rPr>
-        <w:t xml:space="preserve"> </w:t>
-      </w:r>
-      <w:r>
-        <w:rPr>
-          <w:rFonts w:hint="eastAsia"/>
-          <w:sz w:val="20"/>
-          <w:szCs w:val="20"/>
-        </w:rPr>
-        <w:t>실제로</w:t>
-      </w:r>
-      <w:r>
-        <w:rPr>
-          <w:rFonts w:hint="eastAsia"/>
-          <w:sz w:val="20"/>
-          <w:szCs w:val="20"/>
-        </w:rPr>
-        <w:t xml:space="preserve"> </w:t>
-      </w:r>
-      <w:r>
-        <w:rPr>
-          <w:rFonts w:hint="eastAsia"/>
-          <w:sz w:val="20"/>
-          <w:szCs w:val="20"/>
-        </w:rPr>
-        <w:t>발급해</w:t>
-      </w:r>
-      <w:r>
-        <w:rPr>
-          <w:rFonts w:hint="eastAsia"/>
-          <w:sz w:val="20"/>
-          <w:szCs w:val="20"/>
-        </w:rPr>
-        <w:t xml:space="preserve"> </w:t>
-      </w:r>
-      <w:r>
-        <w:rPr>
-          <w:rFonts w:hint="eastAsia"/>
-          <w:sz w:val="20"/>
-          <w:szCs w:val="20"/>
-        </w:rPr>
-        <w:t>주는</w:t>
-      </w:r>
-      <w:r>
-        <w:rPr>
-          <w:rFonts w:hint="eastAsia"/>
-          <w:sz w:val="20"/>
-          <w:szCs w:val="20"/>
-        </w:rPr>
-        <w:t xml:space="preserve"> </w:t>
-      </w:r>
-      <w:r>
-        <w:rPr>
-          <w:rFonts w:hint="eastAsia"/>
-          <w:sz w:val="20"/>
-          <w:szCs w:val="20"/>
-        </w:rPr>
-        <w:t>플라스틱</w:t>
-      </w:r>
-      <w:r>
-        <w:rPr>
-          <w:rFonts w:hint="eastAsia"/>
-          <w:sz w:val="20"/>
-          <w:szCs w:val="20"/>
-        </w:rPr>
-        <w:t xml:space="preserve"> </w:t>
-      </w:r>
-      <w:r>
-        <w:rPr>
-          <w:rFonts w:hint="eastAsia"/>
-          <w:sz w:val="20"/>
-          <w:szCs w:val="20"/>
-        </w:rPr>
-        <w:t>카드</w:t>
-      </w:r>
-      <w:r>
-        <w:rPr>
-          <w:rFonts w:hint="eastAsia"/>
-          <w:sz w:val="20"/>
-          <w:szCs w:val="20"/>
-        </w:rPr>
-        <w:t>(</w:t>
-      </w:r>
-      <w:r>
-        <w:rPr>
-          <w:rFonts w:hint="eastAsia"/>
-          <w:sz w:val="20"/>
-          <w:szCs w:val="20"/>
-        </w:rPr>
-        <w:t>토큰</w:t>
-      </w:r>
-      <w:r>
-        <w:rPr>
-          <w:rFonts w:hint="eastAsia"/>
-          <w:sz w:val="20"/>
-          <w:szCs w:val="20"/>
-        </w:rPr>
-        <w:t xml:space="preserve">) </w:t>
-      </w:r>
-      <w:r>
-        <w:rPr>
-          <w:rFonts w:hint="eastAsia"/>
-          <w:sz w:val="20"/>
-          <w:szCs w:val="20"/>
-        </w:rPr>
-        <w:t>종류</w:t>
-      </w:r>
-      <w:r>
-        <w:rPr>
-          <w:rFonts w:hint="eastAsia"/>
-          <w:sz w:val="20"/>
-          <w:szCs w:val="20"/>
-        </w:rPr>
-        <w:t xml:space="preserve"> </w:t>
-      </w:r>
-      <w:r>
-        <w:rPr>
-          <w:rFonts w:hint="eastAsia"/>
-          <w:sz w:val="20"/>
-          <w:szCs w:val="20"/>
-        </w:rPr>
-        <w:t>중</w:t>
-      </w:r>
-      <w:r>
-        <w:rPr>
-          <w:rFonts w:hint="eastAsia"/>
-          <w:sz w:val="20"/>
-          <w:szCs w:val="20"/>
-        </w:rPr>
-        <w:t xml:space="preserve"> </w:t>
-      </w:r>
-      <w:r>
-        <w:rPr>
-          <w:rFonts w:hint="eastAsia"/>
-          <w:sz w:val="20"/>
-          <w:szCs w:val="20"/>
-        </w:rPr>
-        <w:t>하나입니다</w:t>
-      </w:r>
-      <w:r>
-        <w:rPr>
-          <w:rFonts w:hint="eastAsia"/>
-          <w:sz w:val="20"/>
-          <w:szCs w:val="20"/>
-        </w:rPr>
-        <w:t>.</w:t>
+        <w:t xml:space="preserve"> 2.0은 출입증 발급 절차 및 시스템이고, JWT는 그 과정에서 실제로 발급해 주는 플라스틱 카드(토큰) 종류 중 하나입니다.</w:t>
       </w:r>
     </w:p>
     <w:tbl>
@@ -2980,9 +2692,6 @@
           <w:p>
             <w:pPr>
               <w:spacing w:line="252" w:lineRule="auto"/>
-              <w:rPr>
-                <w:rFonts w:hint="eastAsia"/>
-              </w:rPr>
             </w:pPr>
             <w:r>
               <w:rPr>
@@ -4635,7 +4344,6 @@
             <w:pPr>
               <w:spacing w:line="252" w:lineRule="auto"/>
             </w:pPr>
-            <w:proofErr w:type="spellStart"/>
             <w:r>
               <w:rPr>
                 <w:rFonts w:ascii="맑은 고딕" w:eastAsia="맑은 고딕" w:hAnsi="맑은 고딕" w:cs="맑은 고딕"/>
@@ -4643,7 +4351,6 @@
               </w:rPr>
               <w:t>JwtAuthenticationFilter</w:t>
             </w:r>
-            <w:proofErr w:type="spellEnd"/>
           </w:p>
         </w:tc>
         <w:tc>
@@ -4718,9 +4425,6 @@
           <w:p>
             <w:pPr>
               <w:spacing w:line="252" w:lineRule="auto"/>
-              <w:rPr>
-                <w:rFonts w:hint="eastAsia"/>
-              </w:rPr>
             </w:pPr>
             <w:r>
               <w:rPr>
@@ -4833,9 +4537,6 @@
           <w:p>
             <w:pPr>
               <w:spacing w:line="252" w:lineRule="auto"/>
-              <w:rPr>
-                <w:rFonts w:hint="eastAsia"/>
-              </w:rPr>
             </w:pPr>
             <w:r>
               <w:rPr>
@@ -4873,13 +4574,23 @@
                 <w:lang w:val="en-US"/>
               </w:rPr>
             </w:pPr>
+            <w:proofErr w:type="spellStart"/>
             <w:r>
               <w:rPr>
                 <w:rFonts w:ascii="맑은 고딕" w:eastAsia="맑은 고딕" w:hAnsi="맑은 고딕" w:cs="맑은 고딕"/>
                 <w:sz w:val="18"/>
                 <w:lang w:val="en-US"/>
               </w:rPr>
-              <w:t>Optional&lt;</w:t>
+              <w:t>Optional</w:t>
+            </w:r>
+            <w:proofErr w:type="spellEnd"/>
+            <w:r>
+              <w:rPr>
+                <w:rFonts w:ascii="맑은 고딕" w:eastAsia="맑은 고딕" w:hAnsi="맑은 고딕" w:cs="맑은 고딕"/>
+                <w:sz w:val="18"/>
+                <w:lang w:val="en-US"/>
+              </w:rPr>
+              <w:t>&lt;</w:t>
             </w:r>
             <w:proofErr w:type="spellStart"/>
             <w:r>
@@ -4915,7 +4626,43 @@
                 <w:sz w:val="18"/>
                 <w:lang w:val="en-US"/>
               </w:rPr>
-              <w:t>(String email)</w:t>
+              <w:t>(</w:t>
+            </w:r>
+            <w:proofErr w:type="spellStart"/>
+            <w:r>
+              <w:rPr>
+                <w:rFonts w:ascii="맑은 고딕" w:eastAsia="맑은 고딕" w:hAnsi="맑은 고딕" w:cs="맑은 고딕"/>
+                <w:sz w:val="18"/>
+                <w:lang w:val="en-US"/>
+              </w:rPr>
+              <w:t>String</w:t>
+            </w:r>
+            <w:proofErr w:type="spellEnd"/>
+            <w:r>
+              <w:rPr>
+                <w:rFonts w:ascii="맑은 고딕" w:eastAsia="맑은 고딕" w:hAnsi="맑은 고딕" w:cs="맑은 고딕"/>
+                <w:sz w:val="18"/>
+                <w:lang w:val="en-US"/>
+              </w:rPr>
+              <w:t xml:space="preserve"> </w:t>
+            </w:r>
+            <w:proofErr w:type="spellStart"/>
+            <w:r>
+              <w:rPr>
+                <w:rFonts w:ascii="맑은 고딕" w:eastAsia="맑은 고딕" w:hAnsi="맑은 고딕" w:cs="맑은 고딕"/>
+                <w:sz w:val="18"/>
+                <w:lang w:val="en-US"/>
+              </w:rPr>
+              <w:t>email</w:t>
+            </w:r>
+            <w:proofErr w:type="spellEnd"/>
+            <w:r>
+              <w:rPr>
+                <w:rFonts w:ascii="맑은 고딕" w:eastAsia="맑은 고딕" w:hAnsi="맑은 고딕" w:cs="맑은 고딕"/>
+                <w:sz w:val="18"/>
+                <w:lang w:val="en-US"/>
+              </w:rPr>
+              <w:t>)</w:t>
             </w:r>
           </w:p>
         </w:tc>
@@ -5282,6 +5029,7 @@
                 <w:rFonts w:ascii="맑은 고딕" w:eastAsia="맑은 고딕" w:hAnsi="맑은 고딕" w:cs="맑은 고딕"/>
                 <w:sz w:val="18"/>
               </w:rPr>
+              <w:lastRenderedPageBreak/>
               <w:t>UserInfoInsertRunner</w:t>
             </w:r>
             <w:proofErr w:type="spellEnd"/>
@@ -5333,7 +5081,6 @@
           <w:b/>
           <w:sz w:val="20"/>
         </w:rPr>
-        <w:lastRenderedPageBreak/>
         <w:t>기존 클래스에서 달라진 것</w:t>
       </w:r>
     </w:p>
@@ -6086,6 +5833,7 @@
           <w:rFonts w:ascii="D2Coding" w:eastAsia="D2Coding" w:hAnsi="Consolas" w:cs="Consolas"/>
           <w:sz w:val="17"/>
         </w:rPr>
+        <w:lastRenderedPageBreak/>
         <w:t xml:space="preserve">     |</w:t>
       </w:r>
     </w:p>
@@ -6190,7 +5938,6 @@
           <w:rFonts w:ascii="D2Coding" w:eastAsia="D2Coding" w:hAnsi="Consolas" w:cs="Consolas"/>
           <w:sz w:val="17"/>
         </w:rPr>
-        <w:lastRenderedPageBreak/>
         <w:t xml:space="preserve">                        "email":"admin@aa.com", "name":"adminboot", "roles":["ROLE_ADMIN","ROLE_USER"] }</w:t>
       </w:r>
     </w:p>
@@ -6501,7 +6248,15 @@
           <w:sz w:val="17"/>
           <w:lang w:val="en-US"/>
         </w:rPr>
-        <w:t xml:space="preserve">new </w:t>
+        <w:t>new UsernamePasswordAuthenticationToken(</w:t>
+      </w:r>
+      <w:r>
+        <w:rPr>
+          <w:rFonts w:ascii="D2Coding" w:eastAsia="D2Coding" w:hAnsi="Consolas" w:cs="Consolas"/>
+          <w:sz w:val="17"/>
+          <w:lang w:val="en-US"/>
+        </w:rPr>
+        <w:t>authRequest.getEmail()</w:t>
       </w:r>
       <w:proofErr w:type="gramStart"/>
       <w:r>
@@ -6510,7 +6265,7 @@
           <w:sz w:val="17"/>
           <w:lang w:val="en-US"/>
         </w:rPr>
-        <w:t>UsernamePasswordAuthenticationToken(</w:t>
+        <w:t>,authRequest.getPassword</w:t>
       </w:r>
       <w:proofErr w:type="gramEnd"/>
       <w:r>
@@ -6519,7 +6274,7 @@
           <w:sz w:val="17"/>
           <w:lang w:val="en-US"/>
         </w:rPr>
-        <w:t>authRequest.getEmail(),authRequest.getPassword())</w:t>
+        <w:t>())</w:t>
       </w:r>
     </w:p>
     <w:p>
@@ -7513,6 +7268,7 @@
           <w:rFonts w:ascii="D2Coding" w:eastAsia="D2Coding" w:hAnsi="Consolas" w:cs="Consolas"/>
           <w:sz w:val="17"/>
         </w:rPr>
+        <w:lastRenderedPageBreak/>
         <w:t>[Controller]            @AuthenticationPrincipal 로 로그인 사용자를 꺼내 쓸 수 있다</w:t>
       </w:r>
     </w:p>
@@ -7544,23 +7300,21 @@
           <w:rFonts w:ascii="맑은 고딕" w:eastAsia="맑은 고딕" w:hAnsi="맑은 고딕" w:cs="맑은 고딕"/>
           <w:sz w:val="20"/>
         </w:rPr>
-        <w:t xml:space="preserve">이 중요하다. 그래야 뒤의 인가 단계가 </w:t>
-      </w:r>
-      <w:proofErr w:type="gramStart"/>
+        <w:t>이 중요하다. 그래야 뒤의 인가 단계가</w:t>
+      </w:r>
       <w:r>
         <w:rPr>
           <w:rFonts w:ascii="맑은 고딕" w:eastAsia="맑은 고딕" w:hAnsi="맑은 고딕" w:cs="맑은 고딕"/>
           <w:sz w:val="20"/>
         </w:rPr>
-        <w:t>401 을</w:t>
-      </w:r>
-      <w:proofErr w:type="gramEnd"/>
+        <w:t xml:space="preserve"> 401</w:t>
+      </w:r>
       <w:r>
         <w:rPr>
           <w:rFonts w:ascii="맑은 고딕" w:eastAsia="맑은 고딕" w:hAnsi="맑은 고딕" w:cs="맑은 고딕"/>
           <w:sz w:val="20"/>
         </w:rPr>
-        <w:t xml:space="preserve"> 응답한다.</w:t>
+        <w:t>을 응답한다.</w:t>
       </w:r>
     </w:p>
     <w:p>
@@ -7858,7 +7612,6 @@
           <w:sz w:val="17"/>
           <w:lang w:val="en-US"/>
         </w:rPr>
-        <w:lastRenderedPageBreak/>
         <w:t xml:space="preserve">        </w:t>
       </w:r>
       <w:proofErr w:type="spellStart"/>
@@ -9577,6 +9330,7 @@
           <w:sz w:val="17"/>
           <w:lang w:val="en-US"/>
         </w:rPr>
+        <w:lastRenderedPageBreak/>
         <w:t xml:space="preserve">    &lt;</w:t>
       </w:r>
       <w:proofErr w:type="spellStart"/>
@@ -10316,7 +10070,6 @@
         <w:spacing w:before="260" w:after="80" w:line="264" w:lineRule="auto"/>
         <w:rPr>
           <w:rStyle w:val="a5"/>
-          <w:rFonts w:hint="eastAsia"/>
           <w:sz w:val="16"/>
           <w:szCs w:val="16"/>
         </w:rPr>
@@ -11609,6 +11362,7 @@
           <w:sz w:val="17"/>
           <w:lang w:val="en-US"/>
         </w:rPr>
+        <w:lastRenderedPageBreak/>
         <w:t xml:space="preserve">        </w:t>
       </w:r>
       <w:proofErr w:type="spellStart"/>
@@ -13037,7 +12791,6 @@
           <w:sz w:val="17"/>
           <w:lang w:val="en-US"/>
         </w:rPr>
-        <w:lastRenderedPageBreak/>
         <w:t xml:space="preserve">    </w:t>
       </w:r>
       <w:r>
@@ -14181,6 +13934,7 @@
           <w:rFonts w:ascii="맑은 고딕" w:eastAsia="맑은 고딕" w:hAnsi="맑은 고딕" w:cs="맑은 고딕"/>
           <w:sz w:val="20"/>
         </w:rPr>
+        <w:lastRenderedPageBreak/>
         <w:t xml:space="preserve">• </w:t>
       </w:r>
       <w:r>
@@ -15209,7 +14963,6 @@
           <w:szCs w:val="16"/>
           <w:lang w:val="en-US"/>
         </w:rPr>
-        <w:lastRenderedPageBreak/>
         <w:drawing>
           <wp:inline distT="114300" distB="114300" distL="114300" distR="114300">
             <wp:extent cx="5731200" cy="838200"/>
@@ -15293,7 +15046,25 @@
           <w:b/>
           <w:color w:val="2E5496"/>
         </w:rPr>
-        <w:t xml:space="preserve"> + AuthenticationManager )</w:t>
+        <w:t xml:space="preserve"> + </w:t>
+      </w:r>
+      <w:proofErr w:type="spellStart"/>
+      <w:r>
+        <w:rPr>
+          <w:rFonts w:ascii="맑은 고딕" w:eastAsia="맑은 고딕" w:hAnsi="맑은 고딕" w:cs="맑은 고딕" w:hint="eastAsia"/>
+          <w:b/>
+          <w:color w:val="2E5496"/>
+        </w:rPr>
+        <w:t>UserInfoController</w:t>
+      </w:r>
+      <w:proofErr w:type="spellEnd"/>
+      <w:r>
+        <w:rPr>
+          <w:rFonts w:ascii="맑은 고딕" w:eastAsia="맑은 고딕" w:hAnsi="맑은 고딕" w:cs="맑은 고딕"/>
+          <w:b/>
+          <w:color w:val="2E5496"/>
+        </w:rPr>
+        <w:t xml:space="preserve"> )</w:t>
       </w:r>
     </w:p>
     <w:p>
@@ -15319,7 +15090,6 @@
       <w:pPr>
         <w:spacing w:line="264" w:lineRule="auto"/>
         <w:rPr>
-          <w:rFonts w:hint="eastAsia"/>
           <w:sz w:val="16"/>
           <w:szCs w:val="16"/>
         </w:rPr>
@@ -15360,6 +15130,7 @@
       <w:pPr>
         <w:spacing w:line="264" w:lineRule="auto"/>
         <w:rPr>
+          <w:rStyle w:val="a5"/>
           <w:sz w:val="16"/>
           <w:szCs w:val="16"/>
           <w:lang w:eastAsia="ko"/>
@@ -15387,8 +15158,58 @@
           <w:lang w:eastAsia="ko"/>
         </w:rPr>
       </w:pPr>
-      <w:bookmarkStart w:id="0" w:name="_GoBack"/>
-      <w:bookmarkEnd w:id="0"/>
+    </w:p>
+    <w:p>
+      <w:pPr>
+        <w:spacing w:line="264" w:lineRule="auto"/>
+        <w:rPr>
+          <w:sz w:val="16"/>
+          <w:szCs w:val="16"/>
+          <w:lang w:eastAsia="ko"/>
+        </w:rPr>
+      </w:pPr>
+      <w:hyperlink r:id="rId16" w:history="1">
+        <w:r>
+          <w:rPr>
+            <w:rStyle w:val="a5"/>
+            <w:sz w:val="16"/>
+            <w:szCs w:val="16"/>
+            <w:lang w:eastAsia="ko"/>
+          </w:rPr>
+          <w:t>https://github.com/vega2k8s/MySpringBootProject/blob/student1toN_Paging_JWT/src/main/java/com/basic/myspringboot/security/controller/dto/UserInfoResponse.java</w:t>
+        </w:r>
+      </w:hyperlink>
+    </w:p>
+    <w:p>
+      <w:pPr>
+        <w:spacing w:line="264" w:lineRule="auto"/>
+        <w:rPr>
+          <w:sz w:val="16"/>
+          <w:szCs w:val="16"/>
+          <w:lang w:eastAsia="ko"/>
+        </w:rPr>
+      </w:pPr>
+    </w:p>
+    <w:p>
+      <w:pPr>
+        <w:spacing w:line="264" w:lineRule="auto"/>
+        <w:rPr>
+          <w:sz w:val="16"/>
+          <w:szCs w:val="16"/>
+          <w:lang w:eastAsia="ko"/>
+        </w:rPr>
+      </w:pPr>
+      <w:hyperlink r:id="rId17" w:history="1">
+        <w:r>
+          <w:rPr>
+            <w:rStyle w:val="a5"/>
+            <w:sz w:val="16"/>
+            <w:szCs w:val="16"/>
+            <w:lang w:eastAsia="ko"/>
+          </w:rPr>
+          <w:t>https://github.com/vega2k8s/MySpringBootProject/blob/student1toN_Paging_JWT/src/main/java/com/basic/myspringboot/security/controller/UserInfoController.java</w:t>
+        </w:r>
+      </w:hyperlink>
     </w:p>
     <w:p>
       <w:pPr>
@@ -15403,6 +15224,16 @@
     </w:p>
     <w:p>
       <w:pPr>
+        <w:spacing w:line="264" w:lineRule="auto"/>
+        <w:rPr>
+          <w:sz w:val="16"/>
+          <w:szCs w:val="16"/>
+          <w:lang w:eastAsia="ko"/>
+        </w:rPr>
+      </w:pPr>
+    </w:p>
+    <w:p>
+      <w:pPr>
         <w:pBdr>
           <w:top w:val="single" w:sz="4" w:space="4" w:color="D9D9D9"/>
           <w:left w:val="single" w:sz="4" w:space="4" w:color="D9D9D9"/>
@@ -16140,7 +15971,7 @@
           <w:szCs w:val="16"/>
         </w:rPr>
       </w:pPr>
-      <w:hyperlink r:id="rId16" w:history="1">
+      <w:hyperlink r:id="rId18" w:history="1">
         <w:r>
           <w:rPr>
             <w:rStyle w:val="a5"/>
@@ -16159,7 +15990,7 @@
           <w:szCs w:val="16"/>
         </w:rPr>
       </w:pPr>
-      <w:hyperlink r:id="rId17" w:history="1">
+      <w:hyperlink r:id="rId19" w:history="1">
         <w:r>
           <w:rPr>
             <w:rStyle w:val="a5"/>
@@ -16230,9 +16061,6 @@
         </w:pBdr>
         <w:shd w:val="clear" w:color="auto" w:fill="F7F7F7"/>
         <w:spacing w:line="240" w:lineRule="auto"/>
-        <w:rPr>
-          <w:rFonts w:hint="eastAsia"/>
-        </w:rPr>
       </w:pPr>
       <w:proofErr w:type="spellStart"/>
       <w:r>
@@ -16816,7 +16644,6 @@
           <w:rFonts w:ascii="D2Coding" w:eastAsia="D2Coding" w:hAnsi="Consolas" w:cs="Consolas"/>
           <w:sz w:val="17"/>
         </w:rPr>
-        <w:lastRenderedPageBreak/>
         <w:t xml:space="preserve">        </w:t>
       </w:r>
       <w:proofErr w:type="spellStart"/>
@@ -16950,9 +16777,6 @@
         </w:pBdr>
         <w:shd w:val="clear" w:color="auto" w:fill="F7F7F7"/>
         <w:spacing w:line="240" w:lineRule="auto"/>
-        <w:rPr>
-          <w:rFonts w:hint="eastAsia"/>
-        </w:rPr>
       </w:pPr>
       <w:r>
         <w:rPr>
@@ -16987,6 +16811,7 @@
           <w:sz w:val="28"/>
           <w:szCs w:val="28"/>
         </w:rPr>
+        <w:lastRenderedPageBreak/>
         <w:t>테스트 하기</w:t>
       </w:r>
     </w:p>
@@ -17064,7 +16889,7 @@
           <w:shd w:val="clear" w:color="auto" w:fill="FFFFFF"/>
         </w:rPr>
       </w:pPr>
-      <w:hyperlink r:id="rId18" w:history="1">
+      <w:hyperlink r:id="rId20" w:history="1">
         <w:r>
           <w:rPr>
             <w:rStyle w:val="a5"/>
@@ -17275,179 +17100,6 @@
             <wp:extent cx="5733415" cy="3023235"/>
             <wp:effectExtent l="0" t="0" r="635" b="5715"/>
             <wp:docPr id="1" name="그림 1"/>
-            <wp:cNvGraphicFramePr>
-              <a:graphicFrameLocks xmlns:a="http://schemas.openxmlformats.org/drawingml/2006/main" noChangeAspect="1"/>
-            </wp:cNvGraphicFramePr>
-            <a:graphic xmlns:a="http://schemas.openxmlformats.org/drawingml/2006/main">
-              <a:graphicData uri="http://schemas.openxmlformats.org/drawingml/2006/picture">
-                <pic:pic xmlns:pic="http://schemas.openxmlformats.org/drawingml/2006/picture">
-                  <pic:nvPicPr>
-                    <pic:cNvPr id="1" name=""/>
-                    <pic:cNvPicPr/>
-                  </pic:nvPicPr>
-                  <pic:blipFill>
-                    <a:blip r:embed="rId19"/>
-                    <a:stretch>
-                      <a:fillRect/>
-                    </a:stretch>
-                  </pic:blipFill>
-                  <pic:spPr>
-                    <a:xfrm>
-                      <a:off x="0" y="0"/>
-                      <a:ext cx="5733415" cy="3023235"/>
-                    </a:xfrm>
-                    <a:prstGeom prst="rect">
-                      <a:avLst/>
-                    </a:prstGeom>
-                  </pic:spPr>
-                </pic:pic>
-              </a:graphicData>
-            </a:graphic>
-          </wp:inline>
-        </w:drawing>
-      </w:r>
-    </w:p>
-    <w:p>
-      <w:pPr>
-        <w:widowControl w:val="0"/>
-        <w:spacing w:line="259" w:lineRule="auto"/>
-        <w:jc w:val="both"/>
-        <w:rPr>
-          <w:rFonts w:ascii="맑은 고딕" w:eastAsia="맑은 고딕" w:hAnsi="맑은 고딕" w:cs="맑은 고딕"/>
-          <w:sz w:val="20"/>
-        </w:rPr>
-      </w:pPr>
-    </w:p>
-    <w:p>
-      <w:pPr>
-        <w:widowControl w:val="0"/>
-        <w:spacing w:line="259" w:lineRule="auto"/>
-        <w:jc w:val="both"/>
-        <w:rPr>
-          <w:rFonts w:ascii="맑은 고딕" w:eastAsia="맑은 고딕" w:hAnsi="맑은 고딕" w:cs="맑은 고딕"/>
-          <w:sz w:val="20"/>
-        </w:rPr>
-      </w:pPr>
-      <w:proofErr w:type="spellStart"/>
-      <w:r>
-        <w:rPr>
-          <w:rFonts w:ascii="맑은 고딕" w:eastAsia="맑은 고딕" w:hAnsi="맑은 고딕" w:cs="맑은 고딕" w:hint="eastAsia"/>
-          <w:sz w:val="20"/>
-        </w:rPr>
-        <w:t>accessToken</w:t>
-      </w:r>
-      <w:proofErr w:type="spellEnd"/>
-      <w:r>
-        <w:rPr>
-          <w:rFonts w:ascii="맑은 고딕" w:eastAsia="맑은 고딕" w:hAnsi="맑은 고딕" w:cs="맑은 고딕" w:hint="eastAsia"/>
-          <w:sz w:val="20"/>
-        </w:rPr>
-        <w:t xml:space="preserve">을 </w:t>
-      </w:r>
-      <w:hyperlink r:id="rId20" w:history="1">
-        <w:r>
-          <w:rPr>
-            <w:rStyle w:val="a5"/>
-            <w:rFonts w:ascii="맑은 고딕" w:eastAsia="맑은 고딕" w:hAnsi="맑은 고딕" w:cs="맑은 고딕"/>
-            <w:sz w:val="20"/>
-          </w:rPr>
-          <w:t>https://jwt.io</w:t>
-        </w:r>
-      </w:hyperlink>
-      <w:r>
-        <w:rPr>
-          <w:rFonts w:ascii="맑은 고딕" w:eastAsia="맑은 고딕" w:hAnsi="맑은 고딕" w:cs="맑은 고딕"/>
-          <w:sz w:val="20"/>
-        </w:rPr>
-        <w:t xml:space="preserve"> 에 붙여 넣어 </w:t>
-      </w:r>
-      <w:proofErr w:type="spellStart"/>
-      <w:r>
-        <w:rPr>
-          <w:rFonts w:ascii="맑은 고딕" w:eastAsia="맑은 고딕" w:hAnsi="맑은 고딕" w:cs="맑은 고딕"/>
-          <w:sz w:val="20"/>
-        </w:rPr>
-        <w:t>sub</w:t>
-      </w:r>
-      <w:proofErr w:type="spellEnd"/>
-      <w:r>
-        <w:rPr>
-          <w:rFonts w:ascii="맑은 고딕" w:eastAsia="맑은 고딕" w:hAnsi="맑은 고딕" w:cs="맑은 고딕"/>
-          <w:sz w:val="20"/>
-        </w:rPr>
-        <w:t xml:space="preserve"> / </w:t>
-      </w:r>
-      <w:proofErr w:type="spellStart"/>
-      <w:r>
-        <w:rPr>
-          <w:rFonts w:ascii="맑은 고딕" w:eastAsia="맑은 고딕" w:hAnsi="맑은 고딕" w:cs="맑은 고딕"/>
-          <w:sz w:val="20"/>
-        </w:rPr>
-        <w:t>iat</w:t>
-      </w:r>
-      <w:proofErr w:type="spellEnd"/>
-      <w:r>
-        <w:rPr>
-          <w:rFonts w:ascii="맑은 고딕" w:eastAsia="맑은 고딕" w:hAnsi="맑은 고딕" w:cs="맑은 고딕"/>
-          <w:sz w:val="20"/>
-        </w:rPr>
-        <w:t xml:space="preserve"> / </w:t>
-      </w:r>
-      <w:proofErr w:type="spellStart"/>
-      <w:r>
-        <w:rPr>
-          <w:rFonts w:ascii="맑은 고딕" w:eastAsia="맑은 고딕" w:hAnsi="맑은 고딕" w:cs="맑은 고딕"/>
-          <w:sz w:val="20"/>
-        </w:rPr>
-        <w:t>exp</w:t>
-      </w:r>
-      <w:proofErr w:type="spellEnd"/>
-      <w:r>
-        <w:rPr>
-          <w:rFonts w:ascii="맑은 고딕" w:eastAsia="맑은 고딕" w:hAnsi="맑은 고딕" w:cs="맑은 고딕"/>
-          <w:sz w:val="20"/>
-        </w:rPr>
-        <w:t xml:space="preserve"> </w:t>
-      </w:r>
-      <w:proofErr w:type="spellStart"/>
-      <w:r>
-        <w:rPr>
-          <w:rFonts w:ascii="맑은 고딕" w:eastAsia="맑은 고딕" w:hAnsi="맑은 고딕" w:cs="맑은 고딕"/>
-          <w:sz w:val="20"/>
-        </w:rPr>
-        <w:t>를</w:t>
-      </w:r>
-      <w:proofErr w:type="spellEnd"/>
-      <w:r>
-        <w:rPr>
-          <w:rFonts w:ascii="맑은 고딕" w:eastAsia="맑은 고딕" w:hAnsi="맑은 고딕" w:cs="맑은 고딕"/>
-          <w:sz w:val="20"/>
-        </w:rPr>
-        <w:t xml:space="preserve"> 확인해 본다.</w:t>
-      </w:r>
-    </w:p>
-    <w:p>
-      <w:pPr>
-        <w:widowControl w:val="0"/>
-        <w:spacing w:line="259" w:lineRule="auto"/>
-        <w:jc w:val="both"/>
-        <w:rPr>
-          <w:rFonts w:ascii="맑은 고딕" w:eastAsia="맑은 고딕" w:hAnsi="맑은 고딕" w:cs="맑은 고딕"/>
-          <w:sz w:val="20"/>
-          <w:szCs w:val="20"/>
-        </w:rPr>
-      </w:pPr>
-      <w:r>
-        <w:rPr>
-          <w:noProof/>
-          <w:lang w:val="en-US"/>
-        </w:rPr>
-        <w:lastRenderedPageBreak/>
-        <w:drawing>
-          <wp:inline distT="0" distB="0" distL="0" distR="0" wp14:anchorId="0B140BE7" wp14:editId="619838DA">
-            <wp:extent cx="5733415" cy="3331210"/>
-            <wp:effectExtent l="0" t="0" r="635" b="2540"/>
-            <wp:docPr id="4" name="그림 4"/>
             <wp:cNvGraphicFramePr>
               <a:graphicFrameLocks xmlns:a="http://schemas.openxmlformats.org/drawingml/2006/main" noChangeAspect="1"/>
             </wp:cNvGraphicFramePr>
@@ -17467,7 +17119,7 @@
                   <pic:spPr>
                     <a:xfrm>
                       <a:off x="0" y="0"/>
-                      <a:ext cx="5733415" cy="3331210"/>
+                      <a:ext cx="5733415" cy="3023235"/>
                     </a:xfrm>
                     <a:prstGeom prst="rect">
                       <a:avLst/>
@@ -17482,333 +17134,122 @@
     </w:p>
     <w:p>
       <w:pPr>
-        <w:rPr>
-          <w:rFonts w:ascii="맑은 고딕" w:eastAsia="맑은 고딕" w:hAnsi="맑은 고딕" w:cs="맑은 고딕"/>
-          <w:color w:val="595959"/>
+        <w:widowControl w:val="0"/>
+        <w:spacing w:line="259" w:lineRule="auto"/>
+        <w:jc w:val="both"/>
+        <w:rPr>
+          <w:rFonts w:ascii="맑은 고딕" w:eastAsia="맑은 고딕" w:hAnsi="맑은 고딕" w:cs="맑은 고딕"/>
           <w:sz w:val="20"/>
-          <w:szCs w:val="20"/>
-        </w:rPr>
-      </w:pPr>
-      <w:r>
-        <w:br w:type="page"/>
-      </w:r>
-      <w:r>
-        <w:rPr>
-          <w:rFonts w:ascii="맑은 고딕" w:eastAsia="맑은 고딕" w:hAnsi="맑은 고딕" w:cs="맑은 고딕"/>
-          <w:color w:val="595959"/>
+        </w:rPr>
+      </w:pPr>
+    </w:p>
+    <w:p>
+      <w:pPr>
+        <w:widowControl w:val="0"/>
+        <w:spacing w:line="259" w:lineRule="auto"/>
+        <w:jc w:val="both"/>
+        <w:rPr>
+          <w:rFonts w:ascii="맑은 고딕" w:eastAsia="맑은 고딕" w:hAnsi="맑은 고딕" w:cs="맑은 고딕"/>
           <w:sz w:val="20"/>
-          <w:szCs w:val="20"/>
-        </w:rPr>
-        <w:lastRenderedPageBreak/>
-        <w:t xml:space="preserve">▲ </w:t>
-      </w:r>
-      <w:proofErr w:type="spellStart"/>
-      <w:r>
-        <w:rPr>
-          <w:rFonts w:ascii="맑은 고딕" w:eastAsia="맑은 고딕" w:hAnsi="맑은 고딕" w:cs="맑은 고딕"/>
-          <w:color w:val="595959"/>
+        </w:rPr>
+      </w:pPr>
+      <w:proofErr w:type="spellStart"/>
+      <w:r>
+        <w:rPr>
+          <w:rFonts w:ascii="맑은 고딕" w:eastAsia="맑은 고딕" w:hAnsi="맑은 고딕" w:cs="맑은 고딕" w:hint="eastAsia"/>
           <w:sz w:val="20"/>
-          <w:szCs w:val="20"/>
-        </w:rPr>
-        <w:t>user</w:t>
-      </w:r>
-      <w:proofErr w:type="spellEnd"/>
-      <w:r>
-        <w:rPr>
-          <w:rFonts w:ascii="맑은 고딕" w:eastAsia="맑은 고딕" w:hAnsi="맑은 고딕" w:cs="맑은 고딕"/>
-          <w:color w:val="595959"/>
+        </w:rPr>
+        <w:t>accessToken을</w:t>
+      </w:r>
+      <w:proofErr w:type="spellEnd"/>
+      <w:r>
+        <w:rPr>
+          <w:rFonts w:ascii="맑은 고딕" w:eastAsia="맑은 고딕" w:hAnsi="맑은 고딕" w:cs="맑은 고딕" w:hint="eastAsia"/>
           <w:sz w:val="20"/>
-          <w:szCs w:val="20"/>
-        </w:rPr>
-        <w:t xml:space="preserve"> 계정 로그인</w:t>
-      </w:r>
-    </w:p>
-    <w:p>
-      <w:pPr>
-        <w:spacing w:before="20" w:after="20" w:line="264" w:lineRule="auto"/>
-        <w:ind w:left="360" w:hanging="240"/>
-        <w:rPr>
-          <w:rFonts w:ascii="Helvetica" w:hAnsi="Helvetica"/>
-          <w:color w:val="212121"/>
-          <w:sz w:val="18"/>
-          <w:szCs w:val="18"/>
-          <w:shd w:val="clear" w:color="auto" w:fill="FFFFFF"/>
-        </w:rPr>
-      </w:pPr>
+        </w:rPr>
+        <w:t xml:space="preserve"> </w:t>
+      </w:r>
       <w:hyperlink r:id="rId22" w:history="1">
         <w:r>
           <w:rPr>
             <w:rStyle w:val="a5"/>
-            <w:rFonts w:ascii="Helvetica" w:hAnsi="Helvetica"/>
-            <w:sz w:val="18"/>
-            <w:szCs w:val="18"/>
-            <w:shd w:val="clear" w:color="auto" w:fill="FFFFFF"/>
+            <w:rFonts w:ascii="맑은 고딕" w:eastAsia="맑은 고딕" w:hAnsi="맑은 고딕" w:cs="맑은 고딕"/>
+            <w:sz w:val="20"/>
           </w:rPr>
-          <w:t>http://localhost:8080/api/userinfos/login</w:t>
+          <w:t>https://jwt.io</w:t>
         </w:r>
       </w:hyperlink>
-    </w:p>
-    <w:p>
-      <w:pPr>
-        <w:shd w:val="clear" w:color="auto" w:fill="FFFFFE"/>
-        <w:spacing w:line="270" w:lineRule="atLeast"/>
-        <w:rPr>
-          <w:rFonts w:ascii="Courier New" w:eastAsia="굴림" w:hAnsi="Courier New" w:cs="Courier New"/>
-          <w:color w:val="000000"/>
-          <w:sz w:val="18"/>
-          <w:szCs w:val="18"/>
-          <w:lang w:val="en-US"/>
-        </w:rPr>
-      </w:pPr>
-      <w:r>
-        <w:rPr>
-          <w:rFonts w:ascii="Courier New" w:eastAsia="굴림" w:hAnsi="Courier New" w:cs="Courier New"/>
-          <w:color w:val="000000"/>
-          <w:sz w:val="18"/>
-          <w:szCs w:val="18"/>
-          <w:lang w:val="en-US"/>
-        </w:rPr>
-        <w:t>{</w:t>
-      </w:r>
-    </w:p>
-    <w:p>
-      <w:pPr>
-        <w:shd w:val="clear" w:color="auto" w:fill="FFFFFE"/>
-        <w:spacing w:line="270" w:lineRule="atLeast"/>
-        <w:rPr>
-          <w:rFonts w:ascii="Courier New" w:eastAsia="굴림" w:hAnsi="Courier New" w:cs="Courier New"/>
-          <w:color w:val="000000"/>
-          <w:sz w:val="18"/>
-          <w:szCs w:val="18"/>
-          <w:lang w:val="en-US"/>
-        </w:rPr>
-      </w:pPr>
-      <w:r>
-        <w:rPr>
-          <w:rFonts w:ascii="Courier New" w:eastAsia="굴림" w:hAnsi="Courier New" w:cs="Courier New"/>
-          <w:color w:val="000000"/>
-          <w:sz w:val="18"/>
-          <w:szCs w:val="18"/>
-          <w:lang w:val="en-US"/>
-        </w:rPr>
-        <w:t>   </w:t>
-      </w:r>
-      <w:r>
-        <w:rPr>
-          <w:rFonts w:ascii="Courier New" w:eastAsia="굴림" w:hAnsi="Courier New" w:cs="Courier New"/>
-          <w:color w:val="A31515"/>
-          <w:sz w:val="18"/>
-          <w:szCs w:val="18"/>
-          <w:lang w:val="en-US"/>
-        </w:rPr>
-        <w:t>"</w:t>
-      </w:r>
-      <w:proofErr w:type="spellStart"/>
-      <w:r>
-        <w:rPr>
-          <w:rFonts w:ascii="Courier New" w:eastAsia="굴림" w:hAnsi="Courier New" w:cs="Courier New"/>
-          <w:color w:val="A31515"/>
-          <w:sz w:val="18"/>
-          <w:szCs w:val="18"/>
-          <w:lang w:val="en-US"/>
-        </w:rPr>
-        <w:t>email</w:t>
-      </w:r>
-      <w:proofErr w:type="spellEnd"/>
-      <w:r>
-        <w:rPr>
-          <w:rFonts w:ascii="Courier New" w:eastAsia="굴림" w:hAnsi="Courier New" w:cs="Courier New"/>
-          <w:color w:val="A31515"/>
-          <w:sz w:val="18"/>
-          <w:szCs w:val="18"/>
-          <w:lang w:val="en-US"/>
-        </w:rPr>
-        <w:t>"</w:t>
-      </w:r>
-      <w:r>
-        <w:rPr>
-          <w:rFonts w:ascii="Courier New" w:eastAsia="굴림" w:hAnsi="Courier New" w:cs="Courier New"/>
-          <w:color w:val="000000"/>
-          <w:sz w:val="18"/>
-          <w:szCs w:val="18"/>
-          <w:lang w:val="en-US"/>
-        </w:rPr>
-        <w:t>:</w:t>
-      </w:r>
-      <w:r>
-        <w:rPr>
-          <w:rFonts w:ascii="Courier New" w:eastAsia="굴림" w:hAnsi="Courier New" w:cs="Courier New"/>
-          <w:color w:val="0451A5"/>
-          <w:sz w:val="18"/>
-          <w:szCs w:val="18"/>
-          <w:lang w:val="en-US"/>
-        </w:rPr>
-        <w:t>"</w:t>
-      </w:r>
-      <w:r>
-        <w:rPr>
-          <w:rFonts w:ascii="Courier New" w:eastAsia="굴림" w:hAnsi="Courier New" w:cs="Courier New" w:hint="eastAsia"/>
-          <w:color w:val="0451A5"/>
-          <w:sz w:val="18"/>
-          <w:szCs w:val="18"/>
-          <w:lang w:val="en-US"/>
-        </w:rPr>
-        <w:t>user</w:t>
-      </w:r>
-      <w:r>
-        <w:rPr>
-          <w:rFonts w:ascii="Courier New" w:eastAsia="굴림" w:hAnsi="Courier New" w:cs="Courier New"/>
-          <w:color w:val="0451A5"/>
-          <w:sz w:val="18"/>
-          <w:szCs w:val="18"/>
-          <w:lang w:val="en-US"/>
-        </w:rPr>
-        <w:t>@aa.com"</w:t>
-      </w:r>
-      <w:r>
-        <w:rPr>
-          <w:rFonts w:ascii="Courier New" w:eastAsia="굴림" w:hAnsi="Courier New" w:cs="Courier New"/>
-          <w:color w:val="000000"/>
-          <w:sz w:val="18"/>
-          <w:szCs w:val="18"/>
-          <w:lang w:val="en-US"/>
-        </w:rPr>
-        <w:t>,</w:t>
-      </w:r>
-    </w:p>
-    <w:p>
-      <w:pPr>
-        <w:shd w:val="clear" w:color="auto" w:fill="FFFFFE"/>
-        <w:spacing w:line="270" w:lineRule="atLeast"/>
-        <w:rPr>
-          <w:rFonts w:ascii="Courier New" w:eastAsia="굴림" w:hAnsi="Courier New" w:cs="Courier New"/>
-          <w:color w:val="000000"/>
-          <w:sz w:val="18"/>
-          <w:szCs w:val="18"/>
-          <w:lang w:val="en-US"/>
-        </w:rPr>
-      </w:pPr>
-      <w:r>
-        <w:rPr>
-          <w:rFonts w:ascii="Courier New" w:eastAsia="굴림" w:hAnsi="Courier New" w:cs="Courier New"/>
-          <w:color w:val="000000"/>
-          <w:sz w:val="18"/>
-          <w:szCs w:val="18"/>
-          <w:lang w:val="en-US"/>
-        </w:rPr>
-        <w:t>   </w:t>
-      </w:r>
-      <w:r>
-        <w:rPr>
-          <w:rFonts w:ascii="Courier New" w:eastAsia="굴림" w:hAnsi="Courier New" w:cs="Courier New"/>
-          <w:color w:val="A31515"/>
-          <w:sz w:val="18"/>
-          <w:szCs w:val="18"/>
-          <w:lang w:val="en-US"/>
-        </w:rPr>
-        <w:t>"</w:t>
-      </w:r>
-      <w:proofErr w:type="spellStart"/>
-      <w:r>
-        <w:rPr>
-          <w:rFonts w:ascii="Courier New" w:eastAsia="굴림" w:hAnsi="Courier New" w:cs="Courier New"/>
-          <w:color w:val="A31515"/>
-          <w:sz w:val="18"/>
-          <w:szCs w:val="18"/>
-          <w:lang w:val="en-US"/>
-        </w:rPr>
-        <w:t>password</w:t>
-      </w:r>
-      <w:proofErr w:type="spellEnd"/>
-      <w:r>
-        <w:rPr>
-          <w:rFonts w:ascii="Courier New" w:eastAsia="굴림" w:hAnsi="Courier New" w:cs="Courier New"/>
-          <w:color w:val="A31515"/>
-          <w:sz w:val="18"/>
-          <w:szCs w:val="18"/>
-          <w:lang w:val="en-US"/>
-        </w:rPr>
-        <w:t>"</w:t>
-      </w:r>
-      <w:r>
-        <w:rPr>
-          <w:rFonts w:ascii="Courier New" w:eastAsia="굴림" w:hAnsi="Courier New" w:cs="Courier New"/>
-          <w:color w:val="000000"/>
-          <w:sz w:val="18"/>
-          <w:szCs w:val="18"/>
-          <w:lang w:val="en-US"/>
-        </w:rPr>
-        <w:t>:</w:t>
-      </w:r>
-      <w:r>
-        <w:rPr>
-          <w:rFonts w:ascii="Courier New" w:eastAsia="굴림" w:hAnsi="Courier New" w:cs="Courier New" w:hint="eastAsia"/>
-          <w:color w:val="000000"/>
-          <w:sz w:val="18"/>
-          <w:szCs w:val="18"/>
-          <w:lang w:val="en-US"/>
+      <w:r>
+        <w:rPr>
+          <w:rFonts w:ascii="맑은 고딕" w:eastAsia="맑은 고딕" w:hAnsi="맑은 고딕" w:cs="맑은 고딕"/>
+          <w:sz w:val="20"/>
+        </w:rPr>
+        <w:t xml:space="preserve"> 에 붙여 넣어 </w:t>
+      </w:r>
+      <w:proofErr w:type="spellStart"/>
+      <w:r>
+        <w:rPr>
+          <w:rFonts w:ascii="맑은 고딕" w:eastAsia="맑은 고딕" w:hAnsi="맑은 고딕" w:cs="맑은 고딕"/>
+          <w:sz w:val="20"/>
+        </w:rPr>
+        <w:t>sub</w:t>
+      </w:r>
+      <w:proofErr w:type="spellEnd"/>
+      <w:r>
+        <w:rPr>
+          <w:rFonts w:ascii="맑은 고딕" w:eastAsia="맑은 고딕" w:hAnsi="맑은 고딕" w:cs="맑은 고딕"/>
+          <w:sz w:val="20"/>
+        </w:rPr>
+        <w:t xml:space="preserve"> / </w:t>
+      </w:r>
+      <w:proofErr w:type="spellStart"/>
+      <w:r>
+        <w:rPr>
+          <w:rFonts w:ascii="맑은 고딕" w:eastAsia="맑은 고딕" w:hAnsi="맑은 고딕" w:cs="맑은 고딕"/>
+          <w:sz w:val="20"/>
+        </w:rPr>
+        <w:t>iat</w:t>
+      </w:r>
+      <w:proofErr w:type="spellEnd"/>
+      <w:r>
+        <w:rPr>
+          <w:rFonts w:ascii="맑은 고딕" w:eastAsia="맑은 고딕" w:hAnsi="맑은 고딕" w:cs="맑은 고딕"/>
+          <w:sz w:val="20"/>
+        </w:rPr>
+        <w:t xml:space="preserve"> / </w:t>
+      </w:r>
+      <w:proofErr w:type="spellStart"/>
+      <w:r>
+        <w:rPr>
+          <w:rFonts w:ascii="맑은 고딕" w:eastAsia="맑은 고딕" w:hAnsi="맑은 고딕" w:cs="맑은 고딕"/>
+          <w:sz w:val="20"/>
+        </w:rPr>
+        <w:t>exp</w:t>
+      </w:r>
+      <w:proofErr w:type="spellEnd"/>
+      <w:r>
+        <w:rPr>
+          <w:rFonts w:ascii="맑은 고딕" w:eastAsia="맑은 고딕" w:hAnsi="맑은 고딕" w:cs="맑은 고딕"/>
+          <w:sz w:val="20"/>
         </w:rPr>
         <w:t xml:space="preserve"> </w:t>
       </w:r>
-      <w:r>
-        <w:rPr>
-          <w:rFonts w:ascii="Courier New" w:eastAsia="굴림" w:hAnsi="Courier New" w:cs="Courier New"/>
-          <w:color w:val="0451A5"/>
-          <w:sz w:val="18"/>
-          <w:szCs w:val="18"/>
-          <w:lang w:val="en-US"/>
-        </w:rPr>
-        <w:t>"pwd</w:t>
-      </w:r>
-      <w:r>
-        <w:rPr>
-          <w:rFonts w:ascii="Courier New" w:eastAsia="굴림" w:hAnsi="Courier New" w:cs="Courier New" w:hint="eastAsia"/>
-          <w:color w:val="0451A5"/>
-          <w:sz w:val="18"/>
-          <w:szCs w:val="18"/>
-          <w:lang w:val="en-US"/>
-        </w:rPr>
-        <w:t>2</w:t>
-      </w:r>
-      <w:r>
-        <w:rPr>
-          <w:rFonts w:ascii="Courier New" w:eastAsia="굴림" w:hAnsi="Courier New" w:cs="Courier New"/>
-          <w:color w:val="0451A5"/>
-          <w:sz w:val="18"/>
-          <w:szCs w:val="18"/>
-          <w:lang w:val="en-US"/>
-        </w:rPr>
-        <w:t>"</w:t>
-      </w:r>
-    </w:p>
-    <w:p>
-      <w:pPr>
-        <w:rPr>
-          <w:rFonts w:ascii="Courier New" w:eastAsia="굴림" w:hAnsi="Courier New" w:cs="Courier New"/>
-          <w:color w:val="000000"/>
-          <w:sz w:val="18"/>
-          <w:szCs w:val="18"/>
-          <w:lang w:val="en-US"/>
-        </w:rPr>
-      </w:pPr>
-      <w:r>
-        <w:rPr>
-          <w:rFonts w:ascii="Courier New" w:eastAsia="굴림" w:hAnsi="Courier New" w:cs="Courier New"/>
-          <w:color w:val="000000"/>
-          <w:sz w:val="18"/>
-          <w:szCs w:val="18"/>
-          <w:lang w:val="en-US"/>
-        </w:rPr>
-        <w:t>}</w:t>
-      </w:r>
-    </w:p>
-    <w:p>
-      <w:pPr>
-        <w:rPr>
+      <w:proofErr w:type="spellStart"/>
+      <w:r>
+        <w:rPr>
+          <w:rFonts w:ascii="맑은 고딕" w:eastAsia="맑은 고딕" w:hAnsi="맑은 고딕" w:cs="맑은 고딕"/>
           <w:sz w:val="20"/>
-          <w:szCs w:val="20"/>
-        </w:rPr>
-      </w:pPr>
+        </w:rPr>
+        <w:t>를</w:t>
+      </w:r>
+      <w:proofErr w:type="spellEnd"/>
+      <w:r>
+        <w:rPr>
+          <w:rFonts w:ascii="맑은 고딕" w:eastAsia="맑은 고딕" w:hAnsi="맑은 고딕" w:cs="맑은 고딕"/>
+          <w:sz w:val="20"/>
+        </w:rPr>
+        <w:t xml:space="preserve"> 확인해 본다.</w:t>
+      </w:r>
     </w:p>
     <w:p>
       <w:pPr>
@@ -17827,10 +17268,10 @@
           <w:lang w:val="en-US"/>
         </w:rPr>
         <w:drawing>
-          <wp:inline distT="0" distB="0" distL="0" distR="0" wp14:anchorId="01EAE6F4" wp14:editId="3ED73E7C">
-            <wp:extent cx="5733415" cy="3053080"/>
-            <wp:effectExtent l="0" t="0" r="635" b="0"/>
-            <wp:docPr id="9" name="그림 9"/>
+          <wp:inline distT="0" distB="0" distL="0" distR="0" wp14:anchorId="0B140BE7" wp14:editId="619838DA">
+            <wp:extent cx="5733415" cy="3331210"/>
+            <wp:effectExtent l="0" t="0" r="635" b="2540"/>
+            <wp:docPr id="4" name="그림 4"/>
             <wp:cNvGraphicFramePr>
               <a:graphicFrameLocks xmlns:a="http://schemas.openxmlformats.org/drawingml/2006/main" noChangeAspect="1"/>
             </wp:cNvGraphicFramePr>
@@ -17850,6 +17291,389 @@
                   <pic:spPr>
                     <a:xfrm>
                       <a:off x="0" y="0"/>
+                      <a:ext cx="5733415" cy="3331210"/>
+                    </a:xfrm>
+                    <a:prstGeom prst="rect">
+                      <a:avLst/>
+                    </a:prstGeom>
+                  </pic:spPr>
+                </pic:pic>
+              </a:graphicData>
+            </a:graphic>
+          </wp:inline>
+        </w:drawing>
+      </w:r>
+    </w:p>
+    <w:p>
+      <w:pPr>
+        <w:rPr>
+          <w:rFonts w:ascii="맑은 고딕" w:eastAsia="맑은 고딕" w:hAnsi="맑은 고딕" w:cs="맑은 고딕"/>
+          <w:color w:val="595959"/>
+          <w:sz w:val="20"/>
+          <w:szCs w:val="20"/>
+        </w:rPr>
+      </w:pPr>
+      <w:r>
+        <w:br w:type="page"/>
+      </w:r>
+      <w:r>
+        <w:rPr>
+          <w:rFonts w:ascii="맑은 고딕" w:eastAsia="맑은 고딕" w:hAnsi="맑은 고딕" w:cs="맑은 고딕"/>
+          <w:color w:val="595959"/>
+          <w:sz w:val="20"/>
+          <w:szCs w:val="20"/>
+        </w:rPr>
+        <w:lastRenderedPageBreak/>
+        <w:t xml:space="preserve">▲ </w:t>
+      </w:r>
+      <w:proofErr w:type="spellStart"/>
+      <w:r>
+        <w:rPr>
+          <w:rFonts w:ascii="맑은 고딕" w:eastAsia="맑은 고딕" w:hAnsi="맑은 고딕" w:cs="맑은 고딕"/>
+          <w:color w:val="595959"/>
+          <w:sz w:val="20"/>
+          <w:szCs w:val="20"/>
+        </w:rPr>
+        <w:t>user</w:t>
+      </w:r>
+      <w:proofErr w:type="spellEnd"/>
+      <w:r>
+        <w:rPr>
+          <w:rFonts w:ascii="맑은 고딕" w:eastAsia="맑은 고딕" w:hAnsi="맑은 고딕" w:cs="맑은 고딕"/>
+          <w:color w:val="595959"/>
+          <w:sz w:val="20"/>
+          <w:szCs w:val="20"/>
+        </w:rPr>
+        <w:t xml:space="preserve"> 계정 로그인</w:t>
+      </w:r>
+    </w:p>
+    <w:p>
+      <w:pPr>
+        <w:spacing w:before="20" w:after="20" w:line="264" w:lineRule="auto"/>
+        <w:ind w:left="360" w:hanging="240"/>
+        <w:rPr>
+          <w:rFonts w:ascii="Helvetica" w:hAnsi="Helvetica"/>
+          <w:color w:val="212121"/>
+          <w:sz w:val="18"/>
+          <w:szCs w:val="18"/>
+          <w:shd w:val="clear" w:color="auto" w:fill="FFFFFF"/>
+        </w:rPr>
+      </w:pPr>
+      <w:hyperlink r:id="rId24" w:history="1">
+        <w:r>
+          <w:rPr>
+            <w:rStyle w:val="a5"/>
+            <w:rFonts w:ascii="Helvetica" w:hAnsi="Helvetica"/>
+            <w:sz w:val="18"/>
+            <w:szCs w:val="18"/>
+            <w:shd w:val="clear" w:color="auto" w:fill="FFFFFF"/>
+          </w:rPr>
+          <w:t>http://localhost:8080/api/userinfos/login</w:t>
+        </w:r>
+      </w:hyperlink>
+    </w:p>
+    <w:p>
+      <w:pPr>
+        <w:shd w:val="clear" w:color="auto" w:fill="FFFFFE"/>
+        <w:spacing w:line="270" w:lineRule="atLeast"/>
+        <w:rPr>
+          <w:rFonts w:ascii="Courier New" w:eastAsia="굴림" w:hAnsi="Courier New" w:cs="Courier New"/>
+          <w:color w:val="000000"/>
+          <w:sz w:val="18"/>
+          <w:szCs w:val="18"/>
+          <w:lang w:val="en-US"/>
+        </w:rPr>
+      </w:pPr>
+      <w:r>
+        <w:rPr>
+          <w:rFonts w:ascii="Courier New" w:eastAsia="굴림" w:hAnsi="Courier New" w:cs="Courier New"/>
+          <w:color w:val="000000"/>
+          <w:sz w:val="18"/>
+          <w:szCs w:val="18"/>
+          <w:lang w:val="en-US"/>
+        </w:rPr>
+        <w:t>{</w:t>
+      </w:r>
+    </w:p>
+    <w:p>
+      <w:pPr>
+        <w:shd w:val="clear" w:color="auto" w:fill="FFFFFE"/>
+        <w:spacing w:line="270" w:lineRule="atLeast"/>
+        <w:rPr>
+          <w:rFonts w:ascii="Courier New" w:eastAsia="굴림" w:hAnsi="Courier New" w:cs="Courier New"/>
+          <w:color w:val="000000"/>
+          <w:sz w:val="18"/>
+          <w:szCs w:val="18"/>
+          <w:lang w:val="en-US"/>
+        </w:rPr>
+      </w:pPr>
+      <w:r>
+        <w:rPr>
+          <w:rFonts w:ascii="Courier New" w:eastAsia="굴림" w:hAnsi="Courier New" w:cs="Courier New"/>
+          <w:color w:val="000000"/>
+          <w:sz w:val="18"/>
+          <w:szCs w:val="18"/>
+          <w:lang w:val="en-US"/>
+        </w:rPr>
+        <w:t>   </w:t>
+      </w:r>
+      <w:r>
+        <w:rPr>
+          <w:rFonts w:ascii="Courier New" w:eastAsia="굴림" w:hAnsi="Courier New" w:cs="Courier New"/>
+          <w:color w:val="A31515"/>
+          <w:sz w:val="18"/>
+          <w:szCs w:val="18"/>
+          <w:lang w:val="en-US"/>
+        </w:rPr>
+        <w:t>"</w:t>
+      </w:r>
+      <w:proofErr w:type="spellStart"/>
+      <w:r>
+        <w:rPr>
+          <w:rFonts w:ascii="Courier New" w:eastAsia="굴림" w:hAnsi="Courier New" w:cs="Courier New"/>
+          <w:color w:val="A31515"/>
+          <w:sz w:val="18"/>
+          <w:szCs w:val="18"/>
+          <w:lang w:val="en-US"/>
+        </w:rPr>
+        <w:t>email</w:t>
+      </w:r>
+      <w:proofErr w:type="spellEnd"/>
+      <w:r>
+        <w:rPr>
+          <w:rFonts w:ascii="Courier New" w:eastAsia="굴림" w:hAnsi="Courier New" w:cs="Courier New"/>
+          <w:color w:val="A31515"/>
+          <w:sz w:val="18"/>
+          <w:szCs w:val="18"/>
+          <w:lang w:val="en-US"/>
+        </w:rPr>
+        <w:t>"</w:t>
+      </w:r>
+      <w:r>
+        <w:rPr>
+          <w:rFonts w:ascii="Courier New" w:eastAsia="굴림" w:hAnsi="Courier New" w:cs="Courier New"/>
+          <w:color w:val="000000"/>
+          <w:sz w:val="18"/>
+          <w:szCs w:val="18"/>
+          <w:lang w:val="en-US"/>
+        </w:rPr>
+        <w:t>:</w:t>
+      </w:r>
+      <w:r>
+        <w:rPr>
+          <w:rFonts w:ascii="Courier New" w:eastAsia="굴림" w:hAnsi="Courier New" w:cs="Courier New"/>
+          <w:color w:val="0451A5"/>
+          <w:sz w:val="18"/>
+          <w:szCs w:val="18"/>
+          <w:lang w:val="en-US"/>
+        </w:rPr>
+        <w:t>"</w:t>
+      </w:r>
+      <w:r>
+        <w:rPr>
+          <w:rFonts w:ascii="Courier New" w:eastAsia="굴림" w:hAnsi="Courier New" w:cs="Courier New" w:hint="eastAsia"/>
+          <w:color w:val="0451A5"/>
+          <w:sz w:val="18"/>
+          <w:szCs w:val="18"/>
+          <w:lang w:val="en-US"/>
+        </w:rPr>
+        <w:t>user</w:t>
+      </w:r>
+      <w:r>
+        <w:rPr>
+          <w:rFonts w:ascii="Courier New" w:eastAsia="굴림" w:hAnsi="Courier New" w:cs="Courier New"/>
+          <w:color w:val="0451A5"/>
+          <w:sz w:val="18"/>
+          <w:szCs w:val="18"/>
+          <w:lang w:val="en-US"/>
+        </w:rPr>
+        <w:t>@aa.com"</w:t>
+      </w:r>
+      <w:r>
+        <w:rPr>
+          <w:rFonts w:ascii="Courier New" w:eastAsia="굴림" w:hAnsi="Courier New" w:cs="Courier New"/>
+          <w:color w:val="000000"/>
+          <w:sz w:val="18"/>
+          <w:szCs w:val="18"/>
+          <w:lang w:val="en-US"/>
+        </w:rPr>
+        <w:t>,</w:t>
+      </w:r>
+    </w:p>
+    <w:p>
+      <w:pPr>
+        <w:shd w:val="clear" w:color="auto" w:fill="FFFFFE"/>
+        <w:spacing w:line="270" w:lineRule="atLeast"/>
+        <w:rPr>
+          <w:rFonts w:ascii="Courier New" w:eastAsia="굴림" w:hAnsi="Courier New" w:cs="Courier New"/>
+          <w:color w:val="000000"/>
+          <w:sz w:val="18"/>
+          <w:szCs w:val="18"/>
+          <w:lang w:val="en-US"/>
+        </w:rPr>
+      </w:pPr>
+      <w:r>
+        <w:rPr>
+          <w:rFonts w:ascii="Courier New" w:eastAsia="굴림" w:hAnsi="Courier New" w:cs="Courier New"/>
+          <w:color w:val="000000"/>
+          <w:sz w:val="18"/>
+          <w:szCs w:val="18"/>
+          <w:lang w:val="en-US"/>
+        </w:rPr>
+        <w:t>   </w:t>
+      </w:r>
+      <w:r>
+        <w:rPr>
+          <w:rFonts w:ascii="Courier New" w:eastAsia="굴림" w:hAnsi="Courier New" w:cs="Courier New"/>
+          <w:color w:val="A31515"/>
+          <w:sz w:val="18"/>
+          <w:szCs w:val="18"/>
+          <w:lang w:val="en-US"/>
+        </w:rPr>
+        <w:t>"</w:t>
+      </w:r>
+      <w:proofErr w:type="spellStart"/>
+      <w:r>
+        <w:rPr>
+          <w:rFonts w:ascii="Courier New" w:eastAsia="굴림" w:hAnsi="Courier New" w:cs="Courier New"/>
+          <w:color w:val="A31515"/>
+          <w:sz w:val="18"/>
+          <w:szCs w:val="18"/>
+          <w:lang w:val="en-US"/>
+        </w:rPr>
+        <w:t>password</w:t>
+      </w:r>
+      <w:proofErr w:type="spellEnd"/>
+      <w:r>
+        <w:rPr>
+          <w:rFonts w:ascii="Courier New" w:eastAsia="굴림" w:hAnsi="Courier New" w:cs="Courier New"/>
+          <w:color w:val="A31515"/>
+          <w:sz w:val="18"/>
+          <w:szCs w:val="18"/>
+          <w:lang w:val="en-US"/>
+        </w:rPr>
+        <w:t>"</w:t>
+      </w:r>
+      <w:r>
+        <w:rPr>
+          <w:rFonts w:ascii="Courier New" w:eastAsia="굴림" w:hAnsi="Courier New" w:cs="Courier New"/>
+          <w:color w:val="000000"/>
+          <w:sz w:val="18"/>
+          <w:szCs w:val="18"/>
+          <w:lang w:val="en-US"/>
+        </w:rPr>
+        <w:t>:</w:t>
+      </w:r>
+      <w:r>
+        <w:rPr>
+          <w:rFonts w:ascii="Courier New" w:eastAsia="굴림" w:hAnsi="Courier New" w:cs="Courier New" w:hint="eastAsia"/>
+          <w:color w:val="000000"/>
+          <w:sz w:val="18"/>
+          <w:szCs w:val="18"/>
+          <w:lang w:val="en-US"/>
+        </w:rPr>
+        <w:t xml:space="preserve"> </w:t>
+      </w:r>
+      <w:r>
+        <w:rPr>
+          <w:rFonts w:ascii="Courier New" w:eastAsia="굴림" w:hAnsi="Courier New" w:cs="Courier New"/>
+          <w:color w:val="0451A5"/>
+          <w:sz w:val="18"/>
+          <w:szCs w:val="18"/>
+          <w:lang w:val="en-US"/>
+        </w:rPr>
+        <w:t>"pwd</w:t>
+      </w:r>
+      <w:r>
+        <w:rPr>
+          <w:rFonts w:ascii="Courier New" w:eastAsia="굴림" w:hAnsi="Courier New" w:cs="Courier New" w:hint="eastAsia"/>
+          <w:color w:val="0451A5"/>
+          <w:sz w:val="18"/>
+          <w:szCs w:val="18"/>
+          <w:lang w:val="en-US"/>
+        </w:rPr>
+        <w:t>2</w:t>
+      </w:r>
+      <w:r>
+        <w:rPr>
+          <w:rFonts w:ascii="Courier New" w:eastAsia="굴림" w:hAnsi="Courier New" w:cs="Courier New"/>
+          <w:color w:val="0451A5"/>
+          <w:sz w:val="18"/>
+          <w:szCs w:val="18"/>
+          <w:lang w:val="en-US"/>
+        </w:rPr>
+        <w:t>"</w:t>
+      </w:r>
+    </w:p>
+    <w:p>
+      <w:pPr>
+        <w:rPr>
+          <w:rFonts w:ascii="Courier New" w:eastAsia="굴림" w:hAnsi="Courier New" w:cs="Courier New"/>
+          <w:color w:val="000000"/>
+          <w:sz w:val="18"/>
+          <w:szCs w:val="18"/>
+          <w:lang w:val="en-US"/>
+        </w:rPr>
+      </w:pPr>
+      <w:r>
+        <w:rPr>
+          <w:rFonts w:ascii="Courier New" w:eastAsia="굴림" w:hAnsi="Courier New" w:cs="Courier New"/>
+          <w:color w:val="000000"/>
+          <w:sz w:val="18"/>
+          <w:szCs w:val="18"/>
+          <w:lang w:val="en-US"/>
+        </w:rPr>
+        <w:t>}</w:t>
+      </w:r>
+    </w:p>
+    <w:p>
+      <w:pPr>
+        <w:rPr>
+          <w:sz w:val="20"/>
+          <w:szCs w:val="20"/>
+        </w:rPr>
+      </w:pPr>
+    </w:p>
+    <w:p>
+      <w:pPr>
+        <w:widowControl w:val="0"/>
+        <w:spacing w:line="259" w:lineRule="auto"/>
+        <w:jc w:val="both"/>
+        <w:rPr>
+          <w:rFonts w:ascii="맑은 고딕" w:eastAsia="맑은 고딕" w:hAnsi="맑은 고딕" w:cs="맑은 고딕"/>
+          <w:sz w:val="20"/>
+          <w:szCs w:val="20"/>
+        </w:rPr>
+      </w:pPr>
+      <w:r>
+        <w:rPr>
+          <w:noProof/>
+          <w:lang w:val="en-US"/>
+        </w:rPr>
+        <w:drawing>
+          <wp:inline distT="0" distB="0" distL="0" distR="0" wp14:anchorId="01EAE6F4" wp14:editId="3ED73E7C">
+            <wp:extent cx="5733415" cy="3053080"/>
+            <wp:effectExtent l="0" t="0" r="635" b="0"/>
+            <wp:docPr id="9" name="그림 9"/>
+            <wp:cNvGraphicFramePr>
+              <a:graphicFrameLocks xmlns:a="http://schemas.openxmlformats.org/drawingml/2006/main" noChangeAspect="1"/>
+            </wp:cNvGraphicFramePr>
+            <a:graphic xmlns:a="http://schemas.openxmlformats.org/drawingml/2006/main">
+              <a:graphicData uri="http://schemas.openxmlformats.org/drawingml/2006/picture">
+                <pic:pic xmlns:pic="http://schemas.openxmlformats.org/drawingml/2006/picture">
+                  <pic:nvPicPr>
+                    <pic:cNvPr id="1" name=""/>
+                    <pic:cNvPicPr/>
+                  </pic:nvPicPr>
+                  <pic:blipFill>
+                    <a:blip r:embed="rId25"/>
+                    <a:stretch>
+                      <a:fillRect/>
+                    </a:stretch>
+                  </pic:blipFill>
+                  <pic:spPr>
+                    <a:xfrm>
+                      <a:off x="0" y="0"/>
                       <a:ext cx="5733415" cy="3053080"/>
                     </a:xfrm>
                     <a:prstGeom prst="rect">
@@ -17938,7 +17762,7 @@
           <w:szCs w:val="16"/>
         </w:rPr>
       </w:pPr>
-      <w:hyperlink r:id="rId24" w:history="1">
+      <w:hyperlink r:id="rId26" w:history="1">
         <w:r>
           <w:rPr>
             <w:rStyle w:val="a5"/>
@@ -17964,13 +17788,41 @@
           <w:lang w:val="en-US"/>
         </w:rPr>
       </w:pPr>
-      <w:r>
-        <w:rPr>
-          <w:rFonts w:ascii="D2Coding" w:eastAsia="D2Coding" w:hAnsi="Consolas" w:cs="Consolas"/>
-          <w:sz w:val="17"/>
-          <w:lang w:val="en-US"/>
-        </w:rPr>
-        <w:t xml:space="preserve">public class </w:t>
+      <w:proofErr w:type="spellStart"/>
+      <w:r>
+        <w:rPr>
+          <w:rFonts w:ascii="D2Coding" w:eastAsia="D2Coding" w:hAnsi="Consolas" w:cs="Consolas"/>
+          <w:sz w:val="17"/>
+          <w:lang w:val="en-US"/>
+        </w:rPr>
+        <w:t>public</w:t>
+      </w:r>
+      <w:proofErr w:type="spellEnd"/>
+      <w:r>
+        <w:rPr>
+          <w:rFonts w:ascii="D2Coding" w:eastAsia="D2Coding" w:hAnsi="Consolas" w:cs="Consolas"/>
+          <w:sz w:val="17"/>
+          <w:lang w:val="en-US"/>
+        </w:rPr>
+        <w:t xml:space="preserve"> </w:t>
+      </w:r>
+      <w:proofErr w:type="spellStart"/>
+      <w:r>
+        <w:rPr>
+          <w:rFonts w:ascii="D2Coding" w:eastAsia="D2Coding" w:hAnsi="Consolas" w:cs="Consolas"/>
+          <w:sz w:val="17"/>
+          <w:lang w:val="en-US"/>
+        </w:rPr>
+        <w:t>class</w:t>
+      </w:r>
+      <w:proofErr w:type="spellEnd"/>
+      <w:r>
+        <w:rPr>
+          <w:rFonts w:ascii="D2Coding" w:eastAsia="D2Coding" w:hAnsi="Consolas" w:cs="Consolas"/>
+          <w:sz w:val="17"/>
+          <w:lang w:val="en-US"/>
+        </w:rPr>
+        <w:t xml:space="preserve"> </w:t>
       </w:r>
       <w:proofErr w:type="spellStart"/>
       <w:r>
@@ -18012,7 +17864,43 @@
           <w:sz w:val="17"/>
           <w:lang w:val="en-US"/>
         </w:rPr>
-        <w:t xml:space="preserve">    private final </w:t>
+        <w:t xml:space="preserve">    </w:t>
+      </w:r>
+      <w:proofErr w:type="spellStart"/>
+      <w:r>
+        <w:rPr>
+          <w:rFonts w:ascii="D2Coding" w:eastAsia="D2Coding" w:hAnsi="Consolas" w:cs="Consolas"/>
+          <w:sz w:val="17"/>
+          <w:lang w:val="en-US"/>
+        </w:rPr>
+        <w:t>private</w:t>
+      </w:r>
+      <w:proofErr w:type="spellEnd"/>
+      <w:r>
+        <w:rPr>
+          <w:rFonts w:ascii="D2Coding" w:eastAsia="D2Coding" w:hAnsi="Consolas" w:cs="Consolas"/>
+          <w:sz w:val="17"/>
+          <w:lang w:val="en-US"/>
+        </w:rPr>
+        <w:t xml:space="preserve"> </w:t>
+      </w:r>
+      <w:proofErr w:type="spellStart"/>
+      <w:r>
+        <w:rPr>
+          <w:rFonts w:ascii="D2Coding" w:eastAsia="D2Coding" w:hAnsi="Consolas" w:cs="Consolas"/>
+          <w:sz w:val="17"/>
+          <w:lang w:val="en-US"/>
+        </w:rPr>
+        <w:t>final</w:t>
+      </w:r>
+      <w:proofErr w:type="spellEnd"/>
+      <w:r>
+        <w:rPr>
+          <w:rFonts w:ascii="D2Coding" w:eastAsia="D2Coding" w:hAnsi="Consolas" w:cs="Consolas"/>
+          <w:sz w:val="17"/>
+          <w:lang w:val="en-US"/>
+        </w:rPr>
+        <w:t xml:space="preserve"> </w:t>
       </w:r>
       <w:proofErr w:type="spellStart"/>
       <w:r>
@@ -18361,7 +18249,25 @@
           <w:sz w:val="17"/>
           <w:lang w:val="en-US"/>
         </w:rPr>
-        <w:t xml:space="preserve">(session -&gt; </w:t>
+        <w:t>(</w:t>
+      </w:r>
+      <w:proofErr w:type="spellStart"/>
+      <w:r>
+        <w:rPr>
+          <w:rFonts w:ascii="D2Coding" w:eastAsia="D2Coding" w:hAnsi="Consolas" w:cs="Consolas"/>
+          <w:sz w:val="17"/>
+          <w:lang w:val="en-US"/>
+        </w:rPr>
+        <w:t>session</w:t>
+      </w:r>
+      <w:proofErr w:type="spellEnd"/>
+      <w:r>
+        <w:rPr>
+          <w:rFonts w:ascii="D2Coding" w:eastAsia="D2Coding" w:hAnsi="Consolas" w:cs="Consolas"/>
+          <w:sz w:val="17"/>
+          <w:lang w:val="en-US"/>
+        </w:rPr>
+        <w:t xml:space="preserve"> -&gt; </w:t>
       </w:r>
       <w:proofErr w:type="spellStart"/>
       <w:r>
@@ -18522,23 +18428,13 @@
         </w:rPr>
         <w:t xml:space="preserve">  </w:t>
       </w:r>
-      <w:proofErr w:type="gramStart"/>
-      <w:r>
-        <w:rPr>
-          <w:rFonts w:ascii="D2Coding" w:eastAsia="D2Coding" w:hAnsi="Consolas" w:cs="Consolas"/>
-          <w:sz w:val="17"/>
-          <w:lang w:val="en-US"/>
-        </w:rPr>
-        <w:t>build</w:t>
-      </w:r>
-      <w:proofErr w:type="gramEnd"/>
-      <w:r>
-        <w:rPr>
-          <w:rFonts w:ascii="D2Coding" w:eastAsia="D2Coding" w:hAnsi="Consolas" w:cs="Consolas"/>
-          <w:sz w:val="17"/>
-          <w:lang w:val="en-US"/>
-        </w:rPr>
-        <w:t>();</w:t>
+      <w:r>
+        <w:rPr>
+          <w:rFonts w:ascii="D2Coding" w:eastAsia="D2Coding" w:hAnsi="Consolas" w:cs="Consolas"/>
+          <w:sz w:val="17"/>
+          <w:lang w:val="en-US"/>
+        </w:rPr>
+        <w:t>build();</w:t>
       </w:r>
     </w:p>
     <w:p>
@@ -18731,6 +18627,7 @@
                 <w:rFonts w:ascii="맑은 고딕" w:eastAsia="맑은 고딕" w:hAnsi="맑은 고딕" w:cs="맑은 고딕"/>
                 <w:sz w:val="18"/>
               </w:rPr>
+              <w:lastRenderedPageBreak/>
               <w:t>NEVER</w:t>
             </w:r>
           </w:p>
@@ -18974,7 +18871,7 @@
                     <pic:cNvPicPr preferRelativeResize="0"/>
                   </pic:nvPicPr>
                   <pic:blipFill>
-                    <a:blip r:embed="rId25"/>
+                    <a:blip r:embed="rId27"/>
                     <a:srcRect/>
                     <a:stretch>
                       <a:fillRect/>
@@ -19090,7 +18987,7 @@
                     <pic:cNvPicPr preferRelativeResize="0"/>
                   </pic:nvPicPr>
                   <pic:blipFill>
-                    <a:blip r:embed="rId26"/>
+                    <a:blip r:embed="rId28"/>
                     <a:srcRect/>
                     <a:stretch>
                       <a:fillRect/>
@@ -19528,6 +19425,7 @@
           <w:rFonts w:ascii="D2Coding" w:eastAsia="D2Coding" w:hAnsi="Consolas" w:cs="Consolas"/>
           <w:sz w:val="17"/>
         </w:rPr>
+        <w:lastRenderedPageBreak/>
         <w:t xml:space="preserve">    @PreAuthorize("hasAuthority('ROLE_ADMIN')")                // 메서드 설정이 우선한다</w:t>
       </w:r>
     </w:p>
@@ -19621,7 +19519,6 @@
                 <w:b/>
                 <w:sz w:val="18"/>
               </w:rPr>
-              <w:lastRenderedPageBreak/>
               <w:t>대상</w:t>
             </w:r>
           </w:p>
@@ -20001,7 +19898,7 @@
           <w:shd w:val="clear" w:color="auto" w:fill="FFFFFF"/>
         </w:rPr>
       </w:pPr>
-      <w:hyperlink r:id="rId27" w:history="1">
+      <w:hyperlink r:id="rId29" w:history="1">
         <w:r>
           <w:rPr>
             <w:rStyle w:val="a5"/>
@@ -20249,7 +20146,7 @@
                     <pic:cNvPicPr/>
                   </pic:nvPicPr>
                   <pic:blipFill>
-                    <a:blip r:embed="rId28"/>
+                    <a:blip r:embed="rId30"/>
                     <a:stretch>
                       <a:fillRect/>
                     </a:stretch>
@@ -20272,7 +20169,6 @@
     </w:p>
     <w:p>
       <w:pPr>
-        <w:spacing w:before="20" w:after="20" w:line="264" w:lineRule="auto"/>
         <w:rPr>
           <w:rFonts w:ascii="맑은 고딕" w:eastAsia="맑은 고딕" w:hAnsi="맑은 고딕" w:cs="맑은 고딕"/>
           <w:color w:val="595959"/>
@@ -20287,6 +20183,27 @@
           <w:sz w:val="20"/>
           <w:szCs w:val="20"/>
         </w:rPr>
+        <w:br w:type="page"/>
+      </w:r>
+    </w:p>
+    <w:p>
+      <w:pPr>
+        <w:spacing w:before="20" w:after="20" w:line="264" w:lineRule="auto"/>
+        <w:rPr>
+          <w:rFonts w:ascii="맑은 고딕" w:eastAsia="맑은 고딕" w:hAnsi="맑은 고딕" w:cs="맑은 고딕"/>
+          <w:color w:val="595959"/>
+          <w:sz w:val="20"/>
+          <w:szCs w:val="20"/>
+        </w:rPr>
+      </w:pPr>
+      <w:r>
+        <w:rPr>
+          <w:rFonts w:ascii="맑은 고딕" w:eastAsia="맑은 고딕" w:hAnsi="맑은 고딕" w:cs="맑은 고딕"/>
+          <w:color w:val="595959"/>
+          <w:sz w:val="20"/>
+          <w:szCs w:val="20"/>
+        </w:rPr>
+        <w:lastRenderedPageBreak/>
         <w:t xml:space="preserve">▲ </w:t>
       </w:r>
       <w:proofErr w:type="spellStart"/>
@@ -20404,7 +20321,7 @@
                     <pic:cNvPicPr/>
                   </pic:nvPicPr>
                   <pic:blipFill>
-                    <a:blip r:embed="rId29"/>
+                    <a:blip r:embed="rId31"/>
                     <a:stretch>
                       <a:fillRect/>
                     </a:stretch>
@@ -20540,16 +20457,57 @@
     <w:p>
       <w:pPr>
         <w:spacing w:before="260" w:after="80" w:line="264" w:lineRule="auto"/>
-      </w:pPr>
-      <w:r>
         <w:rPr>
           <w:rFonts w:ascii="맑은 고딕" w:eastAsia="맑은 고딕" w:hAnsi="맑은 고딕" w:cs="맑은 고딕"/>
           <w:b/>
           <w:color w:val="2E5496"/>
         </w:rPr>
-        <w:lastRenderedPageBreak/>
-        <w:t>Step 10. 인증·인가 실패 응답 정리</w:t>
-      </w:r>
+      </w:pPr>
+      <w:r>
+        <w:rPr>
+          <w:rFonts w:ascii="맑은 고딕" w:eastAsia="맑은 고딕" w:hAnsi="맑은 고딕" w:cs="맑은 고딕"/>
+          <w:b/>
+          <w:color w:val="2E5496"/>
+        </w:rPr>
+        <w:t xml:space="preserve">Step 10. </w:t>
+      </w:r>
+      <w:proofErr w:type="spellStart"/>
+      <w:r>
+        <w:rPr>
+          <w:rFonts w:ascii="맑은 고딕" w:eastAsia="맑은 고딕" w:hAnsi="맑은 고딕" w:cs="맑은 고딕"/>
+          <w:b/>
+          <w:color w:val="2E5496"/>
+        </w:rPr>
+        <w:t>인증·인가</w:t>
+      </w:r>
+      <w:proofErr w:type="spellEnd"/>
+      <w:r>
+        <w:rPr>
+          <w:rFonts w:ascii="맑은 고딕" w:eastAsia="맑은 고딕" w:hAnsi="맑은 고딕" w:cs="맑은 고딕"/>
+          <w:b/>
+          <w:color w:val="2E5496"/>
+        </w:rPr>
+        <w:t xml:space="preserve"> 실패 응답 정리</w:t>
+      </w:r>
+    </w:p>
+    <w:p>
+      <w:pPr>
+        <w:spacing w:before="260" w:after="80" w:line="264" w:lineRule="auto"/>
+        <w:rPr>
+          <w:sz w:val="16"/>
+          <w:szCs w:val="16"/>
+        </w:rPr>
+      </w:pPr>
+      <w:hyperlink r:id="rId32" w:history="1">
+        <w:r>
+          <w:rPr>
+            <w:rStyle w:val="a5"/>
+            <w:sz w:val="16"/>
+            <w:szCs w:val="16"/>
+          </w:rPr>
+          <w:t>https://github.com/vega2k8s/MySpringBootProject/blob/student1toN_Paging_JWT/src/main/java/com/basic/myspringboot/exception/advice/DefaultExceptionAdvice.java</w:t>
+        </w:r>
+      </w:hyperlink>
     </w:p>
     <w:p>
       <w:pPr>
@@ -20560,7 +20518,23 @@
           <w:rFonts w:ascii="맑은 고딕" w:eastAsia="맑은 고딕" w:hAnsi="맑은 고딕" w:cs="맑은 고딕"/>
           <w:sz w:val="20"/>
         </w:rPr>
-        <w:t xml:space="preserve">기본 설정으로는 토큰이 없을 때 로그인 페이지로 리다이렉트( 302 )되고, 권한 부족은 500 으로 나간다. REST API 답게 </w:t>
+        <w:t>기본 설정으로는 토큰이 없을 때 로그인 페이지로 리다이렉트</w:t>
+      </w:r>
+      <w:proofErr w:type="gramStart"/>
+      <w:r>
+        <w:rPr>
+          <w:rFonts w:ascii="맑은 고딕" w:eastAsia="맑은 고딕" w:hAnsi="맑은 고딕" w:cs="맑은 고딕"/>
+          <w:sz w:val="20"/>
+        </w:rPr>
+        <w:t>( 302</w:t>
+      </w:r>
+      <w:proofErr w:type="gramEnd"/>
+      <w:r>
+        <w:rPr>
+          <w:rFonts w:ascii="맑은 고딕" w:eastAsia="맑은 고딕" w:hAnsi="맑은 고딕" w:cs="맑은 고딕"/>
+          <w:sz w:val="20"/>
+        </w:rPr>
+        <w:t xml:space="preserve"> )되고, 권한 부족은 500 으로 나간다. REST API 답게 </w:t>
       </w:r>
       <w:r>
         <w:rPr>
@@ -21323,6 +21297,7 @@
           <w:rFonts w:ascii="D2Coding" w:eastAsia="D2Coding" w:hAnsi="Consolas" w:cs="Consolas"/>
           <w:sz w:val="17"/>
         </w:rPr>
+        <w:lastRenderedPageBreak/>
         <w:t>}</w:t>
       </w:r>
     </w:p>
@@ -21727,12 +21702,22 @@
           <w:sz w:val="17"/>
           <w:lang w:val="en-US"/>
         </w:rPr>
-        <w:t xml:space="preserve">        @</w:t>
-      </w:r>
-      <w:proofErr w:type="spellStart"/>
-      <w:r>
-        <w:rPr>
-          <w:rFonts w:ascii="D2Coding" w:eastAsia="D2Coding" w:hAnsi="Consolas" w:cs="Consolas"/>
+        <w:t xml:space="preserve">        </w:t>
+      </w:r>
+      <w:r>
+        <w:rPr>
+          <w:rFonts w:ascii="D2Coding" w:eastAsia="D2Coding" w:hAnsi="Consolas" w:cs="Consolas"/>
+          <w:color w:val="FF0000"/>
+          <w:sz w:val="17"/>
+          <w:lang w:val="en-US"/>
+        </w:rPr>
+        <w:t>@</w:t>
+      </w:r>
+      <w:proofErr w:type="spellStart"/>
+      <w:r>
+        <w:rPr>
+          <w:rFonts w:ascii="D2Coding" w:eastAsia="D2Coding" w:hAnsi="Consolas" w:cs="Consolas"/>
+          <w:color w:val="FF0000"/>
           <w:sz w:val="17"/>
           <w:lang w:val="en-US"/>
         </w:rPr>
@@ -21742,6 +21727,7 @@
       <w:r>
         <w:rPr>
           <w:rFonts w:ascii="D2Coding" w:eastAsia="D2Coding" w:hAnsi="Consolas" w:cs="Consolas"/>
+          <w:color w:val="FF0000"/>
           <w:sz w:val="17"/>
           <w:lang w:val="en-US"/>
         </w:rPr>
@@ -21751,6 +21737,7 @@
       <w:r>
         <w:rPr>
           <w:rFonts w:ascii="D2Coding" w:eastAsia="D2Coding" w:hAnsi="Consolas" w:cs="Consolas"/>
+          <w:color w:val="FF0000"/>
           <w:sz w:val="17"/>
           <w:lang w:val="en-US"/>
         </w:rPr>
@@ -21760,6 +21747,7 @@
       <w:r>
         <w:rPr>
           <w:rFonts w:ascii="D2Coding" w:eastAsia="D2Coding" w:hAnsi="Consolas" w:cs="Consolas"/>
+          <w:color w:val="FF0000"/>
           <w:sz w:val="17"/>
           <w:lang w:val="en-US"/>
         </w:rPr>
@@ -21769,6 +21757,7 @@
       <w:r>
         <w:rPr>
           <w:rFonts w:ascii="D2Coding" w:eastAsia="D2Coding" w:hAnsi="Consolas" w:cs="Consolas"/>
+          <w:color w:val="FF0000"/>
           <w:sz w:val="17"/>
           <w:lang w:val="en-US"/>
         </w:rPr>
@@ -21778,15 +21767,25 @@
       <w:r>
         <w:rPr>
           <w:rFonts w:ascii="D2Coding" w:eastAsia="D2Coding" w:hAnsi="Consolas" w:cs="Consolas"/>
-          <w:sz w:val="17"/>
-          <w:lang w:val="en-US"/>
-        </w:rPr>
-        <w:t xml:space="preserve">") </w:t>
-      </w:r>
-      <w:proofErr w:type="spellStart"/>
-      <w:r>
-        <w:rPr>
-          <w:rFonts w:ascii="D2Coding" w:eastAsia="D2Coding" w:hAnsi="Consolas" w:cs="Consolas"/>
+          <w:color w:val="FF0000"/>
+          <w:sz w:val="17"/>
+          <w:lang w:val="en-US"/>
+        </w:rPr>
+        <w:t>"</w:t>
+      </w:r>
+      <w:r>
+        <w:rPr>
+          <w:rFonts w:ascii="D2Coding" w:eastAsia="D2Coding" w:hAnsi="Consolas" w:cs="Consolas"/>
+          <w:sz w:val="17"/>
+          <w:lang w:val="en-US"/>
+        </w:rPr>
+        <w:t xml:space="preserve">) </w:t>
+      </w:r>
+      <w:proofErr w:type="spellStart"/>
+      <w:r>
+        <w:rPr>
+          <w:rFonts w:ascii="D2Coding" w:eastAsia="D2Coding" w:hAnsi="Consolas" w:cs="Consolas"/>
+          <w:color w:val="FF0000"/>
           <w:sz w:val="17"/>
           <w:lang w:val="en-US"/>
         </w:rPr>
@@ -21796,6 +21795,7 @@
       <w:r>
         <w:rPr>
           <w:rFonts w:ascii="D2Coding" w:eastAsia="D2Coding" w:hAnsi="Consolas" w:cs="Consolas"/>
+          <w:color w:val="FF0000"/>
           <w:sz w:val="17"/>
           <w:lang w:val="en-US"/>
         </w:rPr>
@@ -21805,6 +21805,7 @@
       <w:r>
         <w:rPr>
           <w:rFonts w:ascii="D2Coding" w:eastAsia="D2Coding" w:hAnsi="Consolas" w:cs="Consolas"/>
+          <w:color w:val="FF0000"/>
           <w:sz w:val="17"/>
           <w:lang w:val="en-US"/>
         </w:rPr>
@@ -22391,7 +22392,22 @@
           <w:rFonts w:ascii="D2Coding" w:eastAsia="D2Coding" w:hAnsi="Consolas" w:cs="Consolas"/>
           <w:sz w:val="17"/>
         </w:rPr>
-        <w:t xml:space="preserve">        .userInfo(currentUser)        // 등록한 사용자</w:t>
+        <w:t xml:space="preserve">        </w:t>
+      </w:r>
+      <w:r>
+        <w:rPr>
+          <w:rFonts w:ascii="D2Coding" w:eastAsia="D2Coding" w:hAnsi="Consolas" w:cs="Consolas"/>
+          <w:color w:val="FF0000"/>
+          <w:sz w:val="17"/>
+        </w:rPr>
+        <w:t>.userInfo(currentUser)</w:t>
+      </w:r>
+      <w:r>
+        <w:rPr>
+          <w:rFonts w:ascii="D2Coding" w:eastAsia="D2Coding" w:hAnsi="Consolas" w:cs="Consolas"/>
+          <w:sz w:val="17"/>
+        </w:rPr>
+        <w:t xml:space="preserve">        // 등록한 사용자</w:t>
       </w:r>
     </w:p>
     <w:p>
@@ -22409,7 +22425,6 @@
           <w:rFonts w:ascii="D2Coding" w:eastAsia="D2Coding" w:hAnsi="Consolas" w:cs="Consolas"/>
           <w:sz w:val="17"/>
         </w:rPr>
-        <w:lastRenderedPageBreak/>
         <w:t xml:space="preserve">        .build();</w:t>
       </w:r>
     </w:p>
@@ -22730,6 +22745,10 @@
     <w:p>
       <w:pPr>
         <w:spacing w:before="40" w:after="40" w:line="264" w:lineRule="auto"/>
+        <w:rPr>
+          <w:rFonts w:ascii="맑은 고딕" w:eastAsia="맑은 고딕" w:hAnsi="맑은 고딕" w:cs="맑은 고딕"/>
+          <w:sz w:val="20"/>
+        </w:rPr>
       </w:pPr>
       <w:r>
         <w:rPr>
@@ -22774,16 +22793,81 @@
           <w:b/>
           <w:sz w:val="20"/>
         </w:rPr>
-        <w:t>애노테이션에 애노테이션을 붙여( 메타 애노테이션 )</w:t>
-      </w:r>
-      <w:r>
-        <w:rPr>
-          <w:rFonts w:ascii="맑은 고딕" w:eastAsia="맑은 고딕" w:hAnsi="맑은 고딕" w:cs="맑은 고딕"/>
+        <w:t>애노테이션에 애노테이션을 붙여</w:t>
+      </w:r>
+      <w:proofErr w:type="gramStart"/>
+      <w:r>
+        <w:rPr>
+          <w:rFonts w:ascii="맑은 고딕" w:eastAsia="맑은 고딕" w:hAnsi="맑은 고딕" w:cs="맑은 고딕"/>
+          <w:b/>
           <w:sz w:val="20"/>
         </w:rPr>
+        <w:t>( 메타</w:t>
+      </w:r>
+      <w:proofErr w:type="gramEnd"/>
+      <w:r>
+        <w:rPr>
+          <w:rFonts w:ascii="맑은 고딕" w:eastAsia="맑은 고딕" w:hAnsi="맑은 고딕" w:cs="맑은 고딕"/>
+          <w:b/>
+          <w:sz w:val="20"/>
+        </w:rPr>
+        <w:t xml:space="preserve"> 애노테이션 )</w:t>
+      </w:r>
+      <w:r>
+        <w:rPr>
+          <w:rFonts w:ascii="맑은 고딕" w:eastAsia="맑은 고딕" w:hAnsi="맑은 고딕" w:cs="맑은 고딕"/>
+          <w:sz w:val="20"/>
+        </w:rPr>
         <w:t xml:space="preserve"> 한 번만 정의해 두고 재사용한다.</w:t>
       </w:r>
     </w:p>
+    <w:bookmarkStart w:id="0" w:name="_GoBack"/>
+    <w:p>
+      <w:pPr>
+        <w:spacing w:before="40" w:after="40" w:line="264" w:lineRule="auto"/>
+        <w:rPr>
+          <w:sz w:val="16"/>
+          <w:szCs w:val="16"/>
+        </w:rPr>
+      </w:pPr>
+      <w:r>
+        <w:rPr>
+          <w:sz w:val="16"/>
+          <w:szCs w:val="16"/>
+        </w:rPr>
+        <w:fldChar w:fldCharType="begin"/>
+      </w:r>
+      <w:r>
+        <w:rPr>
+          <w:sz w:val="16"/>
+          <w:szCs w:val="16"/>
+        </w:rPr>
+        <w:instrText xml:space="preserve"> HYPERLINK "https://github.com/vega2k8s/MySpringBootProject/blob/student1toN_Paging_JWT/src/main/java/com/basic/myspringboot/security/annotation/CurrentUser.java" </w:instrText>
+      </w:r>
+      <w:r>
+        <w:rPr>
+          <w:sz w:val="16"/>
+          <w:szCs w:val="16"/>
+        </w:rPr>
+        <w:fldChar w:fldCharType="separate"/>
+      </w:r>
+      <w:r>
+        <w:rPr>
+          <w:rStyle w:val="a5"/>
+          <w:sz w:val="16"/>
+          <w:szCs w:val="16"/>
+        </w:rPr>
+        <w:t>https://github.com/vega2k8s/MySpringBootProject/blob/student1toN_Paging_JWT/src/main/java/com/basic/myspringboot/security/annotation/CurrentUser.java</w:t>
+      </w:r>
+      <w:r>
+        <w:rPr>
+          <w:sz w:val="16"/>
+          <w:szCs w:val="16"/>
+        </w:rPr>
+        <w:fldChar w:fldCharType="end"/>
+      </w:r>
+      <w:bookmarkEnd w:id="0"/>
+    </w:p>
     <w:p>
       <w:pPr>
         <w:pBdr>
@@ -22799,7 +22883,39 @@
           <w:rFonts w:ascii="D2Coding" w:eastAsia="D2Coding" w:hAnsi="Consolas" w:cs="Consolas"/>
           <w:sz w:val="17"/>
         </w:rPr>
-        <w:t>// security/annotation/CurrentUser.java</w:t>
+        <w:t xml:space="preserve">// </w:t>
+      </w:r>
+      <w:proofErr w:type="spellStart"/>
+      <w:r>
+        <w:rPr>
+          <w:rFonts w:ascii="D2Coding" w:eastAsia="D2Coding" w:hAnsi="Consolas" w:cs="Consolas"/>
+          <w:sz w:val="17"/>
+        </w:rPr>
+        <w:t>security</w:t>
+      </w:r>
+      <w:proofErr w:type="spellEnd"/>
+      <w:r>
+        <w:rPr>
+          <w:rFonts w:ascii="D2Coding" w:eastAsia="D2Coding" w:hAnsi="Consolas" w:cs="Consolas"/>
+          <w:sz w:val="17"/>
+        </w:rPr>
+        <w:t>/</w:t>
+      </w:r>
+      <w:proofErr w:type="spellStart"/>
+      <w:r>
+        <w:rPr>
+          <w:rFonts w:ascii="D2Coding" w:eastAsia="D2Coding" w:hAnsi="Consolas" w:cs="Consolas"/>
+          <w:sz w:val="17"/>
+        </w:rPr>
+        <w:t>annotation</w:t>
+      </w:r>
+      <w:proofErr w:type="spellEnd"/>
+      <w:r>
+        <w:rPr>
+          <w:rFonts w:ascii="D2Coding" w:eastAsia="D2Coding" w:hAnsi="Consolas" w:cs="Consolas"/>
+          <w:sz w:val="17"/>
+        </w:rPr>
+        <w:t>/CurrentUser.java</w:t>
       </w:r>
     </w:p>
     <w:p>
@@ -23084,6 +23200,7 @@
           <w:rFonts w:ascii="D2Coding" w:eastAsia="D2Coding" w:hAnsi="Consolas" w:cs="Consolas"/>
           <w:sz w:val="17"/>
         </w:rPr>
+        <w:lastRenderedPageBreak/>
         <w:t>// StudentController - 파라미터가 짧아진다</w:t>
       </w:r>
     </w:p>
@@ -23969,7 +24086,6 @@
           <w:rFonts w:ascii="D2Coding" w:eastAsia="D2Coding" w:hAnsi="Consolas" w:cs="Consolas"/>
           <w:sz w:val="17"/>
         </w:rPr>
-        <w:lastRenderedPageBreak/>
         <w:t># 토큰의 Payload 를 풀어 보면</w:t>
       </w:r>
     </w:p>
@@ -24470,6 +24586,7 @@
           <w:rFonts w:ascii="맑은 고딕" w:eastAsia="맑은 고딕" w:hAnsi="맑은 고딕" w:cs="맑은 고딕"/>
           <w:sz w:val="20"/>
         </w:rPr>
+        <w:lastRenderedPageBreak/>
         <w:t xml:space="preserve">• </w:t>
       </w:r>
       <w:r>
@@ -25412,7 +25529,6 @@
           <w:sz w:val="17"/>
           <w:lang w:val="en-US"/>
         </w:rPr>
-        <w:lastRenderedPageBreak/>
         <w:t xml:space="preserve">   </w:t>
       </w:r>
       <w:r>
@@ -25616,6 +25732,7 @@
           <w:sz w:val="17"/>
           <w:lang w:val="en-US"/>
         </w:rPr>
+        <w:lastRenderedPageBreak/>
         <w:t>src/main/java/com/basic/myspringboot/security/models/UserInfo.java</w:t>
       </w:r>
     </w:p>
